--- a/cv/Lee_Seunghyeon_CV_v7.docx
+++ b/cv/Lee_Seunghyeon_CV_v7.docx
@@ -9,7 +9,7 @@
       </w:pPr>
       <w:r>
         <w:rPr>
-          <w:rFonts w:ascii="Calibri" w:hAnsi="Calibri" w:cs="Calibri" w:eastAsia="Calibri"/>
+          <w:rFonts w:ascii="Arial" w:hAnsi="Arial" w:cs="Arial" w:eastAsia="Arial"/>
           <w:b/>
           <w:i w:val="0"/>
           <w:color w:val="1A1A1A"/>
@@ -19,7 +19,7 @@
       </w:r>
       <w:r>
         <w:rPr>
-          <w:rFonts w:ascii="Calibri" w:hAnsi="Calibri" w:cs="Calibri" w:eastAsia="Calibri"/>
+          <w:rFonts w:ascii="Arial" w:hAnsi="Arial" w:cs="Arial" w:eastAsia="Arial"/>
           <w:b w:val="0"/>
           <w:i w:val="0"/>
           <w:color w:val="555555"/>
@@ -29,7 +29,7 @@
       </w:r>
       <w:r>
         <w:rPr>
-          <w:rFonts w:ascii="Calibri" w:hAnsi="Calibri" w:cs="Calibri" w:eastAsia="Calibri"/>
+          <w:rFonts w:ascii="Arial" w:hAnsi="Arial" w:cs="Arial" w:eastAsia="Arial"/>
           <w:b w:val="0"/>
           <w:i w:val="0"/>
           <w:caps/>
@@ -46,7 +46,7 @@
       </w:pPr>
       <w:r>
         <w:rPr>
-          <w:rFonts w:ascii="Calibri" w:hAnsi="Calibri" w:cs="Calibri" w:eastAsia="Calibri"/>
+          <w:rFonts w:ascii="Arial" w:hAnsi="Arial" w:cs="Arial" w:eastAsia="Arial"/>
           <w:b/>
           <w:i w:val="0"/>
           <w:color w:val="1F4E3D"/>
@@ -61,7 +61,7 @@
       </w:pPr>
       <w:r>
         <w:rPr>
-          <w:rFonts w:ascii="Calibri" w:hAnsi="Calibri" w:cs="Calibri" w:eastAsia="Calibri"/>
+          <w:rFonts w:ascii="Arial" w:hAnsi="Arial" w:cs="Arial" w:eastAsia="Arial"/>
           <w:b w:val="0"/>
           <w:i w:val="0"/>
           <w:color w:val="555555"/>
@@ -80,7 +80,7 @@
       <w:hyperlink r:id="rId11">
         <w:r>
           <w:rPr>
-            <w:rFonts w:ascii="Calibri" w:hAnsi="Calibri" w:cs="Calibri" w:eastAsia="Calibri"/>
+            <w:rFonts w:ascii="Arial" w:hAnsi="Arial" w:cs="Arial" w:eastAsia="Arial"/>
             <w:sz w:val="18"/>
             <w:color w:val="555555"/>
           </w:rPr>
@@ -89,7 +89,7 @@
       </w:hyperlink>
       <w:r>
         <w:rPr>
-          <w:rFonts w:ascii="Calibri" w:hAnsi="Calibri" w:cs="Calibri" w:eastAsia="Calibri"/>
+          <w:rFonts w:ascii="Arial" w:hAnsi="Arial" w:cs="Arial" w:eastAsia="Arial"/>
           <w:b w:val="0"/>
           <w:i w:val="0"/>
           <w:color w:val="888888"/>
@@ -99,7 +99,7 @@
       </w:r>
       <w:r>
         <w:rPr>
-          <w:rFonts w:ascii="Calibri" w:hAnsi="Calibri" w:cs="Calibri" w:eastAsia="Calibri"/>
+          <w:rFonts w:ascii="Arial" w:hAnsi="Arial" w:cs="Arial" w:eastAsia="Arial"/>
           <w:b w:val="0"/>
           <w:i w:val="0"/>
           <w:color w:val="555555"/>
@@ -109,7 +109,7 @@
       </w:r>
       <w:r>
         <w:rPr>
-          <w:rFonts w:ascii="Calibri" w:hAnsi="Calibri" w:cs="Calibri" w:eastAsia="Calibri"/>
+          <w:rFonts w:ascii="Arial" w:hAnsi="Arial" w:cs="Arial" w:eastAsia="Arial"/>
           <w:b w:val="0"/>
           <w:i w:val="0"/>
           <w:color w:val="888888"/>
@@ -120,7 +120,7 @@
       <w:hyperlink r:id="rId12">
         <w:r>
           <w:rPr>
-            <w:rFonts w:ascii="Calibri" w:hAnsi="Calibri" w:cs="Calibri" w:eastAsia="Calibri"/>
+            <w:rFonts w:ascii="Arial" w:hAnsi="Arial" w:cs="Arial" w:eastAsia="Arial"/>
             <w:sz w:val="18"/>
             <w:color w:val="555555"/>
           </w:rPr>
@@ -129,7 +129,7 @@
       </w:hyperlink>
       <w:r>
         <w:rPr>
-          <w:rFonts w:ascii="Calibri" w:hAnsi="Calibri" w:cs="Calibri" w:eastAsia="Calibri"/>
+          <w:rFonts w:ascii="Arial" w:hAnsi="Arial" w:cs="Arial" w:eastAsia="Arial"/>
           <w:b w:val="0"/>
           <w:i w:val="0"/>
           <w:color w:val="888888"/>
@@ -140,7 +140,7 @@
       <w:hyperlink r:id="rId13">
         <w:r>
           <w:rPr>
-            <w:rFonts w:ascii="Calibri" w:hAnsi="Calibri" w:cs="Calibri" w:eastAsia="Calibri"/>
+            <w:rFonts w:ascii="Arial" w:hAnsi="Arial" w:cs="Arial" w:eastAsia="Arial"/>
             <w:sz w:val="18"/>
             <w:color w:val="555555"/>
           </w:rPr>
@@ -149,7 +149,7 @@
       </w:hyperlink>
       <w:r>
         <w:rPr>
-          <w:rFonts w:ascii="Calibri" w:hAnsi="Calibri" w:cs="Calibri" w:eastAsia="Calibri"/>
+          <w:rFonts w:ascii="Arial" w:hAnsi="Arial" w:cs="Arial" w:eastAsia="Arial"/>
           <w:b w:val="0"/>
           <w:i w:val="0"/>
           <w:color w:val="888888"/>
@@ -160,7 +160,7 @@
       <w:hyperlink r:id="rId14">
         <w:r>
           <w:rPr>
-            <w:rFonts w:ascii="Calibri" w:hAnsi="Calibri" w:cs="Calibri" w:eastAsia="Calibri"/>
+            <w:rFonts w:ascii="Arial" w:hAnsi="Arial" w:cs="Arial" w:eastAsia="Arial"/>
             <w:sz w:val="18"/>
             <w:color w:val="555555"/>
           </w:rPr>
@@ -177,7 +177,7 @@
       </w:pPr>
       <w:r>
         <w:rPr>
-          <w:rFonts w:ascii="Calibri" w:hAnsi="Calibri" w:cs="Calibri" w:eastAsia="Calibri"/>
+          <w:rFonts w:ascii="Arial" w:hAnsi="Arial" w:cs="Arial" w:eastAsia="Arial"/>
           <w:b/>
           <w:i w:val="0"/>
           <w:caps/>
@@ -194,7 +194,7 @@
       </w:pPr>
       <w:r>
         <w:rPr>
-          <w:rFonts w:ascii="Calibri" w:hAnsi="Calibri" w:cs="Calibri" w:eastAsia="Calibri"/>
+          <w:rFonts w:ascii="Arial" w:hAnsi="Arial" w:cs="Arial" w:eastAsia="Arial"/>
           <w:b w:val="0"/>
           <w:i w:val="0"/>
           <w:color w:val="1A1A1A"/>
@@ -212,7 +212,7 @@
       </w:pPr>
       <w:r>
         <w:rPr>
-          <w:rFonts w:ascii="Calibri" w:hAnsi="Calibri" w:cs="Calibri" w:eastAsia="Calibri"/>
+          <w:rFonts w:ascii="Arial" w:hAnsi="Arial" w:cs="Arial" w:eastAsia="Arial"/>
           <w:b/>
           <w:i w:val="0"/>
           <w:caps/>
@@ -232,7 +232,7 @@
       </w:pPr>
       <w:r>
         <w:rPr>
-          <w:rFonts w:ascii="Calibri" w:hAnsi="Calibri" w:cs="Calibri" w:eastAsia="Calibri"/>
+          <w:rFonts w:ascii="Arial" w:hAnsi="Arial" w:cs="Arial" w:eastAsia="Arial"/>
           <w:b/>
           <w:i w:val="0"/>
           <w:color w:val="1A1A1A"/>
@@ -242,7 +242,7 @@
       </w:r>
       <w:r>
         <w:rPr>
-          <w:rFonts w:ascii="Calibri" w:hAnsi="Calibri" w:cs="Calibri" w:eastAsia="Calibri"/>
+          <w:rFonts w:ascii="Arial" w:hAnsi="Arial" w:cs="Arial" w:eastAsia="Arial"/>
           <w:b w:val="0"/>
           <w:i w:val="0"/>
           <w:color w:val="555555"/>
@@ -255,7 +255,7 @@
     <w:p>
       <w:r>
         <w:rPr>
-          <w:rFonts w:ascii="Calibri" w:hAnsi="Calibri" w:cs="Calibri" w:eastAsia="Calibri"/>
+          <w:rFonts w:ascii="Arial" w:hAnsi="Arial" w:cs="Arial" w:eastAsia="Arial"/>
           <w:b w:val="0"/>
           <w:i/>
           <w:color w:val="555555"/>
@@ -272,7 +272,7 @@
       </w:pPr>
       <w:r>
         <w:rPr>
-          <w:rFonts w:ascii="Calibri" w:hAnsi="Calibri" w:cs="Calibri" w:eastAsia="Calibri"/>
+          <w:rFonts w:ascii="Arial" w:hAnsi="Arial" w:cs="Arial" w:eastAsia="Arial"/>
           <w:b w:val="0"/>
           <w:i w:val="0"/>
           <w:color w:val="1A1A1A"/>
@@ -289,7 +289,7 @@
       </w:pPr>
       <w:r>
         <w:rPr>
-          <w:rFonts w:ascii="Calibri" w:hAnsi="Calibri" w:cs="Calibri" w:eastAsia="Calibri"/>
+          <w:rFonts w:ascii="Arial" w:hAnsi="Arial" w:cs="Arial" w:eastAsia="Arial"/>
           <w:b w:val="0"/>
           <w:i w:val="0"/>
           <w:color w:val="1A1A1A"/>
@@ -307,7 +307,7 @@
       </w:pPr>
       <w:r>
         <w:rPr>
-          <w:rFonts w:ascii="Calibri" w:hAnsi="Calibri" w:cs="Calibri" w:eastAsia="Calibri"/>
+          <w:rFonts w:ascii="Arial" w:hAnsi="Arial" w:cs="Arial" w:eastAsia="Arial"/>
           <w:b/>
           <w:i w:val="0"/>
           <w:color w:val="1A1A1A"/>
@@ -317,7 +317,7 @@
       </w:r>
       <w:r>
         <w:rPr>
-          <w:rFonts w:ascii="Calibri" w:hAnsi="Calibri" w:cs="Calibri" w:eastAsia="Calibri"/>
+          <w:rFonts w:ascii="Arial" w:hAnsi="Arial" w:cs="Arial" w:eastAsia="Arial"/>
           <w:b w:val="0"/>
           <w:i w:val="0"/>
           <w:color w:val="555555"/>
@@ -330,7 +330,7 @@
     <w:p>
       <w:r>
         <w:rPr>
-          <w:rFonts w:ascii="Calibri" w:hAnsi="Calibri" w:cs="Calibri" w:eastAsia="Calibri"/>
+          <w:rFonts w:ascii="Arial" w:hAnsi="Arial" w:cs="Arial" w:eastAsia="Arial"/>
           <w:b w:val="0"/>
           <w:i/>
           <w:color w:val="555555"/>
@@ -347,7 +347,7 @@
       </w:pPr>
       <w:r>
         <w:rPr>
-          <w:rFonts w:ascii="Calibri" w:hAnsi="Calibri" w:cs="Calibri" w:eastAsia="Calibri"/>
+          <w:rFonts w:ascii="Arial" w:hAnsi="Arial" w:cs="Arial" w:eastAsia="Arial"/>
           <w:b w:val="0"/>
           <w:i w:val="0"/>
           <w:color w:val="1A1A1A"/>
@@ -365,7 +365,7 @@
       </w:pPr>
       <w:r>
         <w:rPr>
-          <w:rFonts w:ascii="Calibri" w:hAnsi="Calibri" w:cs="Calibri" w:eastAsia="Calibri"/>
+          <w:rFonts w:ascii="Arial" w:hAnsi="Arial" w:cs="Arial" w:eastAsia="Arial"/>
           <w:b/>
           <w:i w:val="0"/>
           <w:color w:val="1A1A1A"/>
@@ -375,7 +375,7 @@
       </w:r>
       <w:r>
         <w:rPr>
-          <w:rFonts w:ascii="Calibri" w:hAnsi="Calibri" w:cs="Calibri" w:eastAsia="Calibri"/>
+          <w:rFonts w:ascii="Arial" w:hAnsi="Arial" w:cs="Arial" w:eastAsia="Arial"/>
           <w:b w:val="0"/>
           <w:i w:val="0"/>
           <w:color w:val="555555"/>
@@ -388,7 +388,7 @@
     <w:p>
       <w:r>
         <w:rPr>
-          <w:rFonts w:ascii="Calibri" w:hAnsi="Calibri" w:cs="Calibri" w:eastAsia="Calibri"/>
+          <w:rFonts w:ascii="Arial" w:hAnsi="Arial" w:cs="Arial" w:eastAsia="Arial"/>
           <w:b w:val="0"/>
           <w:i/>
           <w:color w:val="555555"/>
@@ -406,7 +406,7 @@
       </w:pPr>
       <w:r>
         <w:rPr>
-          <w:rFonts w:ascii="Calibri" w:hAnsi="Calibri" w:cs="Calibri" w:eastAsia="Calibri"/>
+          <w:rFonts w:ascii="Arial" w:hAnsi="Arial" w:cs="Arial" w:eastAsia="Arial"/>
           <w:b/>
           <w:i w:val="0"/>
           <w:caps/>
@@ -426,7 +426,7 @@
       </w:pPr>
       <w:r>
         <w:rPr>
-          <w:rFonts w:ascii="Calibri" w:hAnsi="Calibri" w:cs="Calibri" w:eastAsia="Calibri"/>
+          <w:rFonts w:ascii="Arial" w:hAnsi="Arial" w:cs="Arial" w:eastAsia="Arial"/>
           <w:b/>
           <w:i w:val="0"/>
           <w:color w:val="1A1A1A"/>
@@ -436,7 +436,7 @@
       </w:r>
       <w:r>
         <w:rPr>
-          <w:rFonts w:ascii="Calibri" w:hAnsi="Calibri" w:cs="Calibri" w:eastAsia="Calibri"/>
+          <w:rFonts w:ascii="Arial" w:hAnsi="Arial" w:cs="Arial" w:eastAsia="Arial"/>
           <w:b w:val="0"/>
           <w:i w:val="0"/>
           <w:color w:val="1A1A1A"/>
@@ -446,7 +446,7 @@
       </w:r>
       <w:r>
         <w:rPr>
-          <w:rFonts w:ascii="Calibri" w:hAnsi="Calibri" w:cs="Calibri" w:eastAsia="Calibri"/>
+          <w:rFonts w:ascii="Arial" w:hAnsi="Arial" w:cs="Arial" w:eastAsia="Arial"/>
           <w:b w:val="0"/>
           <w:i w:val="0"/>
           <w:color w:val="555555"/>
@@ -459,7 +459,7 @@
     <w:p>
       <w:r>
         <w:rPr>
-          <w:rFonts w:ascii="Calibri" w:hAnsi="Calibri" w:cs="Calibri" w:eastAsia="Calibri"/>
+          <w:rFonts w:ascii="Arial" w:hAnsi="Arial" w:cs="Arial" w:eastAsia="Arial"/>
           <w:b w:val="0"/>
           <w:i/>
           <w:color w:val="555555"/>
@@ -477,7 +477,7 @@
       </w:pPr>
       <w:r>
         <w:rPr>
-          <w:rFonts w:ascii="Calibri" w:hAnsi="Calibri" w:cs="Calibri" w:eastAsia="Calibri"/>
+          <w:rFonts w:ascii="Arial" w:hAnsi="Arial" w:cs="Arial" w:eastAsia="Arial"/>
           <w:b/>
           <w:i w:val="0"/>
           <w:color w:val="1A1A1A"/>
@@ -487,7 +487,7 @@
       </w:r>
       <w:r>
         <w:rPr>
-          <w:rFonts w:ascii="Calibri" w:hAnsi="Calibri" w:cs="Calibri" w:eastAsia="Calibri"/>
+          <w:rFonts w:ascii="Arial" w:hAnsi="Arial" w:cs="Arial" w:eastAsia="Arial"/>
           <w:b w:val="0"/>
           <w:i w:val="0"/>
           <w:color w:val="1A1A1A"/>
@@ -497,7 +497,7 @@
       </w:r>
       <w:r>
         <w:rPr>
-          <w:rFonts w:ascii="Calibri" w:hAnsi="Calibri" w:cs="Calibri" w:eastAsia="Calibri"/>
+          <w:rFonts w:ascii="Arial" w:hAnsi="Arial" w:cs="Arial" w:eastAsia="Arial"/>
           <w:b w:val="0"/>
           <w:i w:val="0"/>
           <w:color w:val="555555"/>
@@ -510,7 +510,7 @@
     <w:p>
       <w:r>
         <w:rPr>
-          <w:rFonts w:ascii="Calibri" w:hAnsi="Calibri" w:cs="Calibri" w:eastAsia="Calibri"/>
+          <w:rFonts w:ascii="Arial" w:hAnsi="Arial" w:cs="Arial" w:eastAsia="Arial"/>
           <w:b w:val="0"/>
           <w:i/>
           <w:color w:val="555555"/>
@@ -528,7 +528,7 @@
       </w:pPr>
       <w:r>
         <w:rPr>
-          <w:rFonts w:ascii="Calibri" w:hAnsi="Calibri" w:cs="Calibri" w:eastAsia="Calibri"/>
+          <w:rFonts w:ascii="Arial" w:hAnsi="Arial" w:cs="Arial" w:eastAsia="Arial"/>
           <w:b/>
           <w:i w:val="0"/>
           <w:color w:val="1A1A1A"/>
@@ -538,7 +538,7 @@
       </w:r>
       <w:r>
         <w:rPr>
-          <w:rFonts w:ascii="Calibri" w:hAnsi="Calibri" w:cs="Calibri" w:eastAsia="Calibri"/>
+          <w:rFonts w:ascii="Arial" w:hAnsi="Arial" w:cs="Arial" w:eastAsia="Arial"/>
           <w:b w:val="0"/>
           <w:i w:val="0"/>
           <w:color w:val="1A1A1A"/>
@@ -548,7 +548,7 @@
       </w:r>
       <w:r>
         <w:rPr>
-          <w:rFonts w:ascii="Calibri" w:hAnsi="Calibri" w:cs="Calibri" w:eastAsia="Calibri"/>
+          <w:rFonts w:ascii="Arial" w:hAnsi="Arial" w:cs="Arial" w:eastAsia="Arial"/>
           <w:b w:val="0"/>
           <w:i w:val="0"/>
           <w:color w:val="555555"/>
@@ -561,7 +561,7 @@
     <w:p>
       <w:r>
         <w:rPr>
-          <w:rFonts w:ascii="Calibri" w:hAnsi="Calibri" w:cs="Calibri" w:eastAsia="Calibri"/>
+          <w:rFonts w:ascii="Arial" w:hAnsi="Arial" w:cs="Arial" w:eastAsia="Arial"/>
           <w:b w:val="0"/>
           <w:i/>
           <w:color w:val="555555"/>
@@ -579,7 +579,7 @@
       </w:pPr>
       <w:r>
         <w:rPr>
-          <w:rFonts w:ascii="Calibri" w:hAnsi="Calibri" w:cs="Calibri" w:eastAsia="Calibri"/>
+          <w:rFonts w:ascii="Arial" w:hAnsi="Arial" w:cs="Arial" w:eastAsia="Arial"/>
           <w:b/>
           <w:i w:val="0"/>
           <w:color w:val="1A1A1A"/>
@@ -589,7 +589,7 @@
       </w:r>
       <w:r>
         <w:rPr>
-          <w:rFonts w:ascii="Calibri" w:hAnsi="Calibri" w:cs="Calibri" w:eastAsia="Calibri"/>
+          <w:rFonts w:ascii="Arial" w:hAnsi="Arial" w:cs="Arial" w:eastAsia="Arial"/>
           <w:b w:val="0"/>
           <w:i w:val="0"/>
           <w:color w:val="1A1A1A"/>
@@ -599,7 +599,7 @@
       </w:r>
       <w:r>
         <w:rPr>
-          <w:rFonts w:ascii="Calibri" w:hAnsi="Calibri" w:cs="Calibri" w:eastAsia="Calibri"/>
+          <w:rFonts w:ascii="Arial" w:hAnsi="Arial" w:cs="Arial" w:eastAsia="Arial"/>
           <w:b w:val="0"/>
           <w:i w:val="0"/>
           <w:color w:val="555555"/>
@@ -612,7 +612,7 @@
     <w:p>
       <w:r>
         <w:rPr>
-          <w:rFonts w:ascii="Calibri" w:hAnsi="Calibri" w:cs="Calibri" w:eastAsia="Calibri"/>
+          <w:rFonts w:ascii="Arial" w:hAnsi="Arial" w:cs="Arial" w:eastAsia="Arial"/>
           <w:b w:val="0"/>
           <w:i/>
           <w:color w:val="555555"/>
@@ -630,7 +630,7 @@
       </w:pPr>
       <w:r>
         <w:rPr>
-          <w:rFonts w:ascii="Calibri" w:hAnsi="Calibri" w:cs="Calibri" w:eastAsia="Calibri"/>
+          <w:rFonts w:ascii="Arial" w:hAnsi="Arial" w:cs="Arial" w:eastAsia="Arial"/>
           <w:b/>
           <w:i w:val="0"/>
           <w:caps/>
@@ -647,7 +647,7 @@
       </w:pPr>
       <w:r>
         <w:rPr>
-          <w:rFonts w:ascii="Calibri" w:hAnsi="Calibri" w:cs="Calibri" w:eastAsia="Calibri"/>
+          <w:rFonts w:ascii="Arial" w:hAnsi="Arial" w:cs="Arial" w:eastAsia="Arial"/>
           <w:b w:val="0"/>
           <w:i/>
           <w:color w:val="888888"/>
@@ -663,7 +663,7 @@
       </w:pPr>
       <w:r>
         <w:rPr>
-          <w:rFonts w:ascii="Calibri" w:hAnsi="Calibri" w:cs="Calibri" w:eastAsia="Calibri"/>
+          <w:rFonts w:ascii="Arial" w:hAnsi="Arial" w:cs="Arial" w:eastAsia="Arial"/>
           <w:b w:val="0"/>
           <w:i w:val="0"/>
           <w:color w:val="555555"/>
@@ -673,7 +673,7 @@
       </w:r>
       <w:r>
         <w:rPr>
-          <w:rFonts w:ascii="Calibri" w:hAnsi="Calibri" w:cs="Calibri" w:eastAsia="Calibri"/>
+          <w:rFonts w:ascii="Arial" w:hAnsi="Arial" w:cs="Arial" w:eastAsia="Arial"/>
           <w:b w:val="0"/>
           <w:i w:val="0"/>
           <w:color w:val="1A1A1A"/>
@@ -683,7 +683,7 @@
       </w:r>
       <w:r>
         <w:rPr>
-          <w:rFonts w:ascii="Calibri" w:hAnsi="Calibri" w:cs="Calibri" w:eastAsia="Calibri"/>
+          <w:rFonts w:ascii="Arial" w:hAnsi="Arial" w:cs="Arial" w:eastAsia="Arial"/>
           <w:b w:val="0"/>
           <w:i w:val="0"/>
           <w:color w:val="1A1A1A"/>
@@ -693,7 +693,7 @@
       </w:r>
       <w:r>
         <w:rPr>
-          <w:rFonts w:ascii="Calibri" w:hAnsi="Calibri" w:cs="Calibri" w:eastAsia="Calibri"/>
+          <w:rFonts w:ascii="Arial" w:hAnsi="Arial" w:cs="Arial" w:eastAsia="Arial"/>
           <w:b w:val="0"/>
           <w:i w:val="0"/>
           <w:color w:val="1A1A1A"/>
@@ -703,7 +703,7 @@
       </w:r>
       <w:r>
         <w:rPr>
-          <w:rFonts w:ascii="Calibri" w:hAnsi="Calibri" w:cs="Calibri" w:eastAsia="Calibri"/>
+          <w:rFonts w:ascii="Arial" w:hAnsi="Arial" w:cs="Arial" w:eastAsia="Arial"/>
           <w:b w:val="0"/>
           <w:i w:val="0"/>
           <w:color w:val="1A1A1A"/>
@@ -713,7 +713,7 @@
       </w:r>
       <w:r>
         <w:rPr>
-          <w:rFonts w:ascii="Calibri" w:hAnsi="Calibri" w:cs="Calibri" w:eastAsia="Calibri"/>
+          <w:rFonts w:ascii="Arial" w:hAnsi="Arial" w:cs="Arial" w:eastAsia="Arial"/>
           <w:b w:val="0"/>
           <w:i w:val="0"/>
           <w:color w:val="1A1A1A"/>
@@ -723,7 +723,7 @@
       </w:r>
       <w:r>
         <w:rPr>
-          <w:rFonts w:ascii="Calibri" w:hAnsi="Calibri" w:cs="Calibri" w:eastAsia="Calibri"/>
+          <w:rFonts w:ascii="Arial" w:hAnsi="Arial" w:cs="Arial" w:eastAsia="Arial"/>
           <w:b w:val="0"/>
           <w:i w:val="0"/>
           <w:color w:val="1A1A1A"/>
@@ -733,7 +733,7 @@
       </w:r>
       <w:r>
         <w:rPr>
-          <w:rFonts w:ascii="Calibri" w:hAnsi="Calibri" w:cs="Calibri" w:eastAsia="Calibri"/>
+          <w:rFonts w:ascii="Arial" w:hAnsi="Arial" w:cs="Arial" w:eastAsia="Arial"/>
           <w:b/>
           <w:i w:val="0"/>
           <w:color w:val="1A1A1A"/>
@@ -743,7 +743,7 @@
       </w:r>
       <w:r>
         <w:rPr>
-          <w:rFonts w:ascii="Calibri" w:hAnsi="Calibri" w:cs="Calibri" w:eastAsia="Calibri"/>
+          <w:rFonts w:ascii="Arial" w:hAnsi="Arial" w:cs="Arial" w:eastAsia="Arial"/>
           <w:b w:val="0"/>
           <w:i w:val="0"/>
           <w:color w:val="1A1A1A"/>
@@ -753,7 +753,7 @@
       </w:r>
       <w:r>
         <w:rPr>
-          <w:rFonts w:ascii="Calibri" w:hAnsi="Calibri" w:cs="Calibri" w:eastAsia="Calibri"/>
+          <w:rFonts w:ascii="Arial" w:hAnsi="Arial" w:cs="Arial" w:eastAsia="Arial"/>
           <w:b w:val="0"/>
           <w:i w:val="0"/>
           <w:color w:val="1A1A1A"/>
@@ -763,7 +763,7 @@
       </w:r>
       <w:r>
         <w:rPr>
-          <w:rFonts w:ascii="Calibri" w:hAnsi="Calibri" w:cs="Calibri" w:eastAsia="Calibri"/>
+          <w:rFonts w:ascii="Arial" w:hAnsi="Arial" w:cs="Arial" w:eastAsia="Arial"/>
           <w:b w:val="0"/>
           <w:i w:val="0"/>
           <w:color w:val="1A1A1A"/>
@@ -773,7 +773,7 @@
       </w:r>
       <w:r>
         <w:rPr>
-          <w:rFonts w:ascii="Calibri" w:hAnsi="Calibri" w:cs="Calibri" w:eastAsia="Calibri"/>
+          <w:rFonts w:ascii="Arial" w:hAnsi="Arial" w:cs="Arial" w:eastAsia="Arial"/>
           <w:b w:val="0"/>
           <w:i w:val="0"/>
           <w:color w:val="1A1A1A"/>
@@ -783,7 +783,7 @@
       </w:r>
       <w:r>
         <w:rPr>
-          <w:rFonts w:ascii="Calibri" w:hAnsi="Calibri" w:cs="Calibri" w:eastAsia="Calibri"/>
+          <w:rFonts w:ascii="Arial" w:hAnsi="Arial" w:cs="Arial" w:eastAsia="Arial"/>
           <w:b w:val="0"/>
           <w:i w:val="0"/>
           <w:color w:val="1A1A1A"/>
@@ -793,7 +793,7 @@
       </w:r>
       <w:r>
         <w:rPr>
-          <w:rFonts w:ascii="Calibri" w:hAnsi="Calibri" w:cs="Calibri" w:eastAsia="Calibri"/>
+          <w:rFonts w:ascii="Arial" w:hAnsi="Arial" w:cs="Arial" w:eastAsia="Arial"/>
           <w:b w:val="0"/>
           <w:i/>
           <w:color w:val="1A1A1A"/>
@@ -803,7 +803,7 @@
       </w:r>
       <w:r>
         <w:rPr>
-          <w:rFonts w:ascii="Calibri" w:hAnsi="Calibri" w:cs="Calibri" w:eastAsia="Calibri"/>
+          <w:rFonts w:ascii="Arial" w:hAnsi="Arial" w:cs="Arial" w:eastAsia="Arial"/>
           <w:b w:val="0"/>
           <w:i w:val="0"/>
           <w:color w:val="1A1A1A"/>
@@ -813,7 +813,7 @@
       </w:r>
       <w:r>
         <w:rPr>
-          <w:rFonts w:ascii="Calibri" w:hAnsi="Calibri" w:cs="Calibri" w:eastAsia="Calibri"/>
+          <w:rFonts w:ascii="Arial" w:hAnsi="Arial" w:cs="Arial" w:eastAsia="Arial"/>
           <w:b w:val="0"/>
           <w:i/>
           <w:color w:val="1A1A1A"/>
@@ -823,7 +823,7 @@
       </w:r>
       <w:r>
         <w:rPr>
-          <w:rFonts w:ascii="Calibri" w:hAnsi="Calibri" w:cs="Calibri" w:eastAsia="Calibri"/>
+          <w:rFonts w:ascii="Arial" w:hAnsi="Arial" w:cs="Arial" w:eastAsia="Arial"/>
           <w:b w:val="0"/>
           <w:i w:val="0"/>
           <w:color w:val="1A1A1A"/>
@@ -833,7 +833,7 @@
       </w:r>
       <w:r>
         <w:rPr>
-          <w:rFonts w:ascii="Calibri" w:hAnsi="Calibri" w:cs="Calibri" w:eastAsia="Calibri"/>
+          <w:rFonts w:ascii="Arial" w:hAnsi="Arial" w:cs="Arial" w:eastAsia="Arial"/>
           <w:b w:val="0"/>
           <w:i w:val="0"/>
           <w:color w:val="1A1A1A"/>
@@ -844,7 +844,7 @@
       <w:hyperlink r:id="rId15">
         <w:r>
           <w:rPr>
-            <w:rFonts w:ascii="Calibri" w:hAnsi="Calibri" w:cs="Calibri" w:eastAsia="Calibri"/>
+            <w:rFonts w:ascii="Arial" w:hAnsi="Arial" w:cs="Arial" w:eastAsia="Arial"/>
             <w:sz w:val="18"/>
             <w:color w:val="555555"/>
           </w:rPr>
@@ -853,7 +853,7 @@
       </w:hyperlink>
       <w:r>
         <w:rPr>
-          <w:rFonts w:ascii="Calibri" w:hAnsi="Calibri" w:cs="Calibri" w:eastAsia="Calibri"/>
+          <w:rFonts w:ascii="Arial" w:hAnsi="Arial" w:cs="Arial" w:eastAsia="Arial"/>
           <w:b w:val="0"/>
           <w:i w:val="0"/>
           <w:color w:val="1F4E3D"/>
@@ -869,7 +869,7 @@
       </w:pPr>
       <w:r>
         <w:rPr>
-          <w:rFonts w:ascii="Calibri" w:hAnsi="Calibri" w:cs="Calibri" w:eastAsia="Calibri"/>
+          <w:rFonts w:ascii="Arial" w:hAnsi="Arial" w:cs="Arial" w:eastAsia="Arial"/>
           <w:b w:val="0"/>
           <w:i w:val="0"/>
           <w:color w:val="555555"/>
@@ -879,7 +879,7 @@
       </w:r>
       <w:r>
         <w:rPr>
-          <w:rFonts w:ascii="Calibri" w:hAnsi="Calibri" w:cs="Calibri" w:eastAsia="Calibri"/>
+          <w:rFonts w:ascii="Arial" w:hAnsi="Arial" w:cs="Arial" w:eastAsia="Arial"/>
           <w:b/>
           <w:i w:val="0"/>
           <w:color w:val="1A1A1A"/>
@@ -889,7 +889,7 @@
       </w:r>
       <w:r>
         <w:rPr>
-          <w:rFonts w:ascii="Calibri" w:hAnsi="Calibri" w:cs="Calibri" w:eastAsia="Calibri"/>
+          <w:rFonts w:ascii="Arial" w:hAnsi="Arial" w:cs="Arial" w:eastAsia="Arial"/>
           <w:b/>
           <w:i w:val="0"/>
           <w:color w:val="1F4E3D"/>
@@ -899,7 +899,7 @@
       </w:r>
       <w:r>
         <w:rPr>
-          <w:rFonts w:ascii="Calibri" w:hAnsi="Calibri" w:cs="Calibri" w:eastAsia="Calibri"/>
+          <w:rFonts w:ascii="Arial" w:hAnsi="Arial" w:cs="Arial" w:eastAsia="Arial"/>
           <w:b w:val="0"/>
           <w:i w:val="0"/>
           <w:color w:val="1A1A1A"/>
@@ -909,7 +909,7 @@
       </w:r>
       <w:r>
         <w:rPr>
-          <w:rFonts w:ascii="Calibri" w:hAnsi="Calibri" w:cs="Calibri" w:eastAsia="Calibri"/>
+          <w:rFonts w:ascii="Arial" w:hAnsi="Arial" w:cs="Arial" w:eastAsia="Arial"/>
           <w:b w:val="0"/>
           <w:i w:val="0"/>
           <w:color w:val="1A1A1A"/>
@@ -919,7 +919,7 @@
       </w:r>
       <w:r>
         <w:rPr>
-          <w:rFonts w:ascii="Calibri" w:hAnsi="Calibri" w:cs="Calibri" w:eastAsia="Calibri"/>
+          <w:rFonts w:ascii="Arial" w:hAnsi="Arial" w:cs="Arial" w:eastAsia="Arial"/>
           <w:b w:val="0"/>
           <w:i w:val="0"/>
           <w:color w:val="1A1A1A"/>
@@ -929,7 +929,7 @@
       </w:r>
       <w:r>
         <w:rPr>
-          <w:rFonts w:ascii="Calibri" w:hAnsi="Calibri" w:cs="Calibri" w:eastAsia="Calibri"/>
+          <w:rFonts w:ascii="Arial" w:hAnsi="Arial" w:cs="Arial" w:eastAsia="Arial"/>
           <w:b w:val="0"/>
           <w:i w:val="0"/>
           <w:color w:val="1A1A1A"/>
@@ -939,7 +939,7 @@
       </w:r>
       <w:r>
         <w:rPr>
-          <w:rFonts w:ascii="Calibri" w:hAnsi="Calibri" w:cs="Calibri" w:eastAsia="Calibri"/>
+          <w:rFonts w:ascii="Arial" w:hAnsi="Arial" w:cs="Arial" w:eastAsia="Arial"/>
           <w:b w:val="0"/>
           <w:i w:val="0"/>
           <w:color w:val="1A1A1A"/>
@@ -949,7 +949,7 @@
       </w:r>
       <w:r>
         <w:rPr>
-          <w:rFonts w:ascii="Calibri" w:hAnsi="Calibri" w:cs="Calibri" w:eastAsia="Calibri"/>
+          <w:rFonts w:ascii="Arial" w:hAnsi="Arial" w:cs="Arial" w:eastAsia="Arial"/>
           <w:b w:val="0"/>
           <w:i w:val="0"/>
           <w:color w:val="1A1A1A"/>
@@ -959,7 +959,7 @@
       </w:r>
       <w:r>
         <w:rPr>
-          <w:rFonts w:ascii="Calibri" w:hAnsi="Calibri" w:cs="Calibri" w:eastAsia="Calibri"/>
+          <w:rFonts w:ascii="Arial" w:hAnsi="Arial" w:cs="Arial" w:eastAsia="Arial"/>
           <w:b w:val="0"/>
           <w:i w:val="0"/>
           <w:color w:val="1A1A1A"/>
@@ -969,7 +969,7 @@
       </w:r>
       <w:r>
         <w:rPr>
-          <w:rFonts w:ascii="Calibri" w:hAnsi="Calibri" w:cs="Calibri" w:eastAsia="Calibri"/>
+          <w:rFonts w:ascii="Arial" w:hAnsi="Arial" w:cs="Arial" w:eastAsia="Arial"/>
           <w:b w:val="0"/>
           <w:i w:val="0"/>
           <w:color w:val="1A1A1A"/>
@@ -979,7 +979,7 @@
       </w:r>
       <w:r>
         <w:rPr>
-          <w:rFonts w:ascii="Calibri" w:hAnsi="Calibri" w:cs="Calibri" w:eastAsia="Calibri"/>
+          <w:rFonts w:ascii="Arial" w:hAnsi="Arial" w:cs="Arial" w:eastAsia="Arial"/>
           <w:b w:val="0"/>
           <w:i w:val="0"/>
           <w:color w:val="1A1A1A"/>
@@ -989,7 +989,7 @@
       </w:r>
       <w:r>
         <w:rPr>
-          <w:rFonts w:ascii="Calibri" w:hAnsi="Calibri" w:cs="Calibri" w:eastAsia="Calibri"/>
+          <w:rFonts w:ascii="Arial" w:hAnsi="Arial" w:cs="Arial" w:eastAsia="Arial"/>
           <w:b w:val="0"/>
           <w:i w:val="0"/>
           <w:color w:val="1A1A1A"/>
@@ -999,7 +999,7 @@
       </w:r>
       <w:r>
         <w:rPr>
-          <w:rFonts w:ascii="Calibri" w:hAnsi="Calibri" w:cs="Calibri" w:eastAsia="Calibri"/>
+          <w:rFonts w:ascii="Arial" w:hAnsi="Arial" w:cs="Arial" w:eastAsia="Arial"/>
           <w:b w:val="0"/>
           <w:i w:val="0"/>
           <w:color w:val="1A1A1A"/>
@@ -1009,7 +1009,7 @@
       </w:r>
       <w:r>
         <w:rPr>
-          <w:rFonts w:ascii="Calibri" w:hAnsi="Calibri" w:cs="Calibri" w:eastAsia="Calibri"/>
+          <w:rFonts w:ascii="Arial" w:hAnsi="Arial" w:cs="Arial" w:eastAsia="Arial"/>
           <w:b w:val="0"/>
           <w:i w:val="0"/>
           <w:color w:val="1A1A1A"/>
@@ -1019,7 +1019,7 @@
       </w:r>
       <w:r>
         <w:rPr>
-          <w:rFonts w:ascii="Calibri" w:hAnsi="Calibri" w:cs="Calibri" w:eastAsia="Calibri"/>
+          <w:rFonts w:ascii="Arial" w:hAnsi="Arial" w:cs="Arial" w:eastAsia="Arial"/>
           <w:b w:val="0"/>
           <w:i w:val="0"/>
           <w:color w:val="1A1A1A"/>
@@ -1029,7 +1029,7 @@
       </w:r>
       <w:r>
         <w:rPr>
-          <w:rFonts w:ascii="Calibri" w:hAnsi="Calibri" w:cs="Calibri" w:eastAsia="Calibri"/>
+          <w:rFonts w:ascii="Arial" w:hAnsi="Arial" w:cs="Arial" w:eastAsia="Arial"/>
           <w:b w:val="0"/>
           <w:i/>
           <w:color w:val="1A1A1A"/>
@@ -1039,7 +1039,7 @@
       </w:r>
       <w:r>
         <w:rPr>
-          <w:rFonts w:ascii="Calibri" w:hAnsi="Calibri" w:cs="Calibri" w:eastAsia="Calibri"/>
+          <w:rFonts w:ascii="Arial" w:hAnsi="Arial" w:cs="Arial" w:eastAsia="Arial"/>
           <w:b w:val="0"/>
           <w:i w:val="0"/>
           <w:color w:val="1A1A1A"/>
@@ -1049,7 +1049,7 @@
       </w:r>
       <w:r>
         <w:rPr>
-          <w:rFonts w:ascii="Calibri" w:hAnsi="Calibri" w:cs="Calibri" w:eastAsia="Calibri"/>
+          <w:rFonts w:ascii="Arial" w:hAnsi="Arial" w:cs="Arial" w:eastAsia="Arial"/>
           <w:b w:val="0"/>
           <w:i/>
           <w:color w:val="1A1A1A"/>
@@ -1059,7 +1059,7 @@
       </w:r>
       <w:r>
         <w:rPr>
-          <w:rFonts w:ascii="Calibri" w:hAnsi="Calibri" w:cs="Calibri" w:eastAsia="Calibri"/>
+          <w:rFonts w:ascii="Arial" w:hAnsi="Arial" w:cs="Arial" w:eastAsia="Arial"/>
           <w:b w:val="0"/>
           <w:i w:val="0"/>
           <w:color w:val="1A1A1A"/>
@@ -1069,7 +1069,7 @@
       </w:r>
       <w:r>
         <w:rPr>
-          <w:rFonts w:ascii="Calibri" w:hAnsi="Calibri" w:cs="Calibri" w:eastAsia="Calibri"/>
+          <w:rFonts w:ascii="Arial" w:hAnsi="Arial" w:cs="Arial" w:eastAsia="Arial"/>
           <w:b w:val="0"/>
           <w:i w:val="0"/>
           <w:color w:val="1A1A1A"/>
@@ -1080,7 +1080,7 @@
       <w:hyperlink r:id="rId16">
         <w:r>
           <w:rPr>
-            <w:rFonts w:ascii="Calibri" w:hAnsi="Calibri" w:cs="Calibri" w:eastAsia="Calibri"/>
+            <w:rFonts w:ascii="Arial" w:hAnsi="Arial" w:cs="Arial" w:eastAsia="Arial"/>
             <w:sz w:val="18"/>
             <w:color w:val="555555"/>
           </w:rPr>
@@ -1089,7 +1089,7 @@
       </w:hyperlink>
       <w:r>
         <w:rPr>
-          <w:rFonts w:ascii="Calibri" w:hAnsi="Calibri" w:cs="Calibri" w:eastAsia="Calibri"/>
+          <w:rFonts w:ascii="Arial" w:hAnsi="Arial" w:cs="Arial" w:eastAsia="Arial"/>
           <w:b w:val="0"/>
           <w:i w:val="0"/>
           <w:color w:val="1F4E3D"/>
@@ -1105,7 +1105,7 @@
       </w:pPr>
       <w:r>
         <w:rPr>
-          <w:rFonts w:ascii="Calibri" w:hAnsi="Calibri" w:cs="Calibri" w:eastAsia="Calibri"/>
+          <w:rFonts w:ascii="Arial" w:hAnsi="Arial" w:cs="Arial" w:eastAsia="Arial"/>
           <w:b w:val="0"/>
           <w:i w:val="0"/>
           <w:color w:val="555555"/>
@@ -1115,7 +1115,7 @@
       </w:r>
       <w:r>
         <w:rPr>
-          <w:rFonts w:ascii="Calibri" w:hAnsi="Calibri" w:cs="Calibri" w:eastAsia="Calibri"/>
+          <w:rFonts w:ascii="Arial" w:hAnsi="Arial" w:cs="Arial" w:eastAsia="Arial"/>
           <w:b w:val="0"/>
           <w:i w:val="0"/>
           <w:color w:val="1A1A1A"/>
@@ -1125,7 +1125,7 @@
       </w:r>
       <w:r>
         <w:rPr>
-          <w:rFonts w:ascii="Calibri" w:hAnsi="Calibri" w:cs="Calibri" w:eastAsia="Calibri"/>
+          <w:rFonts w:ascii="Arial" w:hAnsi="Arial" w:cs="Arial" w:eastAsia="Arial"/>
           <w:b w:val="0"/>
           <w:i w:val="0"/>
           <w:color w:val="1A1A1A"/>
@@ -1135,7 +1135,7 @@
       </w:r>
       <w:r>
         <w:rPr>
-          <w:rFonts w:ascii="Calibri" w:hAnsi="Calibri" w:cs="Calibri" w:eastAsia="Calibri"/>
+          <w:rFonts w:ascii="Arial" w:hAnsi="Arial" w:cs="Arial" w:eastAsia="Arial"/>
           <w:b w:val="0"/>
           <w:i w:val="0"/>
           <w:color w:val="1A1A1A"/>
@@ -1145,7 +1145,7 @@
       </w:r>
       <w:r>
         <w:rPr>
-          <w:rFonts w:ascii="Calibri" w:hAnsi="Calibri" w:cs="Calibri" w:eastAsia="Calibri"/>
+          <w:rFonts w:ascii="Arial" w:hAnsi="Arial" w:cs="Arial" w:eastAsia="Arial"/>
           <w:b w:val="0"/>
           <w:i w:val="0"/>
           <w:color w:val="1A1A1A"/>
@@ -1155,7 +1155,7 @@
       </w:r>
       <w:r>
         <w:rPr>
-          <w:rFonts w:ascii="Calibri" w:hAnsi="Calibri" w:cs="Calibri" w:eastAsia="Calibri"/>
+          <w:rFonts w:ascii="Arial" w:hAnsi="Arial" w:cs="Arial" w:eastAsia="Arial"/>
           <w:b w:val="0"/>
           <w:i w:val="0"/>
           <w:color w:val="1A1A1A"/>
@@ -1165,7 +1165,7 @@
       </w:r>
       <w:r>
         <w:rPr>
-          <w:rFonts w:ascii="Calibri" w:hAnsi="Calibri" w:cs="Calibri" w:eastAsia="Calibri"/>
+          <w:rFonts w:ascii="Arial" w:hAnsi="Arial" w:cs="Arial" w:eastAsia="Arial"/>
           <w:b w:val="0"/>
           <w:i w:val="0"/>
           <w:color w:val="1A1A1A"/>
@@ -1175,7 +1175,7 @@
       </w:r>
       <w:r>
         <w:rPr>
-          <w:rFonts w:ascii="Calibri" w:hAnsi="Calibri" w:cs="Calibri" w:eastAsia="Calibri"/>
+          <w:rFonts w:ascii="Arial" w:hAnsi="Arial" w:cs="Arial" w:eastAsia="Arial"/>
           <w:b w:val="0"/>
           <w:i w:val="0"/>
           <w:color w:val="1A1A1A"/>
@@ -1185,7 +1185,7 @@
       </w:r>
       <w:r>
         <w:rPr>
-          <w:rFonts w:ascii="Calibri" w:hAnsi="Calibri" w:cs="Calibri" w:eastAsia="Calibri"/>
+          <w:rFonts w:ascii="Arial" w:hAnsi="Arial" w:cs="Arial" w:eastAsia="Arial"/>
           <w:b w:val="0"/>
           <w:i w:val="0"/>
           <w:color w:val="1A1A1A"/>
@@ -1195,7 +1195,7 @@
       </w:r>
       <w:r>
         <w:rPr>
-          <w:rFonts w:ascii="Calibri" w:hAnsi="Calibri" w:cs="Calibri" w:eastAsia="Calibri"/>
+          <w:rFonts w:ascii="Arial" w:hAnsi="Arial" w:cs="Arial" w:eastAsia="Arial"/>
           <w:b w:val="0"/>
           <w:i w:val="0"/>
           <w:color w:val="1A1A1A"/>
@@ -1205,7 +1205,7 @@
       </w:r>
       <w:r>
         <w:rPr>
-          <w:rFonts w:ascii="Calibri" w:hAnsi="Calibri" w:cs="Calibri" w:eastAsia="Calibri"/>
+          <w:rFonts w:ascii="Arial" w:hAnsi="Arial" w:cs="Arial" w:eastAsia="Arial"/>
           <w:b w:val="0"/>
           <w:i w:val="0"/>
           <w:color w:val="1A1A1A"/>
@@ -1215,7 +1215,7 @@
       </w:r>
       <w:r>
         <w:rPr>
-          <w:rFonts w:ascii="Calibri" w:hAnsi="Calibri" w:cs="Calibri" w:eastAsia="Calibri"/>
+          <w:rFonts w:ascii="Arial" w:hAnsi="Arial" w:cs="Arial" w:eastAsia="Arial"/>
           <w:b/>
           <w:i w:val="0"/>
           <w:color w:val="1A1A1A"/>
@@ -1225,7 +1225,7 @@
       </w:r>
       <w:r>
         <w:rPr>
-          <w:rFonts w:ascii="Calibri" w:hAnsi="Calibri" w:cs="Calibri" w:eastAsia="Calibri"/>
+          <w:rFonts w:ascii="Arial" w:hAnsi="Arial" w:cs="Arial" w:eastAsia="Arial"/>
           <w:b w:val="0"/>
           <w:i w:val="0"/>
           <w:color w:val="1A1A1A"/>
@@ -1235,7 +1235,7 @@
       </w:r>
       <w:r>
         <w:rPr>
-          <w:rFonts w:ascii="Calibri" w:hAnsi="Calibri" w:cs="Calibri" w:eastAsia="Calibri"/>
+          <w:rFonts w:ascii="Arial" w:hAnsi="Arial" w:cs="Arial" w:eastAsia="Arial"/>
           <w:b w:val="0"/>
           <w:i w:val="0"/>
           <w:color w:val="1A1A1A"/>
@@ -1245,7 +1245,7 @@
       </w:r>
       <w:r>
         <w:rPr>
-          <w:rFonts w:ascii="Calibri" w:hAnsi="Calibri" w:cs="Calibri" w:eastAsia="Calibri"/>
+          <w:rFonts w:ascii="Arial" w:hAnsi="Arial" w:cs="Arial" w:eastAsia="Arial"/>
           <w:b w:val="0"/>
           <w:i w:val="0"/>
           <w:color w:val="1A1A1A"/>
@@ -1255,7 +1255,7 @@
       </w:r>
       <w:r>
         <w:rPr>
-          <w:rFonts w:ascii="Calibri" w:hAnsi="Calibri" w:cs="Calibri" w:eastAsia="Calibri"/>
+          <w:rFonts w:ascii="Arial" w:hAnsi="Arial" w:cs="Arial" w:eastAsia="Arial"/>
           <w:b w:val="0"/>
           <w:i w:val="0"/>
           <w:color w:val="1A1A1A"/>
@@ -1265,7 +1265,7 @@
       </w:r>
       <w:r>
         <w:rPr>
-          <w:rFonts w:ascii="Calibri" w:hAnsi="Calibri" w:cs="Calibri" w:eastAsia="Calibri"/>
+          <w:rFonts w:ascii="Arial" w:hAnsi="Arial" w:cs="Arial" w:eastAsia="Arial"/>
           <w:b w:val="0"/>
           <w:i w:val="0"/>
           <w:color w:val="1A1A1A"/>
@@ -1275,7 +1275,7 @@
       </w:r>
       <w:r>
         <w:rPr>
-          <w:rFonts w:ascii="Calibri" w:hAnsi="Calibri" w:cs="Calibri" w:eastAsia="Calibri"/>
+          <w:rFonts w:ascii="Arial" w:hAnsi="Arial" w:cs="Arial" w:eastAsia="Arial"/>
           <w:b w:val="0"/>
           <w:i w:val="0"/>
           <w:color w:val="1A1A1A"/>
@@ -1285,7 +1285,7 @@
       </w:r>
       <w:r>
         <w:rPr>
-          <w:rFonts w:ascii="Calibri" w:hAnsi="Calibri" w:cs="Calibri" w:eastAsia="Calibri"/>
+          <w:rFonts w:ascii="Arial" w:hAnsi="Arial" w:cs="Arial" w:eastAsia="Arial"/>
           <w:b w:val="0"/>
           <w:i w:val="0"/>
           <w:color w:val="1A1A1A"/>
@@ -1295,7 +1295,7 @@
       </w:r>
       <w:r>
         <w:rPr>
-          <w:rFonts w:ascii="Calibri" w:hAnsi="Calibri" w:cs="Calibri" w:eastAsia="Calibri"/>
+          <w:rFonts w:ascii="Arial" w:hAnsi="Arial" w:cs="Arial" w:eastAsia="Arial"/>
           <w:b w:val="0"/>
           <w:i/>
           <w:color w:val="1A1A1A"/>
@@ -1305,7 +1305,7 @@
       </w:r>
       <w:r>
         <w:rPr>
-          <w:rFonts w:ascii="Calibri" w:hAnsi="Calibri" w:cs="Calibri" w:eastAsia="Calibri"/>
+          <w:rFonts w:ascii="Arial" w:hAnsi="Arial" w:cs="Arial" w:eastAsia="Arial"/>
           <w:b w:val="0"/>
           <w:i w:val="0"/>
           <w:color w:val="1A1A1A"/>
@@ -1315,7 +1315,7 @@
       </w:r>
       <w:r>
         <w:rPr>
-          <w:rFonts w:ascii="Calibri" w:hAnsi="Calibri" w:cs="Calibri" w:eastAsia="Calibri"/>
+          <w:rFonts w:ascii="Arial" w:hAnsi="Arial" w:cs="Arial" w:eastAsia="Arial"/>
           <w:b w:val="0"/>
           <w:i/>
           <w:color w:val="1A1A1A"/>
@@ -1325,7 +1325,7 @@
       </w:r>
       <w:r>
         <w:rPr>
-          <w:rFonts w:ascii="Calibri" w:hAnsi="Calibri" w:cs="Calibri" w:eastAsia="Calibri"/>
+          <w:rFonts w:ascii="Arial" w:hAnsi="Arial" w:cs="Arial" w:eastAsia="Arial"/>
           <w:b w:val="0"/>
           <w:i w:val="0"/>
           <w:color w:val="1A1A1A"/>
@@ -1335,7 +1335,7 @@
       </w:r>
       <w:r>
         <w:rPr>
-          <w:rFonts w:ascii="Calibri" w:hAnsi="Calibri" w:cs="Calibri" w:eastAsia="Calibri"/>
+          <w:rFonts w:ascii="Arial" w:hAnsi="Arial" w:cs="Arial" w:eastAsia="Arial"/>
           <w:b w:val="0"/>
           <w:i w:val="0"/>
           <w:color w:val="1A1A1A"/>
@@ -1346,7 +1346,7 @@
       <w:hyperlink r:id="rId17">
         <w:r>
           <w:rPr>
-            <w:rFonts w:ascii="Calibri" w:hAnsi="Calibri" w:cs="Calibri" w:eastAsia="Calibri"/>
+            <w:rFonts w:ascii="Arial" w:hAnsi="Arial" w:cs="Arial" w:eastAsia="Arial"/>
             <w:sz w:val="18"/>
             <w:color w:val="555555"/>
           </w:rPr>
@@ -1355,7 +1355,7 @@
       </w:hyperlink>
       <w:r>
         <w:rPr>
-          <w:rFonts w:ascii="Calibri" w:hAnsi="Calibri" w:cs="Calibri" w:eastAsia="Calibri"/>
+          <w:rFonts w:ascii="Arial" w:hAnsi="Arial" w:cs="Arial" w:eastAsia="Arial"/>
           <w:b w:val="0"/>
           <w:i w:val="0"/>
           <w:color w:val="1F4E3D"/>
@@ -1371,7 +1371,7 @@
       </w:pPr>
       <w:r>
         <w:rPr>
-          <w:rFonts w:ascii="Calibri" w:hAnsi="Calibri" w:cs="Calibri" w:eastAsia="Calibri"/>
+          <w:rFonts w:ascii="Arial" w:hAnsi="Arial" w:cs="Arial" w:eastAsia="Arial"/>
           <w:b w:val="0"/>
           <w:i w:val="0"/>
           <w:color w:val="555555"/>
@@ -1381,7 +1381,7 @@
       </w:r>
       <w:r>
         <w:rPr>
-          <w:rFonts w:ascii="Calibri" w:hAnsi="Calibri" w:cs="Calibri" w:eastAsia="Calibri"/>
+          <w:rFonts w:ascii="Arial" w:hAnsi="Arial" w:cs="Arial" w:eastAsia="Arial"/>
           <w:b w:val="0"/>
           <w:i w:val="0"/>
           <w:color w:val="1A1A1A"/>
@@ -1391,7 +1391,7 @@
       </w:r>
       <w:r>
         <w:rPr>
-          <w:rFonts w:ascii="Calibri" w:hAnsi="Calibri" w:cs="Calibri" w:eastAsia="Calibri"/>
+          <w:rFonts w:ascii="Arial" w:hAnsi="Arial" w:cs="Arial" w:eastAsia="Arial"/>
           <w:b w:val="0"/>
           <w:i w:val="0"/>
           <w:color w:val="1A1A1A"/>
@@ -1401,7 +1401,7 @@
       </w:r>
       <w:r>
         <w:rPr>
-          <w:rFonts w:ascii="Calibri" w:hAnsi="Calibri" w:cs="Calibri" w:eastAsia="Calibri"/>
+          <w:rFonts w:ascii="Arial" w:hAnsi="Arial" w:cs="Arial" w:eastAsia="Arial"/>
           <w:b/>
           <w:i w:val="0"/>
           <w:color w:val="1A1A1A"/>
@@ -1411,7 +1411,7 @@
       </w:r>
       <w:r>
         <w:rPr>
-          <w:rFonts w:ascii="Calibri" w:hAnsi="Calibri" w:cs="Calibri" w:eastAsia="Calibri"/>
+          <w:rFonts w:ascii="Arial" w:hAnsi="Arial" w:cs="Arial" w:eastAsia="Arial"/>
           <w:b w:val="0"/>
           <w:i w:val="0"/>
           <w:color w:val="1A1A1A"/>
@@ -1421,7 +1421,7 @@
       </w:r>
       <w:r>
         <w:rPr>
-          <w:rFonts w:ascii="Calibri" w:hAnsi="Calibri" w:cs="Calibri" w:eastAsia="Calibri"/>
+          <w:rFonts w:ascii="Arial" w:hAnsi="Arial" w:cs="Arial" w:eastAsia="Arial"/>
           <w:b w:val="0"/>
           <w:i w:val="0"/>
           <w:color w:val="1A1A1A"/>
@@ -1431,7 +1431,7 @@
       </w:r>
       <w:r>
         <w:rPr>
-          <w:rFonts w:ascii="Calibri" w:hAnsi="Calibri" w:cs="Calibri" w:eastAsia="Calibri"/>
+          <w:rFonts w:ascii="Arial" w:hAnsi="Arial" w:cs="Arial" w:eastAsia="Arial"/>
           <w:b w:val="0"/>
           <w:i w:val="0"/>
           <w:color w:val="1A1A1A"/>
@@ -1441,7 +1441,7 @@
       </w:r>
       <w:r>
         <w:rPr>
-          <w:rFonts w:ascii="Calibri" w:hAnsi="Calibri" w:cs="Calibri" w:eastAsia="Calibri"/>
+          <w:rFonts w:ascii="Arial" w:hAnsi="Arial" w:cs="Arial" w:eastAsia="Arial"/>
           <w:b w:val="0"/>
           <w:i w:val="0"/>
           <w:color w:val="1A1A1A"/>
@@ -1451,7 +1451,7 @@
       </w:r>
       <w:r>
         <w:rPr>
-          <w:rFonts w:ascii="Calibri" w:hAnsi="Calibri" w:cs="Calibri" w:eastAsia="Calibri"/>
+          <w:rFonts w:ascii="Arial" w:hAnsi="Arial" w:cs="Arial" w:eastAsia="Arial"/>
           <w:b w:val="0"/>
           <w:i w:val="0"/>
           <w:color w:val="1A1A1A"/>
@@ -1461,7 +1461,7 @@
       </w:r>
       <w:r>
         <w:rPr>
-          <w:rFonts w:ascii="Calibri" w:hAnsi="Calibri" w:cs="Calibri" w:eastAsia="Calibri"/>
+          <w:rFonts w:ascii="Arial" w:hAnsi="Arial" w:cs="Arial" w:eastAsia="Arial"/>
           <w:b w:val="0"/>
           <w:i/>
           <w:color w:val="1A1A1A"/>
@@ -1471,7 +1471,7 @@
       </w:r>
       <w:r>
         <w:rPr>
-          <w:rFonts w:ascii="Calibri" w:hAnsi="Calibri" w:cs="Calibri" w:eastAsia="Calibri"/>
+          <w:rFonts w:ascii="Arial" w:hAnsi="Arial" w:cs="Arial" w:eastAsia="Arial"/>
           <w:b w:val="0"/>
           <w:i w:val="0"/>
           <w:color w:val="1A1A1A"/>
@@ -1481,7 +1481,7 @@
       </w:r>
       <w:r>
         <w:rPr>
-          <w:rFonts w:ascii="Calibri" w:hAnsi="Calibri" w:cs="Calibri" w:eastAsia="Calibri"/>
+          <w:rFonts w:ascii="Arial" w:hAnsi="Arial" w:cs="Arial" w:eastAsia="Arial"/>
           <w:b w:val="0"/>
           <w:i/>
           <w:color w:val="1A1A1A"/>
@@ -1491,7 +1491,7 @@
       </w:r>
       <w:r>
         <w:rPr>
-          <w:rFonts w:ascii="Calibri" w:hAnsi="Calibri" w:cs="Calibri" w:eastAsia="Calibri"/>
+          <w:rFonts w:ascii="Arial" w:hAnsi="Arial" w:cs="Arial" w:eastAsia="Arial"/>
           <w:b w:val="0"/>
           <w:i w:val="0"/>
           <w:color w:val="1A1A1A"/>
@@ -1501,7 +1501,7 @@
       </w:r>
       <w:r>
         <w:rPr>
-          <w:rFonts w:ascii="Calibri" w:hAnsi="Calibri" w:cs="Calibri" w:eastAsia="Calibri"/>
+          <w:rFonts w:ascii="Arial" w:hAnsi="Arial" w:cs="Arial" w:eastAsia="Arial"/>
           <w:b w:val="0"/>
           <w:i w:val="0"/>
           <w:color w:val="1A1A1A"/>
@@ -1512,7 +1512,7 @@
       <w:hyperlink r:id="rId18">
         <w:r>
           <w:rPr>
-            <w:rFonts w:ascii="Calibri" w:hAnsi="Calibri" w:cs="Calibri" w:eastAsia="Calibri"/>
+            <w:rFonts w:ascii="Arial" w:hAnsi="Arial" w:cs="Arial" w:eastAsia="Arial"/>
             <w:sz w:val="18"/>
             <w:color w:val="555555"/>
           </w:rPr>
@@ -1521,7 +1521,7 @@
       </w:hyperlink>
       <w:r>
         <w:rPr>
-          <w:rFonts w:ascii="Calibri" w:hAnsi="Calibri" w:cs="Calibri" w:eastAsia="Calibri"/>
+          <w:rFonts w:ascii="Arial" w:hAnsi="Arial" w:cs="Arial" w:eastAsia="Arial"/>
           <w:b w:val="0"/>
           <w:i w:val="0"/>
           <w:color w:val="1F4E3D"/>
@@ -1537,7 +1537,7 @@
       </w:pPr>
       <w:r>
         <w:rPr>
-          <w:rFonts w:ascii="Calibri" w:hAnsi="Calibri" w:cs="Calibri" w:eastAsia="Calibri"/>
+          <w:rFonts w:ascii="Arial" w:hAnsi="Arial" w:cs="Arial" w:eastAsia="Arial"/>
           <w:b w:val="0"/>
           <w:i w:val="0"/>
           <w:color w:val="555555"/>
@@ -1547,7 +1547,7 @@
       </w:r>
       <w:r>
         <w:rPr>
-          <w:rFonts w:ascii="Calibri" w:hAnsi="Calibri" w:cs="Calibri" w:eastAsia="Calibri"/>
+          <w:rFonts w:ascii="Arial" w:hAnsi="Arial" w:cs="Arial" w:eastAsia="Arial"/>
           <w:b/>
           <w:i w:val="0"/>
           <w:color w:val="1A1A1A"/>
@@ -1557,7 +1557,7 @@
       </w:r>
       <w:r>
         <w:rPr>
-          <w:rFonts w:ascii="Calibri" w:hAnsi="Calibri" w:cs="Calibri" w:eastAsia="Calibri"/>
+          <w:rFonts w:ascii="Arial" w:hAnsi="Arial" w:cs="Arial" w:eastAsia="Arial"/>
           <w:b/>
           <w:i w:val="0"/>
           <w:color w:val="1F4E3D"/>
@@ -1567,7 +1567,7 @@
       </w:r>
       <w:r>
         <w:rPr>
-          <w:rFonts w:ascii="Calibri" w:hAnsi="Calibri" w:cs="Calibri" w:eastAsia="Calibri"/>
+          <w:rFonts w:ascii="Arial" w:hAnsi="Arial" w:cs="Arial" w:eastAsia="Arial"/>
           <w:b w:val="0"/>
           <w:i w:val="0"/>
           <w:color w:val="1A1A1A"/>
@@ -1577,7 +1577,7 @@
       </w:r>
       <w:r>
         <w:rPr>
-          <w:rFonts w:ascii="Calibri" w:hAnsi="Calibri" w:cs="Calibri" w:eastAsia="Calibri"/>
+          <w:rFonts w:ascii="Arial" w:hAnsi="Arial" w:cs="Arial" w:eastAsia="Arial"/>
           <w:b w:val="0"/>
           <w:i w:val="0"/>
           <w:color w:val="1A1A1A"/>
@@ -1587,7 +1587,7 @@
       </w:r>
       <w:r>
         <w:rPr>
-          <w:rFonts w:ascii="Calibri" w:hAnsi="Calibri" w:cs="Calibri" w:eastAsia="Calibri"/>
+          <w:rFonts w:ascii="Arial" w:hAnsi="Arial" w:cs="Arial" w:eastAsia="Arial"/>
           <w:b w:val="0"/>
           <w:i w:val="0"/>
           <w:color w:val="1A1A1A"/>
@@ -1597,7 +1597,7 @@
       </w:r>
       <w:r>
         <w:rPr>
-          <w:rFonts w:ascii="Calibri" w:hAnsi="Calibri" w:cs="Calibri" w:eastAsia="Calibri"/>
+          <w:rFonts w:ascii="Arial" w:hAnsi="Arial" w:cs="Arial" w:eastAsia="Arial"/>
           <w:b w:val="0"/>
           <w:i w:val="0"/>
           <w:color w:val="1A1A1A"/>
@@ -1607,7 +1607,7 @@
       </w:r>
       <w:r>
         <w:rPr>
-          <w:rFonts w:ascii="Calibri" w:hAnsi="Calibri" w:cs="Calibri" w:eastAsia="Calibri"/>
+          <w:rFonts w:ascii="Arial" w:hAnsi="Arial" w:cs="Arial" w:eastAsia="Arial"/>
           <w:b w:val="0"/>
           <w:i w:val="0"/>
           <w:color w:val="1A1A1A"/>
@@ -1617,7 +1617,7 @@
       </w:r>
       <w:r>
         <w:rPr>
-          <w:rFonts w:ascii="Calibri" w:hAnsi="Calibri" w:cs="Calibri" w:eastAsia="Calibri"/>
+          <w:rFonts w:ascii="Arial" w:hAnsi="Arial" w:cs="Arial" w:eastAsia="Arial"/>
           <w:b w:val="0"/>
           <w:i w:val="0"/>
           <w:color w:val="1A1A1A"/>
@@ -1627,7 +1627,7 @@
       </w:r>
       <w:r>
         <w:rPr>
-          <w:rFonts w:ascii="Calibri" w:hAnsi="Calibri" w:cs="Calibri" w:eastAsia="Calibri"/>
+          <w:rFonts w:ascii="Arial" w:hAnsi="Arial" w:cs="Arial" w:eastAsia="Arial"/>
           <w:b w:val="0"/>
           <w:i w:val="0"/>
           <w:color w:val="1A1A1A"/>
@@ -1637,7 +1637,7 @@
       </w:r>
       <w:r>
         <w:rPr>
-          <w:rFonts w:ascii="Calibri" w:hAnsi="Calibri" w:cs="Calibri" w:eastAsia="Calibri"/>
+          <w:rFonts w:ascii="Arial" w:hAnsi="Arial" w:cs="Arial" w:eastAsia="Arial"/>
           <w:b w:val="0"/>
           <w:i/>
           <w:color w:val="1A1A1A"/>
@@ -1647,7 +1647,7 @@
       </w:r>
       <w:r>
         <w:rPr>
-          <w:rFonts w:ascii="Calibri" w:hAnsi="Calibri" w:cs="Calibri" w:eastAsia="Calibri"/>
+          <w:rFonts w:ascii="Arial" w:hAnsi="Arial" w:cs="Arial" w:eastAsia="Arial"/>
           <w:b w:val="0"/>
           <w:i w:val="0"/>
           <w:color w:val="1A1A1A"/>
@@ -1657,7 +1657,7 @@
       </w:r>
       <w:r>
         <w:rPr>
-          <w:rFonts w:ascii="Calibri" w:hAnsi="Calibri" w:cs="Calibri" w:eastAsia="Calibri"/>
+          <w:rFonts w:ascii="Arial" w:hAnsi="Arial" w:cs="Arial" w:eastAsia="Arial"/>
           <w:b w:val="0"/>
           <w:i/>
           <w:color w:val="1A1A1A"/>
@@ -1667,7 +1667,7 @@
       </w:r>
       <w:r>
         <w:rPr>
-          <w:rFonts w:ascii="Calibri" w:hAnsi="Calibri" w:cs="Calibri" w:eastAsia="Calibri"/>
+          <w:rFonts w:ascii="Arial" w:hAnsi="Arial" w:cs="Arial" w:eastAsia="Arial"/>
           <w:b w:val="0"/>
           <w:i w:val="0"/>
           <w:color w:val="1A1A1A"/>
@@ -1677,7 +1677,7 @@
       </w:r>
       <w:r>
         <w:rPr>
-          <w:rFonts w:ascii="Calibri" w:hAnsi="Calibri" w:cs="Calibri" w:eastAsia="Calibri"/>
+          <w:rFonts w:ascii="Arial" w:hAnsi="Arial" w:cs="Arial" w:eastAsia="Arial"/>
           <w:b w:val="0"/>
           <w:i w:val="0"/>
           <w:color w:val="1A1A1A"/>
@@ -1687,7 +1687,7 @@
       </w:r>
       <w:r>
         <w:rPr>
-          <w:rFonts w:ascii="Calibri" w:hAnsi="Calibri" w:cs="Calibri" w:eastAsia="Calibri"/>
+          <w:rFonts w:ascii="Arial" w:hAnsi="Arial" w:cs="Arial" w:eastAsia="Arial"/>
           <w:b w:val="0"/>
           <w:i w:val="0"/>
           <w:color w:val="1A1A1A"/>
@@ -1698,7 +1698,7 @@
       <w:hyperlink r:id="rId19">
         <w:r>
           <w:rPr>
-            <w:rFonts w:ascii="Calibri" w:hAnsi="Calibri" w:cs="Calibri" w:eastAsia="Calibri"/>
+            <w:rFonts w:ascii="Arial" w:hAnsi="Arial" w:cs="Arial" w:eastAsia="Arial"/>
             <w:sz w:val="18"/>
             <w:color w:val="555555"/>
           </w:rPr>
@@ -1707,7 +1707,7 @@
       </w:hyperlink>
       <w:r>
         <w:rPr>
-          <w:rFonts w:ascii="Calibri" w:hAnsi="Calibri" w:cs="Calibri" w:eastAsia="Calibri"/>
+          <w:rFonts w:ascii="Arial" w:hAnsi="Arial" w:cs="Arial" w:eastAsia="Arial"/>
           <w:b w:val="0"/>
           <w:i w:val="0"/>
           <w:color w:val="1F4E3D"/>
@@ -1723,7 +1723,7 @@
       </w:pPr>
       <w:r>
         <w:rPr>
-          <w:rFonts w:ascii="Calibri" w:hAnsi="Calibri" w:cs="Calibri" w:eastAsia="Calibri"/>
+          <w:rFonts w:ascii="Arial" w:hAnsi="Arial" w:cs="Arial" w:eastAsia="Arial"/>
           <w:b w:val="0"/>
           <w:i w:val="0"/>
           <w:color w:val="555555"/>
@@ -1733,7 +1733,7 @@
       </w:r>
       <w:r>
         <w:rPr>
-          <w:rFonts w:ascii="Calibri" w:hAnsi="Calibri" w:cs="Calibri" w:eastAsia="Calibri"/>
+          <w:rFonts w:ascii="Arial" w:hAnsi="Arial" w:cs="Arial" w:eastAsia="Arial"/>
           <w:b/>
           <w:i w:val="0"/>
           <w:color w:val="1A1A1A"/>
@@ -1743,7 +1743,7 @@
       </w:r>
       <w:r>
         <w:rPr>
-          <w:rFonts w:ascii="Calibri" w:hAnsi="Calibri" w:cs="Calibri" w:eastAsia="Calibri"/>
+          <w:rFonts w:ascii="Arial" w:hAnsi="Arial" w:cs="Arial" w:eastAsia="Arial"/>
           <w:b/>
           <w:i w:val="0"/>
           <w:color w:val="1F4E3D"/>
@@ -1753,7 +1753,7 @@
       </w:r>
       <w:r>
         <w:rPr>
-          <w:rFonts w:ascii="Calibri" w:hAnsi="Calibri" w:cs="Calibri" w:eastAsia="Calibri"/>
+          <w:rFonts w:ascii="Arial" w:hAnsi="Arial" w:cs="Arial" w:eastAsia="Arial"/>
           <w:b w:val="0"/>
           <w:i w:val="0"/>
           <w:color w:val="1A1A1A"/>
@@ -1763,7 +1763,7 @@
       </w:r>
       <w:r>
         <w:rPr>
-          <w:rFonts w:ascii="Calibri" w:hAnsi="Calibri" w:cs="Calibri" w:eastAsia="Calibri"/>
+          <w:rFonts w:ascii="Arial" w:hAnsi="Arial" w:cs="Arial" w:eastAsia="Arial"/>
           <w:b w:val="0"/>
           <w:i w:val="0"/>
           <w:color w:val="1A1A1A"/>
@@ -1773,7 +1773,7 @@
       </w:r>
       <w:r>
         <w:rPr>
-          <w:rFonts w:ascii="Calibri" w:hAnsi="Calibri" w:cs="Calibri" w:eastAsia="Calibri"/>
+          <w:rFonts w:ascii="Arial" w:hAnsi="Arial" w:cs="Arial" w:eastAsia="Arial"/>
           <w:b w:val="0"/>
           <w:i w:val="0"/>
           <w:color w:val="1A1A1A"/>
@@ -1783,7 +1783,7 @@
       </w:r>
       <w:r>
         <w:rPr>
-          <w:rFonts w:ascii="Calibri" w:hAnsi="Calibri" w:cs="Calibri" w:eastAsia="Calibri"/>
+          <w:rFonts w:ascii="Arial" w:hAnsi="Arial" w:cs="Arial" w:eastAsia="Arial"/>
           <w:b w:val="0"/>
           <w:i w:val="0"/>
           <w:color w:val="1A1A1A"/>
@@ -1793,7 +1793,7 @@
       </w:r>
       <w:r>
         <w:rPr>
-          <w:rFonts w:ascii="Calibri" w:hAnsi="Calibri" w:cs="Calibri" w:eastAsia="Calibri"/>
+          <w:rFonts w:ascii="Arial" w:hAnsi="Arial" w:cs="Arial" w:eastAsia="Arial"/>
           <w:b w:val="0"/>
           <w:i w:val="0"/>
           <w:color w:val="1A1A1A"/>
@@ -1803,7 +1803,7 @@
       </w:r>
       <w:r>
         <w:rPr>
-          <w:rFonts w:ascii="Calibri" w:hAnsi="Calibri" w:cs="Calibri" w:eastAsia="Calibri"/>
+          <w:rFonts w:ascii="Arial" w:hAnsi="Arial" w:cs="Arial" w:eastAsia="Arial"/>
           <w:b w:val="0"/>
           <w:i/>
           <w:color w:val="1A1A1A"/>
@@ -1813,7 +1813,7 @@
       </w:r>
       <w:r>
         <w:rPr>
-          <w:rFonts w:ascii="Calibri" w:hAnsi="Calibri" w:cs="Calibri" w:eastAsia="Calibri"/>
+          <w:rFonts w:ascii="Arial" w:hAnsi="Arial" w:cs="Arial" w:eastAsia="Arial"/>
           <w:b w:val="0"/>
           <w:i w:val="0"/>
           <w:color w:val="1A1A1A"/>
@@ -1823,7 +1823,7 @@
       </w:r>
       <w:r>
         <w:rPr>
-          <w:rFonts w:ascii="Calibri" w:hAnsi="Calibri" w:cs="Calibri" w:eastAsia="Calibri"/>
+          <w:rFonts w:ascii="Arial" w:hAnsi="Arial" w:cs="Arial" w:eastAsia="Arial"/>
           <w:b w:val="0"/>
           <w:i/>
           <w:color w:val="1A1A1A"/>
@@ -1833,7 +1833,7 @@
       </w:r>
       <w:r>
         <w:rPr>
-          <w:rFonts w:ascii="Calibri" w:hAnsi="Calibri" w:cs="Calibri" w:eastAsia="Calibri"/>
+          <w:rFonts w:ascii="Arial" w:hAnsi="Arial" w:cs="Arial" w:eastAsia="Arial"/>
           <w:b w:val="0"/>
           <w:i w:val="0"/>
           <w:color w:val="1A1A1A"/>
@@ -1843,7 +1843,7 @@
       </w:r>
       <w:r>
         <w:rPr>
-          <w:rFonts w:ascii="Calibri" w:hAnsi="Calibri" w:cs="Calibri" w:eastAsia="Calibri"/>
+          <w:rFonts w:ascii="Arial" w:hAnsi="Arial" w:cs="Arial" w:eastAsia="Arial"/>
           <w:b w:val="0"/>
           <w:i w:val="0"/>
           <w:color w:val="1A1A1A"/>
@@ -1853,7 +1853,7 @@
       </w:r>
       <w:r>
         <w:rPr>
-          <w:rFonts w:ascii="Calibri" w:hAnsi="Calibri" w:cs="Calibri" w:eastAsia="Calibri"/>
+          <w:rFonts w:ascii="Arial" w:hAnsi="Arial" w:cs="Arial" w:eastAsia="Arial"/>
           <w:b w:val="0"/>
           <w:i w:val="0"/>
           <w:color w:val="1A1A1A"/>
@@ -1864,7 +1864,7 @@
       <w:hyperlink r:id="rId20">
         <w:r>
           <w:rPr>
-            <w:rFonts w:ascii="Calibri" w:hAnsi="Calibri" w:cs="Calibri" w:eastAsia="Calibri"/>
+            <w:rFonts w:ascii="Arial" w:hAnsi="Arial" w:cs="Arial" w:eastAsia="Arial"/>
             <w:sz w:val="18"/>
             <w:color w:val="555555"/>
           </w:rPr>
@@ -1879,7 +1879,7 @@
       </w:pPr>
       <w:r>
         <w:rPr>
-          <w:rFonts w:ascii="Calibri" w:hAnsi="Calibri" w:cs="Calibri" w:eastAsia="Calibri"/>
+          <w:rFonts w:ascii="Arial" w:hAnsi="Arial" w:cs="Arial" w:eastAsia="Arial"/>
           <w:b w:val="0"/>
           <w:i w:val="0"/>
           <w:color w:val="555555"/>
@@ -1889,7 +1889,7 @@
       </w:r>
       <w:r>
         <w:rPr>
-          <w:rFonts w:ascii="Calibri" w:hAnsi="Calibri" w:cs="Calibri" w:eastAsia="Calibri"/>
+          <w:rFonts w:ascii="Arial" w:hAnsi="Arial" w:cs="Arial" w:eastAsia="Arial"/>
           <w:b/>
           <w:i w:val="0"/>
           <w:color w:val="1A1A1A"/>
@@ -1899,7 +1899,7 @@
       </w:r>
       <w:r>
         <w:rPr>
-          <w:rFonts w:ascii="Calibri" w:hAnsi="Calibri" w:cs="Calibri" w:eastAsia="Calibri"/>
+          <w:rFonts w:ascii="Arial" w:hAnsi="Arial" w:cs="Arial" w:eastAsia="Arial"/>
           <w:b/>
           <w:i w:val="0"/>
           <w:color w:val="1F4E3D"/>
@@ -1909,7 +1909,7 @@
       </w:r>
       <w:r>
         <w:rPr>
-          <w:rFonts w:ascii="Calibri" w:hAnsi="Calibri" w:cs="Calibri" w:eastAsia="Calibri"/>
+          <w:rFonts w:ascii="Arial" w:hAnsi="Arial" w:cs="Arial" w:eastAsia="Arial"/>
           <w:b w:val="0"/>
           <w:i w:val="0"/>
           <w:color w:val="1A1A1A"/>
@@ -1919,7 +1919,7 @@
       </w:r>
       <w:r>
         <w:rPr>
-          <w:rFonts w:ascii="Calibri" w:hAnsi="Calibri" w:cs="Calibri" w:eastAsia="Calibri"/>
+          <w:rFonts w:ascii="Arial" w:hAnsi="Arial" w:cs="Arial" w:eastAsia="Arial"/>
           <w:b w:val="0"/>
           <w:i w:val="0"/>
           <w:color w:val="1A1A1A"/>
@@ -1929,7 +1929,7 @@
       </w:r>
       <w:r>
         <w:rPr>
-          <w:rFonts w:ascii="Calibri" w:hAnsi="Calibri" w:cs="Calibri" w:eastAsia="Calibri"/>
+          <w:rFonts w:ascii="Arial" w:hAnsi="Arial" w:cs="Arial" w:eastAsia="Arial"/>
           <w:b w:val="0"/>
           <w:i w:val="0"/>
           <w:color w:val="1A1A1A"/>
@@ -1939,7 +1939,7 @@
       </w:r>
       <w:r>
         <w:rPr>
-          <w:rFonts w:ascii="Calibri" w:hAnsi="Calibri" w:cs="Calibri" w:eastAsia="Calibri"/>
+          <w:rFonts w:ascii="Arial" w:hAnsi="Arial" w:cs="Arial" w:eastAsia="Arial"/>
           <w:b w:val="0"/>
           <w:i w:val="0"/>
           <w:color w:val="1A1A1A"/>
@@ -1949,7 +1949,7 @@
       </w:r>
       <w:r>
         <w:rPr>
-          <w:rFonts w:ascii="Calibri" w:hAnsi="Calibri" w:cs="Calibri" w:eastAsia="Calibri"/>
+          <w:rFonts w:ascii="Arial" w:hAnsi="Arial" w:cs="Arial" w:eastAsia="Arial"/>
           <w:b w:val="0"/>
           <w:i w:val="0"/>
           <w:color w:val="1A1A1A"/>
@@ -1959,7 +1959,7 @@
       </w:r>
       <w:r>
         <w:rPr>
-          <w:rFonts w:ascii="Calibri" w:hAnsi="Calibri" w:cs="Calibri" w:eastAsia="Calibri"/>
+          <w:rFonts w:ascii="Arial" w:hAnsi="Arial" w:cs="Arial" w:eastAsia="Arial"/>
           <w:b w:val="0"/>
           <w:i w:val="0"/>
           <w:color w:val="1A1A1A"/>
@@ -1969,7 +1969,7 @@
       </w:r>
       <w:r>
         <w:rPr>
-          <w:rFonts w:ascii="Calibri" w:hAnsi="Calibri" w:cs="Calibri" w:eastAsia="Calibri"/>
+          <w:rFonts w:ascii="Arial" w:hAnsi="Arial" w:cs="Arial" w:eastAsia="Arial"/>
           <w:b w:val="0"/>
           <w:i w:val="0"/>
           <w:color w:val="1A1A1A"/>
@@ -1979,7 +1979,7 @@
       </w:r>
       <w:r>
         <w:rPr>
-          <w:rFonts w:ascii="Calibri" w:hAnsi="Calibri" w:cs="Calibri" w:eastAsia="Calibri"/>
+          <w:rFonts w:ascii="Arial" w:hAnsi="Arial" w:cs="Arial" w:eastAsia="Arial"/>
           <w:b w:val="0"/>
           <w:i w:val="0"/>
           <w:color w:val="1A1A1A"/>
@@ -1989,7 +1989,7 @@
       </w:r>
       <w:r>
         <w:rPr>
-          <w:rFonts w:ascii="Calibri" w:hAnsi="Calibri" w:cs="Calibri" w:eastAsia="Calibri"/>
+          <w:rFonts w:ascii="Arial" w:hAnsi="Arial" w:cs="Arial" w:eastAsia="Arial"/>
           <w:b w:val="0"/>
           <w:i w:val="0"/>
           <w:color w:val="1A1A1A"/>
@@ -1999,7 +1999,7 @@
       </w:r>
       <w:r>
         <w:rPr>
-          <w:rFonts w:ascii="Calibri" w:hAnsi="Calibri" w:cs="Calibri" w:eastAsia="Calibri"/>
+          <w:rFonts w:ascii="Arial" w:hAnsi="Arial" w:cs="Arial" w:eastAsia="Arial"/>
           <w:b w:val="0"/>
           <w:i/>
           <w:color w:val="1A1A1A"/>
@@ -2009,7 +2009,7 @@
       </w:r>
       <w:r>
         <w:rPr>
-          <w:rFonts w:ascii="Calibri" w:hAnsi="Calibri" w:cs="Calibri" w:eastAsia="Calibri"/>
+          <w:rFonts w:ascii="Arial" w:hAnsi="Arial" w:cs="Arial" w:eastAsia="Arial"/>
           <w:b w:val="0"/>
           <w:i w:val="0"/>
           <w:color w:val="1A1A1A"/>
@@ -2019,7 +2019,7 @@
       </w:r>
       <w:r>
         <w:rPr>
-          <w:rFonts w:ascii="Calibri" w:hAnsi="Calibri" w:cs="Calibri" w:eastAsia="Calibri"/>
+          <w:rFonts w:ascii="Arial" w:hAnsi="Arial" w:cs="Arial" w:eastAsia="Arial"/>
           <w:b w:val="0"/>
           <w:i/>
           <w:color w:val="1A1A1A"/>
@@ -2029,7 +2029,7 @@
       </w:r>
       <w:r>
         <w:rPr>
-          <w:rFonts w:ascii="Calibri" w:hAnsi="Calibri" w:cs="Calibri" w:eastAsia="Calibri"/>
+          <w:rFonts w:ascii="Arial" w:hAnsi="Arial" w:cs="Arial" w:eastAsia="Arial"/>
           <w:b w:val="0"/>
           <w:i w:val="0"/>
           <w:color w:val="1A1A1A"/>
@@ -2039,7 +2039,7 @@
       </w:r>
       <w:r>
         <w:rPr>
-          <w:rFonts w:ascii="Calibri" w:hAnsi="Calibri" w:cs="Calibri" w:eastAsia="Calibri"/>
+          <w:rFonts w:ascii="Arial" w:hAnsi="Arial" w:cs="Arial" w:eastAsia="Arial"/>
           <w:b w:val="0"/>
           <w:i w:val="0"/>
           <w:color w:val="1A1A1A"/>
@@ -2049,7 +2049,7 @@
       </w:r>
       <w:r>
         <w:rPr>
-          <w:rFonts w:ascii="Calibri" w:hAnsi="Calibri" w:cs="Calibri" w:eastAsia="Calibri"/>
+          <w:rFonts w:ascii="Arial" w:hAnsi="Arial" w:cs="Arial" w:eastAsia="Arial"/>
           <w:b w:val="0"/>
           <w:i w:val="0"/>
           <w:color w:val="1A1A1A"/>
@@ -2060,7 +2060,7 @@
       <w:hyperlink r:id="rId21">
         <w:r>
           <w:rPr>
-            <w:rFonts w:ascii="Calibri" w:hAnsi="Calibri" w:cs="Calibri" w:eastAsia="Calibri"/>
+            <w:rFonts w:ascii="Arial" w:hAnsi="Arial" w:cs="Arial" w:eastAsia="Arial"/>
             <w:sz w:val="18"/>
             <w:color w:val="555555"/>
           </w:rPr>
@@ -2075,7 +2075,7 @@
       </w:pPr>
       <w:r>
         <w:rPr>
-          <w:rFonts w:ascii="Calibri" w:hAnsi="Calibri" w:cs="Calibri" w:eastAsia="Calibri"/>
+          <w:rFonts w:ascii="Arial" w:hAnsi="Arial" w:cs="Arial" w:eastAsia="Arial"/>
           <w:b w:val="0"/>
           <w:i w:val="0"/>
           <w:color w:val="555555"/>
@@ -2085,7 +2085,7 @@
       </w:r>
       <w:r>
         <w:rPr>
-          <w:rFonts w:ascii="Calibri" w:hAnsi="Calibri" w:cs="Calibri" w:eastAsia="Calibri"/>
+          <w:rFonts w:ascii="Arial" w:hAnsi="Arial" w:cs="Arial" w:eastAsia="Arial"/>
           <w:b w:val="0"/>
           <w:i w:val="0"/>
           <w:color w:val="1A1A1A"/>
@@ -2095,7 +2095,7 @@
       </w:r>
       <w:r>
         <w:rPr>
-          <w:rFonts w:ascii="Calibri" w:hAnsi="Calibri" w:cs="Calibri" w:eastAsia="Calibri"/>
+          <w:rFonts w:ascii="Arial" w:hAnsi="Arial" w:cs="Arial" w:eastAsia="Arial"/>
           <w:b w:val="0"/>
           <w:i w:val="0"/>
           <w:color w:val="1A1A1A"/>
@@ -2105,7 +2105,7 @@
       </w:r>
       <w:r>
         <w:rPr>
-          <w:rFonts w:ascii="Calibri" w:hAnsi="Calibri" w:cs="Calibri" w:eastAsia="Calibri"/>
+          <w:rFonts w:ascii="Arial" w:hAnsi="Arial" w:cs="Arial" w:eastAsia="Arial"/>
           <w:b w:val="0"/>
           <w:i w:val="0"/>
           <w:color w:val="1A1A1A"/>
@@ -2115,7 +2115,7 @@
       </w:r>
       <w:r>
         <w:rPr>
-          <w:rFonts w:ascii="Calibri" w:hAnsi="Calibri" w:cs="Calibri" w:eastAsia="Calibri"/>
+          <w:rFonts w:ascii="Arial" w:hAnsi="Arial" w:cs="Arial" w:eastAsia="Arial"/>
           <w:b w:val="0"/>
           <w:i w:val="0"/>
           <w:color w:val="1A1A1A"/>
@@ -2125,7 +2125,7 @@
       </w:r>
       <w:r>
         <w:rPr>
-          <w:rFonts w:ascii="Calibri" w:hAnsi="Calibri" w:cs="Calibri" w:eastAsia="Calibri"/>
+          <w:rFonts w:ascii="Arial" w:hAnsi="Arial" w:cs="Arial" w:eastAsia="Arial"/>
           <w:b/>
           <w:i w:val="0"/>
           <w:color w:val="1A1A1A"/>
@@ -2135,7 +2135,7 @@
       </w:r>
       <w:r>
         <w:rPr>
-          <w:rFonts w:ascii="Calibri" w:hAnsi="Calibri" w:cs="Calibri" w:eastAsia="Calibri"/>
+          <w:rFonts w:ascii="Arial" w:hAnsi="Arial" w:cs="Arial" w:eastAsia="Arial"/>
           <w:b w:val="0"/>
           <w:i w:val="0"/>
           <w:color w:val="1A1A1A"/>
@@ -2145,7 +2145,7 @@
       </w:r>
       <w:r>
         <w:rPr>
-          <w:rFonts w:ascii="Calibri" w:hAnsi="Calibri" w:cs="Calibri" w:eastAsia="Calibri"/>
+          <w:rFonts w:ascii="Arial" w:hAnsi="Arial" w:cs="Arial" w:eastAsia="Arial"/>
           <w:b w:val="0"/>
           <w:i w:val="0"/>
           <w:color w:val="1A1A1A"/>
@@ -2155,7 +2155,7 @@
       </w:r>
       <w:r>
         <w:rPr>
-          <w:rFonts w:ascii="Calibri" w:hAnsi="Calibri" w:cs="Calibri" w:eastAsia="Calibri"/>
+          <w:rFonts w:ascii="Arial" w:hAnsi="Arial" w:cs="Arial" w:eastAsia="Arial"/>
           <w:b w:val="0"/>
           <w:i w:val="0"/>
           <w:color w:val="1A1A1A"/>
@@ -2165,7 +2165,7 @@
       </w:r>
       <w:r>
         <w:rPr>
-          <w:rFonts w:ascii="Calibri" w:hAnsi="Calibri" w:cs="Calibri" w:eastAsia="Calibri"/>
+          <w:rFonts w:ascii="Arial" w:hAnsi="Arial" w:cs="Arial" w:eastAsia="Arial"/>
           <w:b w:val="0"/>
           <w:i w:val="0"/>
           <w:color w:val="1A1A1A"/>
@@ -2175,7 +2175,7 @@
       </w:r>
       <w:r>
         <w:rPr>
-          <w:rFonts w:ascii="Calibri" w:hAnsi="Calibri" w:cs="Calibri" w:eastAsia="Calibri"/>
+          <w:rFonts w:ascii="Arial" w:hAnsi="Arial" w:cs="Arial" w:eastAsia="Arial"/>
           <w:b w:val="0"/>
           <w:i w:val="0"/>
           <w:color w:val="1A1A1A"/>
@@ -2185,7 +2185,7 @@
       </w:r>
       <w:r>
         <w:rPr>
-          <w:rFonts w:ascii="Calibri" w:hAnsi="Calibri" w:cs="Calibri" w:eastAsia="Calibri"/>
+          <w:rFonts w:ascii="Arial" w:hAnsi="Arial" w:cs="Arial" w:eastAsia="Arial"/>
           <w:b w:val="0"/>
           <w:i/>
           <w:color w:val="1A1A1A"/>
@@ -2195,7 +2195,7 @@
       </w:r>
       <w:r>
         <w:rPr>
-          <w:rFonts w:ascii="Calibri" w:hAnsi="Calibri" w:cs="Calibri" w:eastAsia="Calibri"/>
+          <w:rFonts w:ascii="Arial" w:hAnsi="Arial" w:cs="Arial" w:eastAsia="Arial"/>
           <w:b w:val="0"/>
           <w:i w:val="0"/>
           <w:color w:val="1A1A1A"/>
@@ -2205,7 +2205,7 @@
       </w:r>
       <w:r>
         <w:rPr>
-          <w:rFonts w:ascii="Calibri" w:hAnsi="Calibri" w:cs="Calibri" w:eastAsia="Calibri"/>
+          <w:rFonts w:ascii="Arial" w:hAnsi="Arial" w:cs="Arial" w:eastAsia="Arial"/>
           <w:b w:val="0"/>
           <w:i/>
           <w:color w:val="1A1A1A"/>
@@ -2215,7 +2215,7 @@
       </w:r>
       <w:r>
         <w:rPr>
-          <w:rFonts w:ascii="Calibri" w:hAnsi="Calibri" w:cs="Calibri" w:eastAsia="Calibri"/>
+          <w:rFonts w:ascii="Arial" w:hAnsi="Arial" w:cs="Arial" w:eastAsia="Arial"/>
           <w:b w:val="0"/>
           <w:i w:val="0"/>
           <w:color w:val="1A1A1A"/>
@@ -2225,7 +2225,7 @@
       </w:r>
       <w:r>
         <w:rPr>
-          <w:rFonts w:ascii="Calibri" w:hAnsi="Calibri" w:cs="Calibri" w:eastAsia="Calibri"/>
+          <w:rFonts w:ascii="Arial" w:hAnsi="Arial" w:cs="Arial" w:eastAsia="Arial"/>
           <w:b w:val="0"/>
           <w:i w:val="0"/>
           <w:color w:val="1A1A1A"/>
@@ -2235,7 +2235,7 @@
       </w:r>
       <w:r>
         <w:rPr>
-          <w:rFonts w:ascii="Calibri" w:hAnsi="Calibri" w:cs="Calibri" w:eastAsia="Calibri"/>
+          <w:rFonts w:ascii="Arial" w:hAnsi="Arial" w:cs="Arial" w:eastAsia="Arial"/>
           <w:b w:val="0"/>
           <w:i w:val="0"/>
           <w:color w:val="1A1A1A"/>
@@ -2246,7 +2246,7 @@
       <w:hyperlink r:id="rId22">
         <w:r>
           <w:rPr>
-            <w:rFonts w:ascii="Calibri" w:hAnsi="Calibri" w:cs="Calibri" w:eastAsia="Calibri"/>
+            <w:rFonts w:ascii="Arial" w:hAnsi="Arial" w:cs="Arial" w:eastAsia="Arial"/>
             <w:sz w:val="18"/>
             <w:color w:val="555555"/>
           </w:rPr>
@@ -2261,7 +2261,7 @@
       </w:pPr>
       <w:r>
         <w:rPr>
-          <w:rFonts w:ascii="Calibri" w:hAnsi="Calibri" w:cs="Calibri" w:eastAsia="Calibri"/>
+          <w:rFonts w:ascii="Arial" w:hAnsi="Arial" w:cs="Arial" w:eastAsia="Arial"/>
           <w:b w:val="0"/>
           <w:i w:val="0"/>
           <w:color w:val="555555"/>
@@ -2271,7 +2271,7 @@
       </w:r>
       <w:r>
         <w:rPr>
-          <w:rFonts w:ascii="Calibri" w:hAnsi="Calibri" w:cs="Calibri" w:eastAsia="Calibri"/>
+          <w:rFonts w:ascii="Arial" w:hAnsi="Arial" w:cs="Arial" w:eastAsia="Arial"/>
           <w:b w:val="0"/>
           <w:i w:val="0"/>
           <w:color w:val="1A1A1A"/>
@@ -2281,7 +2281,7 @@
       </w:r>
       <w:r>
         <w:rPr>
-          <w:rFonts w:ascii="Calibri" w:hAnsi="Calibri" w:cs="Calibri" w:eastAsia="Calibri"/>
+          <w:rFonts w:ascii="Arial" w:hAnsi="Arial" w:cs="Arial" w:eastAsia="Arial"/>
           <w:b w:val="0"/>
           <w:i w:val="0"/>
           <w:color w:val="1A1A1A"/>
@@ -2291,7 +2291,7 @@
       </w:r>
       <w:r>
         <w:rPr>
-          <w:rFonts w:ascii="Calibri" w:hAnsi="Calibri" w:cs="Calibri" w:eastAsia="Calibri"/>
+          <w:rFonts w:ascii="Arial" w:hAnsi="Arial" w:cs="Arial" w:eastAsia="Arial"/>
           <w:b w:val="0"/>
           <w:i w:val="0"/>
           <w:color w:val="1A1A1A"/>
@@ -2301,7 +2301,7 @@
       </w:r>
       <w:r>
         <w:rPr>
-          <w:rFonts w:ascii="Calibri" w:hAnsi="Calibri" w:cs="Calibri" w:eastAsia="Calibri"/>
+          <w:rFonts w:ascii="Arial" w:hAnsi="Arial" w:cs="Arial" w:eastAsia="Arial"/>
           <w:b w:val="0"/>
           <w:i w:val="0"/>
           <w:color w:val="1A1A1A"/>
@@ -2311,7 +2311,7 @@
       </w:r>
       <w:r>
         <w:rPr>
-          <w:rFonts w:ascii="Calibri" w:hAnsi="Calibri" w:cs="Calibri" w:eastAsia="Calibri"/>
+          <w:rFonts w:ascii="Arial" w:hAnsi="Arial" w:cs="Arial" w:eastAsia="Arial"/>
           <w:b w:val="0"/>
           <w:i w:val="0"/>
           <w:color w:val="1A1A1A"/>
@@ -2321,7 +2321,7 @@
       </w:r>
       <w:r>
         <w:rPr>
-          <w:rFonts w:ascii="Calibri" w:hAnsi="Calibri" w:cs="Calibri" w:eastAsia="Calibri"/>
+          <w:rFonts w:ascii="Arial" w:hAnsi="Arial" w:cs="Arial" w:eastAsia="Arial"/>
           <w:b w:val="0"/>
           <w:i w:val="0"/>
           <w:color w:val="1A1A1A"/>
@@ -2331,7 +2331,7 @@
       </w:r>
       <w:r>
         <w:rPr>
-          <w:rFonts w:ascii="Calibri" w:hAnsi="Calibri" w:cs="Calibri" w:eastAsia="Calibri"/>
+          <w:rFonts w:ascii="Arial" w:hAnsi="Arial" w:cs="Arial" w:eastAsia="Arial"/>
           <w:b w:val="0"/>
           <w:i w:val="0"/>
           <w:color w:val="1A1A1A"/>
@@ -2341,7 +2341,7 @@
       </w:r>
       <w:r>
         <w:rPr>
-          <w:rFonts w:ascii="Calibri" w:hAnsi="Calibri" w:cs="Calibri" w:eastAsia="Calibri"/>
+          <w:rFonts w:ascii="Arial" w:hAnsi="Arial" w:cs="Arial" w:eastAsia="Arial"/>
           <w:b w:val="0"/>
           <w:i w:val="0"/>
           <w:color w:val="1A1A1A"/>
@@ -2351,7 +2351,7 @@
       </w:r>
       <w:r>
         <w:rPr>
-          <w:rFonts w:ascii="Calibri" w:hAnsi="Calibri" w:cs="Calibri" w:eastAsia="Calibri"/>
+          <w:rFonts w:ascii="Arial" w:hAnsi="Arial" w:cs="Arial" w:eastAsia="Arial"/>
           <w:b w:val="0"/>
           <w:i w:val="0"/>
           <w:color w:val="1A1A1A"/>
@@ -2361,7 +2361,7 @@
       </w:r>
       <w:r>
         <w:rPr>
-          <w:rFonts w:ascii="Calibri" w:hAnsi="Calibri" w:cs="Calibri" w:eastAsia="Calibri"/>
+          <w:rFonts w:ascii="Arial" w:hAnsi="Arial" w:cs="Arial" w:eastAsia="Arial"/>
           <w:b w:val="0"/>
           <w:i w:val="0"/>
           <w:color w:val="1A1A1A"/>
@@ -2371,7 +2371,7 @@
       </w:r>
       <w:r>
         <w:rPr>
-          <w:rFonts w:ascii="Calibri" w:hAnsi="Calibri" w:cs="Calibri" w:eastAsia="Calibri"/>
+          <w:rFonts w:ascii="Arial" w:hAnsi="Arial" w:cs="Arial" w:eastAsia="Arial"/>
           <w:b w:val="0"/>
           <w:i w:val="0"/>
           <w:color w:val="1A1A1A"/>
@@ -2381,7 +2381,7 @@
       </w:r>
       <w:r>
         <w:rPr>
-          <w:rFonts w:ascii="Calibri" w:hAnsi="Calibri" w:cs="Calibri" w:eastAsia="Calibri"/>
+          <w:rFonts w:ascii="Arial" w:hAnsi="Arial" w:cs="Arial" w:eastAsia="Arial"/>
           <w:b w:val="0"/>
           <w:i w:val="0"/>
           <w:color w:val="1A1A1A"/>
@@ -2391,7 +2391,7 @@
       </w:r>
       <w:r>
         <w:rPr>
-          <w:rFonts w:ascii="Calibri" w:hAnsi="Calibri" w:cs="Calibri" w:eastAsia="Calibri"/>
+          <w:rFonts w:ascii="Arial" w:hAnsi="Arial" w:cs="Arial" w:eastAsia="Arial"/>
           <w:b w:val="0"/>
           <w:i w:val="0"/>
           <w:color w:val="1A1A1A"/>
@@ -2401,7 +2401,7 @@
       </w:r>
       <w:r>
         <w:rPr>
-          <w:rFonts w:ascii="Calibri" w:hAnsi="Calibri" w:cs="Calibri" w:eastAsia="Calibri"/>
+          <w:rFonts w:ascii="Arial" w:hAnsi="Arial" w:cs="Arial" w:eastAsia="Arial"/>
           <w:b w:val="0"/>
           <w:i w:val="0"/>
           <w:color w:val="1A1A1A"/>
@@ -2411,7 +2411,7 @@
       </w:r>
       <w:r>
         <w:rPr>
-          <w:rFonts w:ascii="Calibri" w:hAnsi="Calibri" w:cs="Calibri" w:eastAsia="Calibri"/>
+          <w:rFonts w:ascii="Arial" w:hAnsi="Arial" w:cs="Arial" w:eastAsia="Arial"/>
           <w:b/>
           <w:i w:val="0"/>
           <w:color w:val="1A1A1A"/>
@@ -2421,7 +2421,7 @@
       </w:r>
       <w:r>
         <w:rPr>
-          <w:rFonts w:ascii="Calibri" w:hAnsi="Calibri" w:cs="Calibri" w:eastAsia="Calibri"/>
+          <w:rFonts w:ascii="Arial" w:hAnsi="Arial" w:cs="Arial" w:eastAsia="Arial"/>
           <w:b w:val="0"/>
           <w:i w:val="0"/>
           <w:color w:val="1A1A1A"/>
@@ -2431,7 +2431,7 @@
       </w:r>
       <w:r>
         <w:rPr>
-          <w:rFonts w:ascii="Calibri" w:hAnsi="Calibri" w:cs="Calibri" w:eastAsia="Calibri"/>
+          <w:rFonts w:ascii="Arial" w:hAnsi="Arial" w:cs="Arial" w:eastAsia="Arial"/>
           <w:b w:val="0"/>
           <w:i w:val="0"/>
           <w:color w:val="1A1A1A"/>
@@ -2441,7 +2441,7 @@
       </w:r>
       <w:r>
         <w:rPr>
-          <w:rFonts w:ascii="Calibri" w:hAnsi="Calibri" w:cs="Calibri" w:eastAsia="Calibri"/>
+          <w:rFonts w:ascii="Arial" w:hAnsi="Arial" w:cs="Arial" w:eastAsia="Arial"/>
           <w:b w:val="0"/>
           <w:i w:val="0"/>
           <w:color w:val="1A1A1A"/>
@@ -2451,7 +2451,7 @@
       </w:r>
       <w:r>
         <w:rPr>
-          <w:rFonts w:ascii="Calibri" w:hAnsi="Calibri" w:cs="Calibri" w:eastAsia="Calibri"/>
+          <w:rFonts w:ascii="Arial" w:hAnsi="Arial" w:cs="Arial" w:eastAsia="Arial"/>
           <w:b w:val="0"/>
           <w:i w:val="0"/>
           <w:color w:val="1A1A1A"/>
@@ -2461,7 +2461,7 @@
       </w:r>
       <w:r>
         <w:rPr>
-          <w:rFonts w:ascii="Calibri" w:hAnsi="Calibri" w:cs="Calibri" w:eastAsia="Calibri"/>
+          <w:rFonts w:ascii="Arial" w:hAnsi="Arial" w:cs="Arial" w:eastAsia="Arial"/>
           <w:b w:val="0"/>
           <w:i w:val="0"/>
           <w:color w:val="1A1A1A"/>
@@ -2471,7 +2471,7 @@
       </w:r>
       <w:r>
         <w:rPr>
-          <w:rFonts w:ascii="Calibri" w:hAnsi="Calibri" w:cs="Calibri" w:eastAsia="Calibri"/>
+          <w:rFonts w:ascii="Arial" w:hAnsi="Arial" w:cs="Arial" w:eastAsia="Arial"/>
           <w:b w:val="0"/>
           <w:i/>
           <w:color w:val="1A1A1A"/>
@@ -2481,7 +2481,7 @@
       </w:r>
       <w:r>
         <w:rPr>
-          <w:rFonts w:ascii="Calibri" w:hAnsi="Calibri" w:cs="Calibri" w:eastAsia="Calibri"/>
+          <w:rFonts w:ascii="Arial" w:hAnsi="Arial" w:cs="Arial" w:eastAsia="Arial"/>
           <w:b w:val="0"/>
           <w:i w:val="0"/>
           <w:color w:val="1A1A1A"/>
@@ -2491,7 +2491,7 @@
       </w:r>
       <w:r>
         <w:rPr>
-          <w:rFonts w:ascii="Calibri" w:hAnsi="Calibri" w:cs="Calibri" w:eastAsia="Calibri"/>
+          <w:rFonts w:ascii="Arial" w:hAnsi="Arial" w:cs="Arial" w:eastAsia="Arial"/>
           <w:b w:val="0"/>
           <w:i/>
           <w:color w:val="1A1A1A"/>
@@ -2501,7 +2501,7 @@
       </w:r>
       <w:r>
         <w:rPr>
-          <w:rFonts w:ascii="Calibri" w:hAnsi="Calibri" w:cs="Calibri" w:eastAsia="Calibri"/>
+          <w:rFonts w:ascii="Arial" w:hAnsi="Arial" w:cs="Arial" w:eastAsia="Arial"/>
           <w:b w:val="0"/>
           <w:i w:val="0"/>
           <w:color w:val="1A1A1A"/>
@@ -2511,7 +2511,7 @@
       </w:r>
       <w:r>
         <w:rPr>
-          <w:rFonts w:ascii="Calibri" w:hAnsi="Calibri" w:cs="Calibri" w:eastAsia="Calibri"/>
+          <w:rFonts w:ascii="Arial" w:hAnsi="Arial" w:cs="Arial" w:eastAsia="Arial"/>
           <w:b w:val="0"/>
           <w:i w:val="0"/>
           <w:color w:val="1A1A1A"/>
@@ -2521,7 +2521,7 @@
       </w:r>
       <w:r>
         <w:rPr>
-          <w:rFonts w:ascii="Calibri" w:hAnsi="Calibri" w:cs="Calibri" w:eastAsia="Calibri"/>
+          <w:rFonts w:ascii="Arial" w:hAnsi="Arial" w:cs="Arial" w:eastAsia="Arial"/>
           <w:b w:val="0"/>
           <w:i w:val="0"/>
           <w:color w:val="1A1A1A"/>
@@ -2532,7 +2532,7 @@
       <w:hyperlink r:id="rId23">
         <w:r>
           <w:rPr>
-            <w:rFonts w:ascii="Calibri" w:hAnsi="Calibri" w:cs="Calibri" w:eastAsia="Calibri"/>
+            <w:rFonts w:ascii="Arial" w:hAnsi="Arial" w:cs="Arial" w:eastAsia="Arial"/>
             <w:sz w:val="18"/>
             <w:color w:val="555555"/>
           </w:rPr>
@@ -2549,7 +2549,7 @@
       </w:pPr>
       <w:r>
         <w:rPr>
-          <w:rFonts w:ascii="Calibri" w:hAnsi="Calibri" w:cs="Calibri" w:eastAsia="Calibri"/>
+          <w:rFonts w:ascii="Arial" w:hAnsi="Arial" w:cs="Arial" w:eastAsia="Arial"/>
           <w:b/>
           <w:i w:val="0"/>
           <w:caps/>
@@ -2566,7 +2566,7 @@
       </w:pPr>
       <w:r>
         <w:rPr>
-          <w:rFonts w:ascii="Calibri" w:hAnsi="Calibri" w:cs="Calibri" w:eastAsia="Calibri"/>
+          <w:rFonts w:ascii="Arial" w:hAnsi="Arial" w:cs="Arial" w:eastAsia="Arial"/>
           <w:b w:val="0"/>
           <w:i/>
           <w:color w:val="888888"/>
@@ -2582,7 +2582,7 @@
       </w:pPr>
       <w:r>
         <w:rPr>
-          <w:rFonts w:ascii="Calibri" w:hAnsi="Calibri" w:cs="Calibri" w:eastAsia="Calibri"/>
+          <w:rFonts w:ascii="Arial" w:hAnsi="Arial" w:cs="Arial" w:eastAsia="Arial"/>
           <w:b w:val="0"/>
           <w:i w:val="0"/>
           <w:color w:val="555555"/>
@@ -2592,7 +2592,7 @@
       </w:r>
       <w:r>
         <w:rPr>
-          <w:rFonts w:ascii="Calibri" w:hAnsi="Calibri" w:cs="Calibri" w:eastAsia="Calibri"/>
+          <w:rFonts w:ascii="Arial" w:hAnsi="Arial" w:cs="Arial" w:eastAsia="Arial"/>
           <w:b/>
           <w:i w:val="0"/>
           <w:color w:val="1A1A1A"/>
@@ -2602,7 +2602,7 @@
       </w:r>
       <w:r>
         <w:rPr>
-          <w:rFonts w:ascii="Calibri" w:hAnsi="Calibri" w:cs="Calibri" w:eastAsia="Calibri"/>
+          <w:rFonts w:ascii="Arial" w:hAnsi="Arial" w:cs="Arial" w:eastAsia="Arial"/>
           <w:b/>
           <w:i w:val="0"/>
           <w:color w:val="1F4E3D"/>
@@ -2612,7 +2612,7 @@
       </w:r>
       <w:r>
         <w:rPr>
-          <w:rFonts w:ascii="Calibri" w:hAnsi="Calibri" w:cs="Calibri" w:eastAsia="Calibri"/>
+          <w:rFonts w:ascii="Arial" w:hAnsi="Arial" w:cs="Arial" w:eastAsia="Arial"/>
           <w:b w:val="0"/>
           <w:i w:val="0"/>
           <w:color w:val="1A1A1A"/>
@@ -2622,7 +2622,7 @@
       </w:r>
       <w:r>
         <w:rPr>
-          <w:rFonts w:ascii="Calibri" w:hAnsi="Calibri" w:cs="Calibri" w:eastAsia="Calibri"/>
+          <w:rFonts w:ascii="Arial" w:hAnsi="Arial" w:cs="Arial" w:eastAsia="Arial"/>
           <w:b w:val="0"/>
           <w:i w:val="0"/>
           <w:color w:val="1A1A1A"/>
@@ -2632,7 +2632,7 @@
       </w:r>
       <w:r>
         <w:rPr>
-          <w:rFonts w:ascii="Calibri" w:hAnsi="Calibri" w:cs="Calibri" w:eastAsia="Calibri"/>
+          <w:rFonts w:ascii="Arial" w:hAnsi="Arial" w:cs="Arial" w:eastAsia="Arial"/>
           <w:b w:val="0"/>
           <w:i w:val="0"/>
           <w:color w:val="1A1A1A"/>
@@ -2642,7 +2642,7 @@
       </w:r>
       <w:r>
         <w:rPr>
-          <w:rFonts w:ascii="Calibri" w:hAnsi="Calibri" w:cs="Calibri" w:eastAsia="Calibri"/>
+          <w:rFonts w:ascii="Arial" w:hAnsi="Arial" w:cs="Arial" w:eastAsia="Arial"/>
           <w:b w:val="0"/>
           <w:i w:val="0"/>
           <w:color w:val="1A1A1A"/>
@@ -2652,7 +2652,7 @@
       </w:r>
       <w:r>
         <w:rPr>
-          <w:rFonts w:ascii="Calibri" w:hAnsi="Calibri" w:cs="Calibri" w:eastAsia="Calibri"/>
+          <w:rFonts w:ascii="Arial" w:hAnsi="Arial" w:cs="Arial" w:eastAsia="Arial"/>
           <w:b w:val="0"/>
           <w:i w:val="0"/>
           <w:color w:val="1A1A1A"/>
@@ -2662,7 +2662,7 @@
       </w:r>
       <w:r>
         <w:rPr>
-          <w:rFonts w:ascii="Calibri" w:hAnsi="Calibri" w:cs="Calibri" w:eastAsia="Calibri"/>
+          <w:rFonts w:ascii="Arial" w:hAnsi="Arial" w:cs="Arial" w:eastAsia="Arial"/>
           <w:b w:val="0"/>
           <w:i w:val="0"/>
           <w:color w:val="1A1A1A"/>
@@ -2672,7 +2672,7 @@
       </w:r>
       <w:r>
         <w:rPr>
-          <w:rFonts w:ascii="Calibri" w:hAnsi="Calibri" w:cs="Calibri" w:eastAsia="Calibri"/>
+          <w:rFonts w:ascii="Arial" w:hAnsi="Arial" w:cs="Arial" w:eastAsia="Arial"/>
           <w:b w:val="0"/>
           <w:i w:val="0"/>
           <w:color w:val="1A1A1A"/>
@@ -2682,7 +2682,7 @@
       </w:r>
       <w:r>
         <w:rPr>
-          <w:rFonts w:ascii="Calibri" w:hAnsi="Calibri" w:cs="Calibri" w:eastAsia="Calibri"/>
+          <w:rFonts w:ascii="Arial" w:hAnsi="Arial" w:cs="Arial" w:eastAsia="Arial"/>
           <w:b w:val="0"/>
           <w:i w:val="0"/>
           <w:color w:val="1A1A1A"/>
@@ -2692,7 +2692,7 @@
       </w:r>
       <w:r>
         <w:rPr>
-          <w:rFonts w:ascii="Calibri" w:hAnsi="Calibri" w:cs="Calibri" w:eastAsia="Calibri"/>
+          <w:rFonts w:ascii="Arial" w:hAnsi="Arial" w:cs="Arial" w:eastAsia="Arial"/>
           <w:b w:val="0"/>
           <w:i/>
           <w:color w:val="1A1A1A"/>
@@ -2702,7 +2702,7 @@
       </w:r>
       <w:r>
         <w:rPr>
-          <w:rFonts w:ascii="Calibri" w:hAnsi="Calibri" w:cs="Calibri" w:eastAsia="Calibri"/>
+          <w:rFonts w:ascii="Arial" w:hAnsi="Arial" w:cs="Arial" w:eastAsia="Arial"/>
           <w:b w:val="0"/>
           <w:i w:val="0"/>
           <w:color w:val="1A1A1A"/>
@@ -2712,7 +2712,7 @@
       </w:r>
       <w:r>
         <w:rPr>
-          <w:rFonts w:ascii="Calibri" w:hAnsi="Calibri" w:cs="Calibri" w:eastAsia="Calibri"/>
+          <w:rFonts w:ascii="Arial" w:hAnsi="Arial" w:cs="Arial" w:eastAsia="Arial"/>
           <w:b w:val="0"/>
           <w:i w:val="0"/>
           <w:color w:val="1A1A1A"/>
@@ -2722,7 +2722,7 @@
       </w:r>
       <w:r>
         <w:rPr>
-          <w:rFonts w:ascii="Calibri" w:hAnsi="Calibri" w:cs="Calibri" w:eastAsia="Calibri"/>
+          <w:rFonts w:ascii="Arial" w:hAnsi="Arial" w:cs="Arial" w:eastAsia="Arial"/>
           <w:b w:val="0"/>
           <w:i w:val="0"/>
           <w:color w:val="555555"/>
@@ -2738,7 +2738,7 @@
       </w:pPr>
       <w:r>
         <w:rPr>
-          <w:rFonts w:ascii="Calibri" w:hAnsi="Calibri" w:cs="Calibri" w:eastAsia="Calibri"/>
+          <w:rFonts w:ascii="Arial" w:hAnsi="Arial" w:cs="Arial" w:eastAsia="Arial"/>
           <w:b w:val="0"/>
           <w:i w:val="0"/>
           <w:color w:val="555555"/>
@@ -2748,7 +2748,7 @@
       </w:r>
       <w:r>
         <w:rPr>
-          <w:rFonts w:ascii="Calibri" w:hAnsi="Calibri" w:cs="Calibri" w:eastAsia="Calibri"/>
+          <w:rFonts w:ascii="Arial" w:hAnsi="Arial" w:cs="Arial" w:eastAsia="Arial"/>
           <w:b/>
           <w:i w:val="0"/>
           <w:color w:val="1A1A1A"/>
@@ -2758,7 +2758,7 @@
       </w:r>
       <w:r>
         <w:rPr>
-          <w:rFonts w:ascii="Calibri" w:hAnsi="Calibri" w:cs="Calibri" w:eastAsia="Calibri"/>
+          <w:rFonts w:ascii="Arial" w:hAnsi="Arial" w:cs="Arial" w:eastAsia="Arial"/>
           <w:b/>
           <w:i w:val="0"/>
           <w:color w:val="1F4E3D"/>
@@ -2768,7 +2768,7 @@
       </w:r>
       <w:r>
         <w:rPr>
-          <w:rFonts w:ascii="Calibri" w:hAnsi="Calibri" w:cs="Calibri" w:eastAsia="Calibri"/>
+          <w:rFonts w:ascii="Arial" w:hAnsi="Arial" w:cs="Arial" w:eastAsia="Arial"/>
           <w:b w:val="0"/>
           <w:i w:val="0"/>
           <w:color w:val="1A1A1A"/>
@@ -2778,7 +2778,7 @@
       </w:r>
       <w:r>
         <w:rPr>
-          <w:rFonts w:ascii="Calibri" w:hAnsi="Calibri" w:cs="Calibri" w:eastAsia="Calibri"/>
+          <w:rFonts w:ascii="Arial" w:hAnsi="Arial" w:cs="Arial" w:eastAsia="Arial"/>
           <w:b w:val="0"/>
           <w:i w:val="0"/>
           <w:color w:val="1A1A1A"/>
@@ -2788,7 +2788,7 @@
       </w:r>
       <w:r>
         <w:rPr>
-          <w:rFonts w:ascii="Calibri" w:hAnsi="Calibri" w:cs="Calibri" w:eastAsia="Calibri"/>
+          <w:rFonts w:ascii="Arial" w:hAnsi="Arial" w:cs="Arial" w:eastAsia="Arial"/>
           <w:b w:val="0"/>
           <w:i w:val="0"/>
           <w:color w:val="1A1A1A"/>
@@ -2798,7 +2798,7 @@
       </w:r>
       <w:r>
         <w:rPr>
-          <w:rFonts w:ascii="Calibri" w:hAnsi="Calibri" w:cs="Calibri" w:eastAsia="Calibri"/>
+          <w:rFonts w:ascii="Arial" w:hAnsi="Arial" w:cs="Arial" w:eastAsia="Arial"/>
           <w:b w:val="0"/>
           <w:i w:val="0"/>
           <w:color w:val="1A1A1A"/>
@@ -2808,7 +2808,7 @@
       </w:r>
       <w:r>
         <w:rPr>
-          <w:rFonts w:ascii="Calibri" w:hAnsi="Calibri" w:cs="Calibri" w:eastAsia="Calibri"/>
+          <w:rFonts w:ascii="Arial" w:hAnsi="Arial" w:cs="Arial" w:eastAsia="Arial"/>
           <w:b w:val="0"/>
           <w:i w:val="0"/>
           <w:color w:val="1A1A1A"/>
@@ -2818,7 +2818,7 @@
       </w:r>
       <w:r>
         <w:rPr>
-          <w:rFonts w:ascii="Calibri" w:hAnsi="Calibri" w:cs="Calibri" w:eastAsia="Calibri"/>
+          <w:rFonts w:ascii="Arial" w:hAnsi="Arial" w:cs="Arial" w:eastAsia="Arial"/>
           <w:b w:val="0"/>
           <w:i w:val="0"/>
           <w:color w:val="1A1A1A"/>
@@ -2828,7 +2828,7 @@
       </w:r>
       <w:r>
         <w:rPr>
-          <w:rFonts w:ascii="Calibri" w:hAnsi="Calibri" w:cs="Calibri" w:eastAsia="Calibri"/>
+          <w:rFonts w:ascii="Arial" w:hAnsi="Arial" w:cs="Arial" w:eastAsia="Arial"/>
           <w:b w:val="0"/>
           <w:i/>
           <w:color w:val="1A1A1A"/>
@@ -2838,7 +2838,7 @@
       </w:r>
       <w:r>
         <w:rPr>
-          <w:rFonts w:ascii="Calibri" w:hAnsi="Calibri" w:cs="Calibri" w:eastAsia="Calibri"/>
+          <w:rFonts w:ascii="Arial" w:hAnsi="Arial" w:cs="Arial" w:eastAsia="Arial"/>
           <w:b w:val="0"/>
           <w:i w:val="0"/>
           <w:color w:val="1A1A1A"/>
@@ -2848,7 +2848,7 @@
       </w:r>
       <w:r>
         <w:rPr>
-          <w:rFonts w:ascii="Calibri" w:hAnsi="Calibri" w:cs="Calibri" w:eastAsia="Calibri"/>
+          <w:rFonts w:ascii="Arial" w:hAnsi="Arial" w:cs="Arial" w:eastAsia="Arial"/>
           <w:b w:val="0"/>
           <w:i w:val="0"/>
           <w:color w:val="1A1A1A"/>
@@ -2858,7 +2858,7 @@
       </w:r>
       <w:r>
         <w:rPr>
-          <w:rFonts w:ascii="Calibri" w:hAnsi="Calibri" w:cs="Calibri" w:eastAsia="Calibri"/>
+          <w:rFonts w:ascii="Arial" w:hAnsi="Arial" w:cs="Arial" w:eastAsia="Arial"/>
           <w:b w:val="0"/>
           <w:i w:val="0"/>
           <w:color w:val="555555"/>
@@ -2874,7 +2874,7 @@
       </w:pPr>
       <w:r>
         <w:rPr>
-          <w:rFonts w:ascii="Calibri" w:hAnsi="Calibri" w:cs="Calibri" w:eastAsia="Calibri"/>
+          <w:rFonts w:ascii="Arial" w:hAnsi="Arial" w:cs="Arial" w:eastAsia="Arial"/>
           <w:b w:val="0"/>
           <w:i w:val="0"/>
           <w:color w:val="555555"/>
@@ -2884,7 +2884,7 @@
       </w:r>
       <w:r>
         <w:rPr>
-          <w:rFonts w:ascii="Calibri" w:hAnsi="Calibri" w:cs="Calibri" w:eastAsia="Calibri"/>
+          <w:rFonts w:ascii="Arial" w:hAnsi="Arial" w:cs="Arial" w:eastAsia="Arial"/>
           <w:b/>
           <w:i w:val="0"/>
           <w:color w:val="1A1A1A"/>
@@ -2894,7 +2894,7 @@
       </w:r>
       <w:r>
         <w:rPr>
-          <w:rFonts w:ascii="Calibri" w:hAnsi="Calibri" w:cs="Calibri" w:eastAsia="Calibri"/>
+          <w:rFonts w:ascii="Arial" w:hAnsi="Arial" w:cs="Arial" w:eastAsia="Arial"/>
           <w:b/>
           <w:i w:val="0"/>
           <w:color w:val="1F4E3D"/>
@@ -2904,7 +2904,7 @@
       </w:r>
       <w:r>
         <w:rPr>
-          <w:rFonts w:ascii="Calibri" w:hAnsi="Calibri" w:cs="Calibri" w:eastAsia="Calibri"/>
+          <w:rFonts w:ascii="Arial" w:hAnsi="Arial" w:cs="Arial" w:eastAsia="Arial"/>
           <w:b w:val="0"/>
           <w:i w:val="0"/>
           <w:color w:val="1A1A1A"/>
@@ -2914,7 +2914,7 @@
       </w:r>
       <w:r>
         <w:rPr>
-          <w:rFonts w:ascii="Calibri" w:hAnsi="Calibri" w:cs="Calibri" w:eastAsia="Calibri"/>
+          <w:rFonts w:ascii="Arial" w:hAnsi="Arial" w:cs="Arial" w:eastAsia="Arial"/>
           <w:b w:val="0"/>
           <w:i w:val="0"/>
           <w:color w:val="1A1A1A"/>
@@ -2924,7 +2924,7 @@
       </w:r>
       <w:r>
         <w:rPr>
-          <w:rFonts w:ascii="Calibri" w:hAnsi="Calibri" w:cs="Calibri" w:eastAsia="Calibri"/>
+          <w:rFonts w:ascii="Arial" w:hAnsi="Arial" w:cs="Arial" w:eastAsia="Arial"/>
           <w:b w:val="0"/>
           <w:i w:val="0"/>
           <w:color w:val="1A1A1A"/>
@@ -2934,7 +2934,7 @@
       </w:r>
       <w:r>
         <w:rPr>
-          <w:rFonts w:ascii="Calibri" w:hAnsi="Calibri" w:cs="Calibri" w:eastAsia="Calibri"/>
+          <w:rFonts w:ascii="Arial" w:hAnsi="Arial" w:cs="Arial" w:eastAsia="Arial"/>
           <w:b w:val="0"/>
           <w:i w:val="0"/>
           <w:color w:val="1A1A1A"/>
@@ -2944,7 +2944,7 @@
       </w:r>
       <w:r>
         <w:rPr>
-          <w:rFonts w:ascii="Calibri" w:hAnsi="Calibri" w:cs="Calibri" w:eastAsia="Calibri"/>
+          <w:rFonts w:ascii="Arial" w:hAnsi="Arial" w:cs="Arial" w:eastAsia="Arial"/>
           <w:b w:val="0"/>
           <w:i w:val="0"/>
           <w:color w:val="1A1A1A"/>
@@ -2954,7 +2954,7 @@
       </w:r>
       <w:r>
         <w:rPr>
-          <w:rFonts w:ascii="Calibri" w:hAnsi="Calibri" w:cs="Calibri" w:eastAsia="Calibri"/>
+          <w:rFonts w:ascii="Arial" w:hAnsi="Arial" w:cs="Arial" w:eastAsia="Arial"/>
           <w:b w:val="0"/>
           <w:i w:val="0"/>
           <w:color w:val="1A1A1A"/>
@@ -2964,7 +2964,7 @@
       </w:r>
       <w:r>
         <w:rPr>
-          <w:rFonts w:ascii="Calibri" w:hAnsi="Calibri" w:cs="Calibri" w:eastAsia="Calibri"/>
+          <w:rFonts w:ascii="Arial" w:hAnsi="Arial" w:cs="Arial" w:eastAsia="Arial"/>
           <w:b w:val="0"/>
           <w:i w:val="0"/>
           <w:color w:val="1A1A1A"/>
@@ -2974,7 +2974,7 @@
       </w:r>
       <w:r>
         <w:rPr>
-          <w:rFonts w:ascii="Calibri" w:hAnsi="Calibri" w:cs="Calibri" w:eastAsia="Calibri"/>
+          <w:rFonts w:ascii="Arial" w:hAnsi="Arial" w:cs="Arial" w:eastAsia="Arial"/>
           <w:b w:val="0"/>
           <w:i w:val="0"/>
           <w:color w:val="1A1A1A"/>
@@ -2984,7 +2984,7 @@
       </w:r>
       <w:r>
         <w:rPr>
-          <w:rFonts w:ascii="Calibri" w:hAnsi="Calibri" w:cs="Calibri" w:eastAsia="Calibri"/>
+          <w:rFonts w:ascii="Arial" w:hAnsi="Arial" w:cs="Arial" w:eastAsia="Arial"/>
           <w:b w:val="0"/>
           <w:i w:val="0"/>
           <w:color w:val="1A1A1A"/>
@@ -2994,7 +2994,7 @@
       </w:r>
       <w:r>
         <w:rPr>
-          <w:rFonts w:ascii="Calibri" w:hAnsi="Calibri" w:cs="Calibri" w:eastAsia="Calibri"/>
+          <w:rFonts w:ascii="Arial" w:hAnsi="Arial" w:cs="Arial" w:eastAsia="Arial"/>
           <w:b w:val="0"/>
           <w:i w:val="0"/>
           <w:color w:val="1A1A1A"/>
@@ -3004,7 +3004,7 @@
       </w:r>
       <w:r>
         <w:rPr>
-          <w:rFonts w:ascii="Calibri" w:hAnsi="Calibri" w:cs="Calibri" w:eastAsia="Calibri"/>
+          <w:rFonts w:ascii="Arial" w:hAnsi="Arial" w:cs="Arial" w:eastAsia="Arial"/>
           <w:b w:val="0"/>
           <w:i/>
           <w:color w:val="1A1A1A"/>
@@ -3014,7 +3014,7 @@
       </w:r>
       <w:r>
         <w:rPr>
-          <w:rFonts w:ascii="Calibri" w:hAnsi="Calibri" w:cs="Calibri" w:eastAsia="Calibri"/>
+          <w:rFonts w:ascii="Arial" w:hAnsi="Arial" w:cs="Arial" w:eastAsia="Arial"/>
           <w:b w:val="0"/>
           <w:i w:val="0"/>
           <w:color w:val="1A1A1A"/>
@@ -3024,7 +3024,7 @@
       </w:r>
       <w:r>
         <w:rPr>
-          <w:rFonts w:ascii="Calibri" w:hAnsi="Calibri" w:cs="Calibri" w:eastAsia="Calibri"/>
+          <w:rFonts w:ascii="Arial" w:hAnsi="Arial" w:cs="Arial" w:eastAsia="Arial"/>
           <w:b w:val="0"/>
           <w:i w:val="0"/>
           <w:color w:val="1A1A1A"/>
@@ -3034,7 +3034,7 @@
       </w:r>
       <w:r>
         <w:rPr>
-          <w:rFonts w:ascii="Calibri" w:hAnsi="Calibri" w:cs="Calibri" w:eastAsia="Calibri"/>
+          <w:rFonts w:ascii="Arial" w:hAnsi="Arial" w:cs="Arial" w:eastAsia="Arial"/>
           <w:b w:val="0"/>
           <w:i w:val="0"/>
           <w:color w:val="555555"/>
@@ -3050,7 +3050,7 @@
       </w:pPr>
       <w:r>
         <w:rPr>
-          <w:rFonts w:ascii="Calibri" w:hAnsi="Calibri" w:cs="Calibri" w:eastAsia="Calibri"/>
+          <w:rFonts w:ascii="Arial" w:hAnsi="Arial" w:cs="Arial" w:eastAsia="Arial"/>
           <w:b w:val="0"/>
           <w:i w:val="0"/>
           <w:color w:val="555555"/>
@@ -3060,7 +3060,7 @@
       </w:r>
       <w:r>
         <w:rPr>
-          <w:rFonts w:ascii="Calibri" w:hAnsi="Calibri" w:cs="Calibri" w:eastAsia="Calibri"/>
+          <w:rFonts w:ascii="Arial" w:hAnsi="Arial" w:cs="Arial" w:eastAsia="Arial"/>
           <w:b w:val="0"/>
           <w:i w:val="0"/>
           <w:color w:val="1A1A1A"/>
@@ -3070,7 +3070,7 @@
       </w:r>
       <w:r>
         <w:rPr>
-          <w:rFonts w:ascii="Calibri" w:hAnsi="Calibri" w:cs="Calibri" w:eastAsia="Calibri"/>
+          <w:rFonts w:ascii="Arial" w:hAnsi="Arial" w:cs="Arial" w:eastAsia="Arial"/>
           <w:b w:val="0"/>
           <w:i w:val="0"/>
           <w:color w:val="1A1A1A"/>
@@ -3080,7 +3080,7 @@
       </w:r>
       <w:r>
         <w:rPr>
-          <w:rFonts w:ascii="Calibri" w:hAnsi="Calibri" w:cs="Calibri" w:eastAsia="Calibri"/>
+          <w:rFonts w:ascii="Arial" w:hAnsi="Arial" w:cs="Arial" w:eastAsia="Arial"/>
           <w:b/>
           <w:i w:val="0"/>
           <w:color w:val="1A1A1A"/>
@@ -3090,7 +3090,7 @@
       </w:r>
       <w:r>
         <w:rPr>
-          <w:rFonts w:ascii="Calibri" w:hAnsi="Calibri" w:cs="Calibri" w:eastAsia="Calibri"/>
+          <w:rFonts w:ascii="Arial" w:hAnsi="Arial" w:cs="Arial" w:eastAsia="Arial"/>
           <w:b w:val="0"/>
           <w:i w:val="0"/>
           <w:color w:val="1A1A1A"/>
@@ -3100,7 +3100,7 @@
       </w:r>
       <w:r>
         <w:rPr>
-          <w:rFonts w:ascii="Calibri" w:hAnsi="Calibri" w:cs="Calibri" w:eastAsia="Calibri"/>
+          <w:rFonts w:ascii="Arial" w:hAnsi="Arial" w:cs="Arial" w:eastAsia="Arial"/>
           <w:b w:val="0"/>
           <w:i w:val="0"/>
           <w:color w:val="1A1A1A"/>
@@ -3110,7 +3110,7 @@
       </w:r>
       <w:r>
         <w:rPr>
-          <w:rFonts w:ascii="Calibri" w:hAnsi="Calibri" w:cs="Calibri" w:eastAsia="Calibri"/>
+          <w:rFonts w:ascii="Arial" w:hAnsi="Arial" w:cs="Arial" w:eastAsia="Arial"/>
           <w:b w:val="0"/>
           <w:i w:val="0"/>
           <w:color w:val="1A1A1A"/>
@@ -3120,7 +3120,7 @@
       </w:r>
       <w:r>
         <w:rPr>
-          <w:rFonts w:ascii="Calibri" w:hAnsi="Calibri" w:cs="Calibri" w:eastAsia="Calibri"/>
+          <w:rFonts w:ascii="Arial" w:hAnsi="Arial" w:cs="Arial" w:eastAsia="Arial"/>
           <w:b w:val="0"/>
           <w:i w:val="0"/>
           <w:color w:val="1A1A1A"/>
@@ -3130,7 +3130,7 @@
       </w:r>
       <w:r>
         <w:rPr>
-          <w:rFonts w:ascii="Calibri" w:hAnsi="Calibri" w:cs="Calibri" w:eastAsia="Calibri"/>
+          <w:rFonts w:ascii="Arial" w:hAnsi="Arial" w:cs="Arial" w:eastAsia="Arial"/>
           <w:b w:val="0"/>
           <w:i w:val="0"/>
           <w:color w:val="1A1A1A"/>
@@ -3140,7 +3140,7 @@
       </w:r>
       <w:r>
         <w:rPr>
-          <w:rFonts w:ascii="Calibri" w:hAnsi="Calibri" w:cs="Calibri" w:eastAsia="Calibri"/>
+          <w:rFonts w:ascii="Arial" w:hAnsi="Arial" w:cs="Arial" w:eastAsia="Arial"/>
           <w:b w:val="0"/>
           <w:i w:val="0"/>
           <w:color w:val="1A1A1A"/>
@@ -3150,7 +3150,7 @@
       </w:r>
       <w:r>
         <w:rPr>
-          <w:rFonts w:ascii="Calibri" w:hAnsi="Calibri" w:cs="Calibri" w:eastAsia="Calibri"/>
+          <w:rFonts w:ascii="Arial" w:hAnsi="Arial" w:cs="Arial" w:eastAsia="Arial"/>
           <w:b w:val="0"/>
           <w:i/>
           <w:color w:val="1A1A1A"/>
@@ -3160,7 +3160,7 @@
       </w:r>
       <w:r>
         <w:rPr>
-          <w:rFonts w:ascii="Calibri" w:hAnsi="Calibri" w:cs="Calibri" w:eastAsia="Calibri"/>
+          <w:rFonts w:ascii="Arial" w:hAnsi="Arial" w:cs="Arial" w:eastAsia="Arial"/>
           <w:b w:val="0"/>
           <w:i w:val="0"/>
           <w:color w:val="1A1A1A"/>
@@ -3170,7 +3170,7 @@
       </w:r>
       <w:r>
         <w:rPr>
-          <w:rFonts w:ascii="Calibri" w:hAnsi="Calibri" w:cs="Calibri" w:eastAsia="Calibri"/>
+          <w:rFonts w:ascii="Arial" w:hAnsi="Arial" w:cs="Arial" w:eastAsia="Arial"/>
           <w:b w:val="0"/>
           <w:i w:val="0"/>
           <w:color w:val="1A1A1A"/>
@@ -3180,7 +3180,7 @@
       </w:r>
       <w:r>
         <w:rPr>
-          <w:rFonts w:ascii="Calibri" w:hAnsi="Calibri" w:cs="Calibri" w:eastAsia="Calibri"/>
+          <w:rFonts w:ascii="Arial" w:hAnsi="Arial" w:cs="Arial" w:eastAsia="Arial"/>
           <w:b w:val="0"/>
           <w:i w:val="0"/>
           <w:color w:val="555555"/>
@@ -3196,7 +3196,7 @@
       </w:pPr>
       <w:r>
         <w:rPr>
-          <w:rFonts w:ascii="Calibri" w:hAnsi="Calibri" w:cs="Calibri" w:eastAsia="Calibri"/>
+          <w:rFonts w:ascii="Arial" w:hAnsi="Arial" w:cs="Arial" w:eastAsia="Arial"/>
           <w:b w:val="0"/>
           <w:i w:val="0"/>
           <w:color w:val="555555"/>
@@ -3206,7 +3206,7 @@
       </w:r>
       <w:r>
         <w:rPr>
-          <w:rFonts w:ascii="Calibri" w:hAnsi="Calibri" w:cs="Calibri" w:eastAsia="Calibri"/>
+          <w:rFonts w:ascii="Arial" w:hAnsi="Arial" w:cs="Arial" w:eastAsia="Arial"/>
           <w:b w:val="0"/>
           <w:i w:val="0"/>
           <w:color w:val="1A1A1A"/>
@@ -3216,7 +3216,7 @@
       </w:r>
       <w:r>
         <w:rPr>
-          <w:rFonts w:ascii="Calibri" w:hAnsi="Calibri" w:cs="Calibri" w:eastAsia="Calibri"/>
+          <w:rFonts w:ascii="Arial" w:hAnsi="Arial" w:cs="Arial" w:eastAsia="Arial"/>
           <w:b w:val="0"/>
           <w:i w:val="0"/>
           <w:color w:val="1A1A1A"/>
@@ -3226,7 +3226,7 @@
       </w:r>
       <w:r>
         <w:rPr>
-          <w:rFonts w:ascii="Calibri" w:hAnsi="Calibri" w:cs="Calibri" w:eastAsia="Calibri"/>
+          <w:rFonts w:ascii="Arial" w:hAnsi="Arial" w:cs="Arial" w:eastAsia="Arial"/>
           <w:b w:val="0"/>
           <w:i w:val="0"/>
           <w:color w:val="1A1A1A"/>
@@ -3236,7 +3236,7 @@
       </w:r>
       <w:r>
         <w:rPr>
-          <w:rFonts w:ascii="Calibri" w:hAnsi="Calibri" w:cs="Calibri" w:eastAsia="Calibri"/>
+          <w:rFonts w:ascii="Arial" w:hAnsi="Arial" w:cs="Arial" w:eastAsia="Arial"/>
           <w:b w:val="0"/>
           <w:i w:val="0"/>
           <w:color w:val="1A1A1A"/>
@@ -3246,7 +3246,7 @@
       </w:r>
       <w:r>
         <w:rPr>
-          <w:rFonts w:ascii="Calibri" w:hAnsi="Calibri" w:cs="Calibri" w:eastAsia="Calibri"/>
+          <w:rFonts w:ascii="Arial" w:hAnsi="Arial" w:cs="Arial" w:eastAsia="Arial"/>
           <w:b/>
           <w:i w:val="0"/>
           <w:color w:val="1A1A1A"/>
@@ -3256,7 +3256,7 @@
       </w:r>
       <w:r>
         <w:rPr>
-          <w:rFonts w:ascii="Calibri" w:hAnsi="Calibri" w:cs="Calibri" w:eastAsia="Calibri"/>
+          <w:rFonts w:ascii="Arial" w:hAnsi="Arial" w:cs="Arial" w:eastAsia="Arial"/>
           <w:b w:val="0"/>
           <w:i w:val="0"/>
           <w:color w:val="1A1A1A"/>
@@ -3266,7 +3266,7 @@
       </w:r>
       <w:r>
         <w:rPr>
-          <w:rFonts w:ascii="Calibri" w:hAnsi="Calibri" w:cs="Calibri" w:eastAsia="Calibri"/>
+          <w:rFonts w:ascii="Arial" w:hAnsi="Arial" w:cs="Arial" w:eastAsia="Arial"/>
           <w:b w:val="0"/>
           <w:i w:val="0"/>
           <w:color w:val="1A1A1A"/>
@@ -3276,7 +3276,7 @@
       </w:r>
       <w:r>
         <w:rPr>
-          <w:rFonts w:ascii="Calibri" w:hAnsi="Calibri" w:cs="Calibri" w:eastAsia="Calibri"/>
+          <w:rFonts w:ascii="Arial" w:hAnsi="Arial" w:cs="Arial" w:eastAsia="Arial"/>
           <w:b w:val="0"/>
           <w:i w:val="0"/>
           <w:color w:val="1A1A1A"/>
@@ -3286,7 +3286,7 @@
       </w:r>
       <w:r>
         <w:rPr>
-          <w:rFonts w:ascii="Calibri" w:hAnsi="Calibri" w:cs="Calibri" w:eastAsia="Calibri"/>
+          <w:rFonts w:ascii="Arial" w:hAnsi="Arial" w:cs="Arial" w:eastAsia="Arial"/>
           <w:b w:val="0"/>
           <w:i w:val="0"/>
           <w:color w:val="1A1A1A"/>
@@ -3296,7 +3296,7 @@
       </w:r>
       <w:r>
         <w:rPr>
-          <w:rFonts w:ascii="Calibri" w:hAnsi="Calibri" w:cs="Calibri" w:eastAsia="Calibri"/>
+          <w:rFonts w:ascii="Arial" w:hAnsi="Arial" w:cs="Arial" w:eastAsia="Arial"/>
           <w:b w:val="0"/>
           <w:i w:val="0"/>
           <w:color w:val="1A1A1A"/>
@@ -3306,7 +3306,7 @@
       </w:r>
       <w:r>
         <w:rPr>
-          <w:rFonts w:ascii="Calibri" w:hAnsi="Calibri" w:cs="Calibri" w:eastAsia="Calibri"/>
+          <w:rFonts w:ascii="Arial" w:hAnsi="Arial" w:cs="Arial" w:eastAsia="Arial"/>
           <w:b w:val="0"/>
           <w:i w:val="0"/>
           <w:color w:val="1A1A1A"/>
@@ -3316,7 +3316,7 @@
       </w:r>
       <w:r>
         <w:rPr>
-          <w:rFonts w:ascii="Calibri" w:hAnsi="Calibri" w:cs="Calibri" w:eastAsia="Calibri"/>
+          <w:rFonts w:ascii="Arial" w:hAnsi="Arial" w:cs="Arial" w:eastAsia="Arial"/>
           <w:b w:val="0"/>
           <w:i w:val="0"/>
           <w:color w:val="1A1A1A"/>
@@ -3326,7 +3326,7 @@
       </w:r>
       <w:r>
         <w:rPr>
-          <w:rFonts w:ascii="Calibri" w:hAnsi="Calibri" w:cs="Calibri" w:eastAsia="Calibri"/>
+          <w:rFonts w:ascii="Arial" w:hAnsi="Arial" w:cs="Arial" w:eastAsia="Arial"/>
           <w:b w:val="0"/>
           <w:i w:val="0"/>
           <w:color w:val="1A1A1A"/>
@@ -3336,7 +3336,7 @@
       </w:r>
       <w:r>
         <w:rPr>
-          <w:rFonts w:ascii="Calibri" w:hAnsi="Calibri" w:cs="Calibri" w:eastAsia="Calibri"/>
+          <w:rFonts w:ascii="Arial" w:hAnsi="Arial" w:cs="Arial" w:eastAsia="Arial"/>
           <w:b w:val="0"/>
           <w:i/>
           <w:color w:val="1A1A1A"/>
@@ -3346,7 +3346,7 @@
       </w:r>
       <w:r>
         <w:rPr>
-          <w:rFonts w:ascii="Calibri" w:hAnsi="Calibri" w:cs="Calibri" w:eastAsia="Calibri"/>
+          <w:rFonts w:ascii="Arial" w:hAnsi="Arial" w:cs="Arial" w:eastAsia="Arial"/>
           <w:b w:val="0"/>
           <w:i w:val="0"/>
           <w:color w:val="1A1A1A"/>
@@ -3356,7 +3356,7 @@
       </w:r>
       <w:r>
         <w:rPr>
-          <w:rFonts w:ascii="Calibri" w:hAnsi="Calibri" w:cs="Calibri" w:eastAsia="Calibri"/>
+          <w:rFonts w:ascii="Arial" w:hAnsi="Arial" w:cs="Arial" w:eastAsia="Arial"/>
           <w:b w:val="0"/>
           <w:i w:val="0"/>
           <w:color w:val="1A1A1A"/>
@@ -3366,7 +3366,7 @@
       </w:r>
       <w:r>
         <w:rPr>
-          <w:rFonts w:ascii="Calibri" w:hAnsi="Calibri" w:cs="Calibri" w:eastAsia="Calibri"/>
+          <w:rFonts w:ascii="Arial" w:hAnsi="Arial" w:cs="Arial" w:eastAsia="Arial"/>
           <w:b w:val="0"/>
           <w:i w:val="0"/>
           <w:color w:val="555555"/>
@@ -3384,7 +3384,7 @@
       </w:pPr>
       <w:r>
         <w:rPr>
-          <w:rFonts w:ascii="Calibri" w:hAnsi="Calibri" w:cs="Calibri" w:eastAsia="Calibri"/>
+          <w:rFonts w:ascii="Arial" w:hAnsi="Arial" w:cs="Arial" w:eastAsia="Arial"/>
           <w:b/>
           <w:i w:val="0"/>
           <w:caps/>
@@ -3402,7 +3402,7 @@
       </w:pPr>
       <w:r>
         <w:rPr>
-          <w:rFonts w:ascii="Calibri" w:hAnsi="Calibri" w:cs="Calibri" w:eastAsia="Calibri"/>
+          <w:rFonts w:ascii="Arial" w:hAnsi="Arial" w:cs="Arial" w:eastAsia="Arial"/>
           <w:b w:val="0"/>
           <w:i w:val="0"/>
           <w:color w:val="555555"/>
@@ -3412,7 +3412,7 @@
       </w:r>
       <w:r>
         <w:rPr>
-          <w:rFonts w:ascii="Calibri" w:hAnsi="Calibri" w:cs="Calibri" w:eastAsia="Calibri"/>
+          <w:rFonts w:ascii="Arial" w:hAnsi="Arial" w:cs="Arial" w:eastAsia="Arial"/>
           <w:b w:val="0"/>
           <w:i w:val="0"/>
           <w:color w:val="1A1A1A"/>
@@ -3422,7 +3422,7 @@
       </w:r>
       <w:r>
         <w:rPr>
-          <w:rFonts w:ascii="Calibri" w:hAnsi="Calibri" w:cs="Calibri" w:eastAsia="Calibri"/>
+          <w:rFonts w:ascii="Arial" w:hAnsi="Arial" w:cs="Arial" w:eastAsia="Arial"/>
           <w:b/>
           <w:i w:val="0"/>
           <w:color w:val="1A1A1A"/>
@@ -3432,7 +3432,7 @@
       </w:r>
       <w:r>
         <w:rPr>
-          <w:rFonts w:ascii="Calibri" w:hAnsi="Calibri" w:cs="Calibri" w:eastAsia="Calibri"/>
+          <w:rFonts w:ascii="Arial" w:hAnsi="Arial" w:cs="Arial" w:eastAsia="Arial"/>
           <w:b w:val="0"/>
           <w:i w:val="0"/>
           <w:color w:val="1A1A1A"/>
@@ -3442,7 +3442,7 @@
       </w:r>
       <w:r>
         <w:rPr>
-          <w:rFonts w:ascii="Calibri" w:hAnsi="Calibri" w:cs="Calibri" w:eastAsia="Calibri"/>
+          <w:rFonts w:ascii="Arial" w:hAnsi="Arial" w:cs="Arial" w:eastAsia="Arial"/>
           <w:b w:val="0"/>
           <w:i/>
           <w:color w:val="1A1A1A"/>
@@ -3452,7 +3452,7 @@
       </w:r>
       <w:r>
         <w:rPr>
-          <w:rFonts w:ascii="Calibri" w:hAnsi="Calibri" w:cs="Calibri" w:eastAsia="Calibri"/>
+          <w:rFonts w:ascii="Arial" w:hAnsi="Arial" w:cs="Arial" w:eastAsia="Arial"/>
           <w:b w:val="0"/>
           <w:i w:val="0"/>
           <w:color w:val="1A1A1A"/>
@@ -3470,7 +3470,7 @@
       </w:pPr>
       <w:r>
         <w:rPr>
-          <w:rFonts w:ascii="Calibri" w:hAnsi="Calibri" w:cs="Calibri" w:eastAsia="Calibri"/>
+          <w:rFonts w:ascii="Arial" w:hAnsi="Arial" w:cs="Arial" w:eastAsia="Arial"/>
           <w:b/>
           <w:i w:val="0"/>
           <w:caps/>
@@ -3487,7 +3487,7 @@
       </w:pPr>
       <w:r>
         <w:rPr>
-          <w:rFonts w:ascii="Calibri" w:hAnsi="Calibri" w:cs="Calibri" w:eastAsia="Calibri"/>
+          <w:rFonts w:ascii="Arial" w:hAnsi="Arial" w:cs="Arial" w:eastAsia="Arial"/>
           <w:b w:val="0"/>
           <w:i/>
           <w:color w:val="888888"/>
@@ -3505,7 +3505,7 @@
       </w:pPr>
       <w:r>
         <w:rPr>
-          <w:rFonts w:ascii="Calibri" w:hAnsi="Calibri" w:cs="Calibri" w:eastAsia="Calibri"/>
+          <w:rFonts w:ascii="Arial" w:hAnsi="Arial" w:cs="Arial" w:eastAsia="Arial"/>
           <w:b w:val="0"/>
           <w:i w:val="0"/>
           <w:color w:val="1A1A1A"/>
@@ -3515,7 +3515,7 @@
       </w:r>
       <w:r>
         <w:rPr>
-          <w:rFonts w:ascii="Calibri" w:hAnsi="Calibri" w:cs="Calibri" w:eastAsia="Calibri"/>
+          <w:rFonts w:ascii="Arial" w:hAnsi="Arial" w:cs="Arial" w:eastAsia="Arial"/>
           <w:b w:val="0"/>
           <w:i w:val="0"/>
           <w:color w:val="1F4E3D"/>
@@ -3525,7 +3525,7 @@
       </w:r>
       <w:r>
         <w:rPr>
-          <w:rFonts w:ascii="Calibri" w:hAnsi="Calibri" w:cs="Calibri" w:eastAsia="Calibri"/>
+          <w:rFonts w:ascii="Arial" w:hAnsi="Arial" w:cs="Arial" w:eastAsia="Arial"/>
           <w:b w:val="0"/>
           <w:i w:val="0"/>
           <w:color w:val="555555"/>
@@ -3544,7 +3544,7 @@
       </w:pPr>
       <w:r>
         <w:rPr>
-          <w:rFonts w:ascii="Calibri" w:hAnsi="Calibri" w:cs="Calibri" w:eastAsia="Calibri"/>
+          <w:rFonts w:ascii="Arial" w:hAnsi="Arial" w:cs="Arial" w:eastAsia="Arial"/>
           <w:b w:val="0"/>
           <w:i w:val="0"/>
           <w:color w:val="1A1A1A"/>
@@ -3554,7 +3554,7 @@
       </w:r>
       <w:r>
         <w:rPr>
-          <w:rFonts w:ascii="Calibri" w:hAnsi="Calibri" w:cs="Calibri" w:eastAsia="Calibri"/>
+          <w:rFonts w:ascii="Arial" w:hAnsi="Arial" w:cs="Arial" w:eastAsia="Arial"/>
           <w:b w:val="0"/>
           <w:i w:val="0"/>
           <w:color w:val="1F4E3D"/>
@@ -3564,7 +3564,7 @@
       </w:r>
       <w:r>
         <w:rPr>
-          <w:rFonts w:ascii="Calibri" w:hAnsi="Calibri" w:cs="Calibri" w:eastAsia="Calibri"/>
+          <w:rFonts w:ascii="Arial" w:hAnsi="Arial" w:cs="Arial" w:eastAsia="Arial"/>
           <w:b w:val="0"/>
           <w:i w:val="0"/>
           <w:color w:val="555555"/>
@@ -3583,7 +3583,7 @@
       </w:pPr>
       <w:r>
         <w:rPr>
-          <w:rFonts w:ascii="Calibri" w:hAnsi="Calibri" w:cs="Calibri" w:eastAsia="Calibri"/>
+          <w:rFonts w:ascii="Arial" w:hAnsi="Arial" w:cs="Arial" w:eastAsia="Arial"/>
           <w:b w:val="0"/>
           <w:i w:val="0"/>
           <w:color w:val="1A1A1A"/>
@@ -3593,7 +3593,7 @@
       </w:r>
       <w:r>
         <w:rPr>
-          <w:rFonts w:ascii="Calibri" w:hAnsi="Calibri" w:cs="Calibri" w:eastAsia="Calibri"/>
+          <w:rFonts w:ascii="Arial" w:hAnsi="Arial" w:cs="Arial" w:eastAsia="Arial"/>
           <w:b w:val="0"/>
           <w:i w:val="0"/>
           <w:color w:val="1F4E3D"/>
@@ -3603,7 +3603,7 @@
       </w:r>
       <w:r>
         <w:rPr>
-          <w:rFonts w:ascii="Calibri" w:hAnsi="Calibri" w:cs="Calibri" w:eastAsia="Calibri"/>
+          <w:rFonts w:ascii="Arial" w:hAnsi="Arial" w:cs="Arial" w:eastAsia="Arial"/>
           <w:b w:val="0"/>
           <w:i w:val="0"/>
           <w:color w:val="555555"/>
@@ -3622,7 +3622,7 @@
       </w:pPr>
       <w:r>
         <w:rPr>
-          <w:rFonts w:ascii="Calibri" w:hAnsi="Calibri" w:cs="Calibri" w:eastAsia="Calibri"/>
+          <w:rFonts w:ascii="Arial" w:hAnsi="Arial" w:cs="Arial" w:eastAsia="Arial"/>
           <w:b w:val="0"/>
           <w:i w:val="0"/>
           <w:color w:val="1A1A1A"/>
@@ -3632,7 +3632,7 @@
       </w:r>
       <w:r>
         <w:rPr>
-          <w:rFonts w:ascii="Calibri" w:hAnsi="Calibri" w:cs="Calibri" w:eastAsia="Calibri"/>
+          <w:rFonts w:ascii="Arial" w:hAnsi="Arial" w:cs="Arial" w:eastAsia="Arial"/>
           <w:b w:val="0"/>
           <w:i w:val="0"/>
           <w:color w:val="1F4E3D"/>
@@ -3642,7 +3642,7 @@
       </w:r>
       <w:r>
         <w:rPr>
-          <w:rFonts w:ascii="Calibri" w:hAnsi="Calibri" w:cs="Calibri" w:eastAsia="Calibri"/>
+          <w:rFonts w:ascii="Arial" w:hAnsi="Arial" w:cs="Arial" w:eastAsia="Arial"/>
           <w:b w:val="0"/>
           <w:i w:val="0"/>
           <w:color w:val="555555"/>
@@ -3661,7 +3661,7 @@
       </w:pPr>
       <w:r>
         <w:rPr>
-          <w:rFonts w:ascii="Calibri" w:hAnsi="Calibri" w:cs="Calibri" w:eastAsia="Calibri"/>
+          <w:rFonts w:ascii="Arial" w:hAnsi="Arial" w:cs="Arial" w:eastAsia="Arial"/>
           <w:b/>
           <w:i w:val="0"/>
           <w:caps/>
@@ -3679,7 +3679,7 @@
       </w:pPr>
       <w:r>
         <w:rPr>
-          <w:rFonts w:ascii="Calibri" w:hAnsi="Calibri" w:cs="Calibri" w:eastAsia="Calibri"/>
+          <w:rFonts w:ascii="Arial" w:hAnsi="Arial" w:cs="Arial" w:eastAsia="Arial"/>
           <w:b w:val="0"/>
           <w:i w:val="0"/>
           <w:color w:val="1F4E3D"/>
@@ -3689,7 +3689,7 @@
       </w:r>
       <w:r>
         <w:rPr>
-          <w:rFonts w:ascii="Calibri" w:hAnsi="Calibri" w:cs="Calibri" w:eastAsia="Calibri"/>
+          <w:rFonts w:ascii="Arial" w:hAnsi="Arial" w:cs="Arial" w:eastAsia="Arial"/>
           <w:b/>
           <w:i w:val="0"/>
           <w:color w:val="1A1A1A"/>
@@ -3699,7 +3699,7 @@
       </w:r>
       <w:r>
         <w:rPr>
-          <w:rFonts w:ascii="Calibri" w:hAnsi="Calibri" w:cs="Calibri" w:eastAsia="Calibri"/>
+          <w:rFonts w:ascii="Arial" w:hAnsi="Arial" w:cs="Arial" w:eastAsia="Arial"/>
           <w:b w:val="0"/>
           <w:i w:val="0"/>
           <w:color w:val="1A1A1A"/>
@@ -3709,7 +3709,7 @@
       </w:r>
       <w:r>
         <w:rPr>
-          <w:rFonts w:ascii="Calibri" w:hAnsi="Calibri" w:cs="Calibri" w:eastAsia="Calibri"/>
+          <w:rFonts w:ascii="Arial" w:hAnsi="Arial" w:cs="Arial" w:eastAsia="Arial"/>
           <w:b w:val="0"/>
           <w:i w:val="0"/>
           <w:color w:val="1A1A1A"/>
@@ -3719,7 +3719,7 @@
       </w:r>
       <w:r>
         <w:rPr>
-          <w:rFonts w:ascii="Calibri" w:hAnsi="Calibri" w:cs="Calibri" w:eastAsia="Calibri"/>
+          <w:rFonts w:ascii="Arial" w:hAnsi="Arial" w:cs="Arial" w:eastAsia="Arial"/>
           <w:b w:val="0"/>
           <w:i/>
           <w:color w:val="555555"/>
@@ -3735,7 +3735,7 @@
       </w:pPr>
       <w:r>
         <w:rPr>
-          <w:rFonts w:ascii="Calibri" w:hAnsi="Calibri" w:cs="Calibri" w:eastAsia="Calibri"/>
+          <w:rFonts w:ascii="Arial" w:hAnsi="Arial" w:cs="Arial" w:eastAsia="Arial"/>
           <w:b w:val="0"/>
           <w:i w:val="0"/>
           <w:color w:val="1F4E3D"/>
@@ -3745,7 +3745,7 @@
       </w:r>
       <w:r>
         <w:rPr>
-          <w:rFonts w:ascii="Calibri" w:hAnsi="Calibri" w:cs="Calibri" w:eastAsia="Calibri"/>
+          <w:rFonts w:ascii="Arial" w:hAnsi="Arial" w:cs="Arial" w:eastAsia="Arial"/>
           <w:b/>
           <w:i w:val="0"/>
           <w:color w:val="1A1A1A"/>
@@ -3755,7 +3755,7 @@
       </w:r>
       <w:r>
         <w:rPr>
-          <w:rFonts w:ascii="Calibri" w:hAnsi="Calibri" w:cs="Calibri" w:eastAsia="Calibri"/>
+          <w:rFonts w:ascii="Arial" w:hAnsi="Arial" w:cs="Arial" w:eastAsia="Arial"/>
           <w:b w:val="0"/>
           <w:i w:val="0"/>
           <w:color w:val="1A1A1A"/>
@@ -3765,7 +3765,7 @@
       </w:r>
       <w:r>
         <w:rPr>
-          <w:rFonts w:ascii="Calibri" w:hAnsi="Calibri" w:cs="Calibri" w:eastAsia="Calibri"/>
+          <w:rFonts w:ascii="Arial" w:hAnsi="Arial" w:cs="Arial" w:eastAsia="Arial"/>
           <w:b w:val="0"/>
           <w:i w:val="0"/>
           <w:color w:val="1A1A1A"/>
@@ -3775,7 +3775,7 @@
       </w:r>
       <w:r>
         <w:rPr>
-          <w:rFonts w:ascii="Calibri" w:hAnsi="Calibri" w:cs="Calibri" w:eastAsia="Calibri"/>
+          <w:rFonts w:ascii="Arial" w:hAnsi="Arial" w:cs="Arial" w:eastAsia="Arial"/>
           <w:b w:val="0"/>
           <w:i/>
           <w:color w:val="555555"/>
@@ -3791,7 +3791,7 @@
       </w:pPr>
       <w:r>
         <w:rPr>
-          <w:rFonts w:ascii="Calibri" w:hAnsi="Calibri" w:cs="Calibri" w:eastAsia="Calibri"/>
+          <w:rFonts w:ascii="Arial" w:hAnsi="Arial" w:cs="Arial" w:eastAsia="Arial"/>
           <w:b w:val="0"/>
           <w:i w:val="0"/>
           <w:color w:val="1F4E3D"/>
@@ -3801,7 +3801,7 @@
       </w:r>
       <w:r>
         <w:rPr>
-          <w:rFonts w:ascii="Calibri" w:hAnsi="Calibri" w:cs="Calibri" w:eastAsia="Calibri"/>
+          <w:rFonts w:ascii="Arial" w:hAnsi="Arial" w:cs="Arial" w:eastAsia="Arial"/>
           <w:b/>
           <w:i w:val="0"/>
           <w:color w:val="1A1A1A"/>
@@ -3811,7 +3811,7 @@
       </w:r>
       <w:r>
         <w:rPr>
-          <w:rFonts w:ascii="Calibri" w:hAnsi="Calibri" w:cs="Calibri" w:eastAsia="Calibri"/>
+          <w:rFonts w:ascii="Arial" w:hAnsi="Arial" w:cs="Arial" w:eastAsia="Arial"/>
           <w:b w:val="0"/>
           <w:i w:val="0"/>
           <w:color w:val="1A1A1A"/>
@@ -3821,7 +3821,7 @@
       </w:r>
       <w:r>
         <w:rPr>
-          <w:rFonts w:ascii="Calibri" w:hAnsi="Calibri" w:cs="Calibri" w:eastAsia="Calibri"/>
+          <w:rFonts w:ascii="Arial" w:hAnsi="Arial" w:cs="Arial" w:eastAsia="Arial"/>
           <w:b w:val="0"/>
           <w:i w:val="0"/>
           <w:color w:val="1A1A1A"/>
@@ -3831,7 +3831,7 @@
       </w:r>
       <w:r>
         <w:rPr>
-          <w:rFonts w:ascii="Calibri" w:hAnsi="Calibri" w:cs="Calibri" w:eastAsia="Calibri"/>
+          <w:rFonts w:ascii="Arial" w:hAnsi="Arial" w:cs="Arial" w:eastAsia="Arial"/>
           <w:b w:val="0"/>
           <w:i/>
           <w:color w:val="555555"/>
@@ -3847,7 +3847,7 @@
       </w:pPr>
       <w:r>
         <w:rPr>
-          <w:rFonts w:ascii="Calibri" w:hAnsi="Calibri" w:cs="Calibri" w:eastAsia="Calibri"/>
+          <w:rFonts w:ascii="Arial" w:hAnsi="Arial" w:cs="Arial" w:eastAsia="Arial"/>
           <w:b w:val="0"/>
           <w:i w:val="0"/>
           <w:color w:val="1F4E3D"/>
@@ -3857,7 +3857,7 @@
       </w:r>
       <w:r>
         <w:rPr>
-          <w:rFonts w:ascii="Calibri" w:hAnsi="Calibri" w:cs="Calibri" w:eastAsia="Calibri"/>
+          <w:rFonts w:ascii="Arial" w:hAnsi="Arial" w:cs="Arial" w:eastAsia="Arial"/>
           <w:b/>
           <w:i w:val="0"/>
           <w:color w:val="1A1A1A"/>
@@ -3867,7 +3867,7 @@
       </w:r>
       <w:r>
         <w:rPr>
-          <w:rFonts w:ascii="Calibri" w:hAnsi="Calibri" w:cs="Calibri" w:eastAsia="Calibri"/>
+          <w:rFonts w:ascii="Arial" w:hAnsi="Arial" w:cs="Arial" w:eastAsia="Arial"/>
           <w:b w:val="0"/>
           <w:i w:val="0"/>
           <w:color w:val="1A1A1A"/>
@@ -3877,7 +3877,7 @@
       </w:r>
       <w:r>
         <w:rPr>
-          <w:rFonts w:ascii="Calibri" w:hAnsi="Calibri" w:cs="Calibri" w:eastAsia="Calibri"/>
+          <w:rFonts w:ascii="Arial" w:hAnsi="Arial" w:cs="Arial" w:eastAsia="Arial"/>
           <w:b w:val="0"/>
           <w:i w:val="0"/>
           <w:color w:val="1A1A1A"/>
@@ -3887,7 +3887,7 @@
       </w:r>
       <w:r>
         <w:rPr>
-          <w:rFonts w:ascii="Calibri" w:hAnsi="Calibri" w:cs="Calibri" w:eastAsia="Calibri"/>
+          <w:rFonts w:ascii="Arial" w:hAnsi="Arial" w:cs="Arial" w:eastAsia="Arial"/>
           <w:b w:val="0"/>
           <w:i/>
           <w:color w:val="555555"/>
@@ -3905,7 +3905,7 @@
       </w:pPr>
       <w:r>
         <w:rPr>
-          <w:rFonts w:ascii="Calibri" w:hAnsi="Calibri" w:cs="Calibri" w:eastAsia="Calibri"/>
+          <w:rFonts w:ascii="Arial" w:hAnsi="Arial" w:cs="Arial" w:eastAsia="Arial"/>
           <w:b/>
           <w:i w:val="0"/>
           <w:caps/>
@@ -3922,7 +3922,7 @@
       </w:pPr>
       <w:r>
         <w:rPr>
-          <w:rFonts w:ascii="Calibri" w:hAnsi="Calibri" w:cs="Calibri" w:eastAsia="Calibri"/>
+          <w:rFonts w:ascii="Arial" w:hAnsi="Arial" w:cs="Arial" w:eastAsia="Arial"/>
           <w:b w:val="0"/>
           <w:i/>
           <w:color w:val="888888"/>
@@ -3938,7 +3938,7 @@
       </w:pPr>
       <w:r>
         <w:rPr>
-          <w:rFonts w:ascii="Calibri" w:hAnsi="Calibri" w:cs="Calibri" w:eastAsia="Calibri"/>
+          <w:rFonts w:ascii="Arial" w:hAnsi="Arial" w:cs="Arial" w:eastAsia="Arial"/>
           <w:b w:val="0"/>
           <w:i w:val="0"/>
           <w:color w:val="1F4E3D"/>
@@ -3948,7 +3948,7 @@
       </w:r>
       <w:r>
         <w:rPr>
-          <w:rFonts w:ascii="Calibri" w:hAnsi="Calibri" w:cs="Calibri" w:eastAsia="Calibri"/>
+          <w:rFonts w:ascii="Arial" w:hAnsi="Arial" w:cs="Arial" w:eastAsia="Arial"/>
           <w:b/>
           <w:i w:val="0"/>
           <w:color w:val="1A1A1A"/>
@@ -3958,7 +3958,7 @@
       </w:r>
       <w:r>
         <w:rPr>
-          <w:rFonts w:ascii="Calibri" w:hAnsi="Calibri" w:cs="Calibri" w:eastAsia="Calibri"/>
+          <w:rFonts w:ascii="Arial" w:hAnsi="Arial" w:cs="Arial" w:eastAsia="Arial"/>
           <w:b w:val="0"/>
           <w:i w:val="0"/>
           <w:color w:val="1A1A1A"/>
@@ -3968,7 +3968,7 @@
       </w:r>
       <w:r>
         <w:rPr>
-          <w:rFonts w:ascii="Calibri" w:hAnsi="Calibri" w:cs="Calibri" w:eastAsia="Calibri"/>
+          <w:rFonts w:ascii="Arial" w:hAnsi="Arial" w:cs="Arial" w:eastAsia="Arial"/>
           <w:b w:val="0"/>
           <w:i w:val="0"/>
           <w:color w:val="1A1A1A"/>
@@ -3978,7 +3978,7 @@
       </w:r>
       <w:r>
         <w:rPr>
-          <w:rFonts w:ascii="Calibri" w:hAnsi="Calibri" w:cs="Calibri" w:eastAsia="Calibri"/>
+          <w:rFonts w:ascii="Arial" w:hAnsi="Arial" w:cs="Arial" w:eastAsia="Arial"/>
           <w:b w:val="0"/>
           <w:i w:val="0"/>
           <w:color w:val="1A1A1A"/>
@@ -3988,7 +3988,7 @@
       </w:r>
       <w:r>
         <w:rPr>
-          <w:rFonts w:ascii="Calibri" w:hAnsi="Calibri" w:cs="Calibri" w:eastAsia="Calibri"/>
+          <w:rFonts w:ascii="Arial" w:hAnsi="Arial" w:cs="Arial" w:eastAsia="Arial"/>
           <w:b w:val="0"/>
           <w:i w:val="0"/>
           <w:color w:val="1A1A1A"/>
@@ -3998,7 +3998,7 @@
       </w:r>
       <w:r>
         <w:rPr>
-          <w:rFonts w:ascii="Calibri" w:hAnsi="Calibri" w:cs="Calibri" w:eastAsia="Calibri"/>
+          <w:rFonts w:ascii="Arial" w:hAnsi="Arial" w:cs="Arial" w:eastAsia="Arial"/>
           <w:b w:val="0"/>
           <w:i w:val="0"/>
           <w:color w:val="1A1A1A"/>
@@ -4008,7 +4008,7 @@
       </w:r>
       <w:r>
         <w:rPr>
-          <w:rFonts w:ascii="Calibri" w:hAnsi="Calibri" w:cs="Calibri" w:eastAsia="Calibri"/>
+          <w:rFonts w:ascii="Arial" w:hAnsi="Arial" w:cs="Arial" w:eastAsia="Arial"/>
           <w:b w:val="0"/>
           <w:i w:val="0"/>
           <w:color w:val="1A1A1A"/>
@@ -4018,7 +4018,7 @@
       </w:r>
       <w:r>
         <w:rPr>
-          <w:rFonts w:ascii="Calibri" w:hAnsi="Calibri" w:cs="Calibri" w:eastAsia="Calibri"/>
+          <w:rFonts w:ascii="Arial" w:hAnsi="Arial" w:cs="Arial" w:eastAsia="Arial"/>
           <w:b w:val="0"/>
           <w:i/>
           <w:color w:val="555555"/>
@@ -4034,7 +4034,7 @@
       </w:pPr>
       <w:r>
         <w:rPr>
-          <w:rFonts w:ascii="Calibri" w:hAnsi="Calibri" w:cs="Calibri" w:eastAsia="Calibri"/>
+          <w:rFonts w:ascii="Arial" w:hAnsi="Arial" w:cs="Arial" w:eastAsia="Arial"/>
           <w:b w:val="0"/>
           <w:i w:val="0"/>
           <w:color w:val="1F4E3D"/>
@@ -4044,7 +4044,7 @@
       </w:r>
       <w:r>
         <w:rPr>
-          <w:rFonts w:ascii="Calibri" w:hAnsi="Calibri" w:cs="Calibri" w:eastAsia="Calibri"/>
+          <w:rFonts w:ascii="Arial" w:hAnsi="Arial" w:cs="Arial" w:eastAsia="Arial"/>
           <w:b/>
           <w:i w:val="0"/>
           <w:color w:val="1A1A1A"/>
@@ -4054,7 +4054,7 @@
       </w:r>
       <w:r>
         <w:rPr>
-          <w:rFonts w:ascii="Calibri" w:hAnsi="Calibri" w:cs="Calibri" w:eastAsia="Calibri"/>
+          <w:rFonts w:ascii="Arial" w:hAnsi="Arial" w:cs="Arial" w:eastAsia="Arial"/>
           <w:b w:val="0"/>
           <w:i w:val="0"/>
           <w:color w:val="1A1A1A"/>
@@ -4064,7 +4064,7 @@
       </w:r>
       <w:r>
         <w:rPr>
-          <w:rFonts w:ascii="Calibri" w:hAnsi="Calibri" w:cs="Calibri" w:eastAsia="Calibri"/>
+          <w:rFonts w:ascii="Arial" w:hAnsi="Arial" w:cs="Arial" w:eastAsia="Arial"/>
           <w:b w:val="0"/>
           <w:i w:val="0"/>
           <w:color w:val="1A1A1A"/>
@@ -4074,7 +4074,7 @@
       </w:r>
       <w:r>
         <w:rPr>
-          <w:rFonts w:ascii="Calibri" w:hAnsi="Calibri" w:cs="Calibri" w:eastAsia="Calibri"/>
+          <w:rFonts w:ascii="Arial" w:hAnsi="Arial" w:cs="Arial" w:eastAsia="Arial"/>
           <w:b w:val="0"/>
           <w:i w:val="0"/>
           <w:color w:val="1A1A1A"/>
@@ -4084,7 +4084,7 @@
       </w:r>
       <w:r>
         <w:rPr>
-          <w:rFonts w:ascii="Calibri" w:hAnsi="Calibri" w:cs="Calibri" w:eastAsia="Calibri"/>
+          <w:rFonts w:ascii="Arial" w:hAnsi="Arial" w:cs="Arial" w:eastAsia="Arial"/>
           <w:b w:val="0"/>
           <w:i w:val="0"/>
           <w:color w:val="1A1A1A"/>
@@ -4094,7 +4094,7 @@
       </w:r>
       <w:r>
         <w:rPr>
-          <w:rFonts w:ascii="Calibri" w:hAnsi="Calibri" w:cs="Calibri" w:eastAsia="Calibri"/>
+          <w:rFonts w:ascii="Arial" w:hAnsi="Arial" w:cs="Arial" w:eastAsia="Arial"/>
           <w:b w:val="0"/>
           <w:i w:val="0"/>
           <w:color w:val="1A1A1A"/>
@@ -4104,7 +4104,7 @@
       </w:r>
       <w:r>
         <w:rPr>
-          <w:rFonts w:ascii="Calibri" w:hAnsi="Calibri" w:cs="Calibri" w:eastAsia="Calibri"/>
+          <w:rFonts w:ascii="Arial" w:hAnsi="Arial" w:cs="Arial" w:eastAsia="Arial"/>
           <w:b w:val="0"/>
           <w:i w:val="0"/>
           <w:color w:val="1A1A1A"/>
@@ -4114,7 +4114,7 @@
       </w:r>
       <w:r>
         <w:rPr>
-          <w:rFonts w:ascii="Calibri" w:hAnsi="Calibri" w:cs="Calibri" w:eastAsia="Calibri"/>
+          <w:rFonts w:ascii="Arial" w:hAnsi="Arial" w:cs="Arial" w:eastAsia="Arial"/>
           <w:b w:val="0"/>
           <w:i/>
           <w:color w:val="555555"/>
@@ -4130,7 +4130,7 @@
       </w:pPr>
       <w:r>
         <w:rPr>
-          <w:rFonts w:ascii="Calibri" w:hAnsi="Calibri" w:cs="Calibri" w:eastAsia="Calibri"/>
+          <w:rFonts w:ascii="Arial" w:hAnsi="Arial" w:cs="Arial" w:eastAsia="Arial"/>
           <w:b w:val="0"/>
           <w:i w:val="0"/>
           <w:color w:val="1F4E3D"/>
@@ -4140,7 +4140,7 @@
       </w:r>
       <w:r>
         <w:rPr>
-          <w:rFonts w:ascii="Calibri" w:hAnsi="Calibri" w:cs="Calibri" w:eastAsia="Calibri"/>
+          <w:rFonts w:ascii="Arial" w:hAnsi="Arial" w:cs="Arial" w:eastAsia="Arial"/>
           <w:b/>
           <w:i w:val="0"/>
           <w:color w:val="1A1A1A"/>
@@ -4150,7 +4150,7 @@
       </w:r>
       <w:r>
         <w:rPr>
-          <w:rFonts w:ascii="Calibri" w:hAnsi="Calibri" w:cs="Calibri" w:eastAsia="Calibri"/>
+          <w:rFonts w:ascii="Arial" w:hAnsi="Arial" w:cs="Arial" w:eastAsia="Arial"/>
           <w:b w:val="0"/>
           <w:i w:val="0"/>
           <w:color w:val="1A1A1A"/>
@@ -4160,7 +4160,7 @@
       </w:r>
       <w:r>
         <w:rPr>
-          <w:rFonts w:ascii="Calibri" w:hAnsi="Calibri" w:cs="Calibri" w:eastAsia="Calibri"/>
+          <w:rFonts w:ascii="Arial" w:hAnsi="Arial" w:cs="Arial" w:eastAsia="Arial"/>
           <w:b w:val="0"/>
           <w:i w:val="0"/>
           <w:color w:val="1A1A1A"/>
@@ -4170,7 +4170,7 @@
       </w:r>
       <w:r>
         <w:rPr>
-          <w:rFonts w:ascii="Calibri" w:hAnsi="Calibri" w:cs="Calibri" w:eastAsia="Calibri"/>
+          <w:rFonts w:ascii="Arial" w:hAnsi="Arial" w:cs="Arial" w:eastAsia="Arial"/>
           <w:b w:val="0"/>
           <w:i w:val="0"/>
           <w:color w:val="1A1A1A"/>
@@ -4180,7 +4180,7 @@
       </w:r>
       <w:r>
         <w:rPr>
-          <w:rFonts w:ascii="Calibri" w:hAnsi="Calibri" w:cs="Calibri" w:eastAsia="Calibri"/>
+          <w:rFonts w:ascii="Arial" w:hAnsi="Arial" w:cs="Arial" w:eastAsia="Arial"/>
           <w:b w:val="0"/>
           <w:i w:val="0"/>
           <w:color w:val="1A1A1A"/>
@@ -4190,7 +4190,7 @@
       </w:r>
       <w:r>
         <w:rPr>
-          <w:rFonts w:ascii="Calibri" w:hAnsi="Calibri" w:cs="Calibri" w:eastAsia="Calibri"/>
+          <w:rFonts w:ascii="Arial" w:hAnsi="Arial" w:cs="Arial" w:eastAsia="Arial"/>
           <w:b w:val="0"/>
           <w:i w:val="0"/>
           <w:color w:val="1A1A1A"/>
@@ -4200,7 +4200,7 @@
       </w:r>
       <w:r>
         <w:rPr>
-          <w:rFonts w:ascii="Calibri" w:hAnsi="Calibri" w:cs="Calibri" w:eastAsia="Calibri"/>
+          <w:rFonts w:ascii="Arial" w:hAnsi="Arial" w:cs="Arial" w:eastAsia="Arial"/>
           <w:b w:val="0"/>
           <w:i w:val="0"/>
           <w:color w:val="1A1A1A"/>
@@ -4210,7 +4210,7 @@
       </w:r>
       <w:r>
         <w:rPr>
-          <w:rFonts w:ascii="Calibri" w:hAnsi="Calibri" w:cs="Calibri" w:eastAsia="Calibri"/>
+          <w:rFonts w:ascii="Arial" w:hAnsi="Arial" w:cs="Arial" w:eastAsia="Arial"/>
           <w:b w:val="0"/>
           <w:i/>
           <w:color w:val="555555"/>
@@ -4226,7 +4226,7 @@
       </w:pPr>
       <w:r>
         <w:rPr>
-          <w:rFonts w:ascii="Calibri" w:hAnsi="Calibri" w:cs="Calibri" w:eastAsia="Calibri"/>
+          <w:rFonts w:ascii="Arial" w:hAnsi="Arial" w:cs="Arial" w:eastAsia="Arial"/>
           <w:b w:val="0"/>
           <w:i w:val="0"/>
           <w:color w:val="1F4E3D"/>
@@ -4236,7 +4236,7 @@
       </w:r>
       <w:r>
         <w:rPr>
-          <w:rFonts w:ascii="Calibri" w:hAnsi="Calibri" w:cs="Calibri" w:eastAsia="Calibri"/>
+          <w:rFonts w:ascii="Arial" w:hAnsi="Arial" w:cs="Arial" w:eastAsia="Arial"/>
           <w:b/>
           <w:i w:val="0"/>
           <w:color w:val="1A1A1A"/>
@@ -4246,7 +4246,7 @@
       </w:r>
       <w:r>
         <w:rPr>
-          <w:rFonts w:ascii="Calibri" w:hAnsi="Calibri" w:cs="Calibri" w:eastAsia="Calibri"/>
+          <w:rFonts w:ascii="Arial" w:hAnsi="Arial" w:cs="Arial" w:eastAsia="Arial"/>
           <w:b w:val="0"/>
           <w:i w:val="0"/>
           <w:color w:val="1A1A1A"/>
@@ -4256,7 +4256,7 @@
       </w:r>
       <w:r>
         <w:rPr>
-          <w:rFonts w:ascii="Calibri" w:hAnsi="Calibri" w:cs="Calibri" w:eastAsia="Calibri"/>
+          <w:rFonts w:ascii="Arial" w:hAnsi="Arial" w:cs="Arial" w:eastAsia="Arial"/>
           <w:b w:val="0"/>
           <w:i w:val="0"/>
           <w:color w:val="1A1A1A"/>
@@ -4266,7 +4266,7 @@
       </w:r>
       <w:r>
         <w:rPr>
-          <w:rFonts w:ascii="Calibri" w:hAnsi="Calibri" w:cs="Calibri" w:eastAsia="Calibri"/>
+          <w:rFonts w:ascii="Arial" w:hAnsi="Arial" w:cs="Arial" w:eastAsia="Arial"/>
           <w:b w:val="0"/>
           <w:i w:val="0"/>
           <w:color w:val="1A1A1A"/>
@@ -4276,7 +4276,7 @@
       </w:r>
       <w:r>
         <w:rPr>
-          <w:rFonts w:ascii="Calibri" w:hAnsi="Calibri" w:cs="Calibri" w:eastAsia="Calibri"/>
+          <w:rFonts w:ascii="Arial" w:hAnsi="Arial" w:cs="Arial" w:eastAsia="Arial"/>
           <w:b w:val="0"/>
           <w:i w:val="0"/>
           <w:color w:val="1A1A1A"/>
@@ -4286,7 +4286,7 @@
       </w:r>
       <w:r>
         <w:rPr>
-          <w:rFonts w:ascii="Calibri" w:hAnsi="Calibri" w:cs="Calibri" w:eastAsia="Calibri"/>
+          <w:rFonts w:ascii="Arial" w:hAnsi="Arial" w:cs="Arial" w:eastAsia="Arial"/>
           <w:b w:val="0"/>
           <w:i w:val="0"/>
           <w:color w:val="1A1A1A"/>
@@ -4296,7 +4296,7 @@
       </w:r>
       <w:r>
         <w:rPr>
-          <w:rFonts w:ascii="Calibri" w:hAnsi="Calibri" w:cs="Calibri" w:eastAsia="Calibri"/>
+          <w:rFonts w:ascii="Arial" w:hAnsi="Arial" w:cs="Arial" w:eastAsia="Arial"/>
           <w:b w:val="0"/>
           <w:i w:val="0"/>
           <w:color w:val="1A1A1A"/>
@@ -4306,7 +4306,7 @@
       </w:r>
       <w:r>
         <w:rPr>
-          <w:rFonts w:ascii="Calibri" w:hAnsi="Calibri" w:cs="Calibri" w:eastAsia="Calibri"/>
+          <w:rFonts w:ascii="Arial" w:hAnsi="Arial" w:cs="Arial" w:eastAsia="Arial"/>
           <w:b w:val="0"/>
           <w:i/>
           <w:color w:val="555555"/>
@@ -4322,7 +4322,7 @@
       </w:pPr>
       <w:r>
         <w:rPr>
-          <w:rFonts w:ascii="Calibri" w:hAnsi="Calibri" w:cs="Calibri" w:eastAsia="Calibri"/>
+          <w:rFonts w:ascii="Arial" w:hAnsi="Arial" w:cs="Arial" w:eastAsia="Arial"/>
           <w:b w:val="0"/>
           <w:i w:val="0"/>
           <w:color w:val="1F4E3D"/>
@@ -4332,7 +4332,7 @@
       </w:r>
       <w:r>
         <w:rPr>
-          <w:rFonts w:ascii="Calibri" w:hAnsi="Calibri" w:cs="Calibri" w:eastAsia="Calibri"/>
+          <w:rFonts w:ascii="Arial" w:hAnsi="Arial" w:cs="Arial" w:eastAsia="Arial"/>
           <w:b w:val="0"/>
           <w:i w:val="0"/>
           <w:color w:val="1A1A1A"/>
@@ -4342,7 +4342,7 @@
       </w:r>
       <w:r>
         <w:rPr>
-          <w:rFonts w:ascii="Calibri" w:hAnsi="Calibri" w:cs="Calibri" w:eastAsia="Calibri"/>
+          <w:rFonts w:ascii="Arial" w:hAnsi="Arial" w:cs="Arial" w:eastAsia="Arial"/>
           <w:b w:val="0"/>
           <w:i w:val="0"/>
           <w:color w:val="1A1A1A"/>
@@ -4352,7 +4352,7 @@
       </w:r>
       <w:r>
         <w:rPr>
-          <w:rFonts w:ascii="Calibri" w:hAnsi="Calibri" w:cs="Calibri" w:eastAsia="Calibri"/>
+          <w:rFonts w:ascii="Arial" w:hAnsi="Arial" w:cs="Arial" w:eastAsia="Arial"/>
           <w:b w:val="0"/>
           <w:i w:val="0"/>
           <w:color w:val="1A1A1A"/>
@@ -4362,7 +4362,7 @@
       </w:r>
       <w:r>
         <w:rPr>
-          <w:rFonts w:ascii="Calibri" w:hAnsi="Calibri" w:cs="Calibri" w:eastAsia="Calibri"/>
+          <w:rFonts w:ascii="Arial" w:hAnsi="Arial" w:cs="Arial" w:eastAsia="Arial"/>
           <w:b w:val="0"/>
           <w:i/>
           <w:color w:val="555555"/>
@@ -4378,7 +4378,7 @@
       </w:pPr>
       <w:r>
         <w:rPr>
-          <w:rFonts w:ascii="Calibri" w:hAnsi="Calibri" w:cs="Calibri" w:eastAsia="Calibri"/>
+          <w:rFonts w:ascii="Arial" w:hAnsi="Arial" w:cs="Arial" w:eastAsia="Arial"/>
           <w:b w:val="0"/>
           <w:i w:val="0"/>
           <w:color w:val="1F4E3D"/>
@@ -4388,7 +4388,7 @@
       </w:r>
       <w:r>
         <w:rPr>
-          <w:rFonts w:ascii="Calibri" w:hAnsi="Calibri" w:cs="Calibri" w:eastAsia="Calibri"/>
+          <w:rFonts w:ascii="Arial" w:hAnsi="Arial" w:cs="Arial" w:eastAsia="Arial"/>
           <w:b w:val="0"/>
           <w:i w:val="0"/>
           <w:color w:val="1A1A1A"/>
@@ -4398,7 +4398,7 @@
       </w:r>
       <w:r>
         <w:rPr>
-          <w:rFonts w:ascii="Calibri" w:hAnsi="Calibri" w:cs="Calibri" w:eastAsia="Calibri"/>
+          <w:rFonts w:ascii="Arial" w:hAnsi="Arial" w:cs="Arial" w:eastAsia="Arial"/>
           <w:b w:val="0"/>
           <w:i w:val="0"/>
           <w:color w:val="1A1A1A"/>
@@ -4408,7 +4408,7 @@
       </w:r>
       <w:r>
         <w:rPr>
-          <w:rFonts w:ascii="Calibri" w:hAnsi="Calibri" w:cs="Calibri" w:eastAsia="Calibri"/>
+          <w:rFonts w:ascii="Arial" w:hAnsi="Arial" w:cs="Arial" w:eastAsia="Arial"/>
           <w:b w:val="0"/>
           <w:i w:val="0"/>
           <w:color w:val="1A1A1A"/>
@@ -4418,7 +4418,7 @@
       </w:r>
       <w:r>
         <w:rPr>
-          <w:rFonts w:ascii="Calibri" w:hAnsi="Calibri" w:cs="Calibri" w:eastAsia="Calibri"/>
+          <w:rFonts w:ascii="Arial" w:hAnsi="Arial" w:cs="Arial" w:eastAsia="Arial"/>
           <w:b w:val="0"/>
           <w:i/>
           <w:color w:val="555555"/>
@@ -4434,7 +4434,7 @@
       </w:pPr>
       <w:r>
         <w:rPr>
-          <w:rFonts w:ascii="Calibri" w:hAnsi="Calibri" w:cs="Calibri" w:eastAsia="Calibri"/>
+          <w:rFonts w:ascii="Arial" w:hAnsi="Arial" w:cs="Arial" w:eastAsia="Arial"/>
           <w:b w:val="0"/>
           <w:i w:val="0"/>
           <w:color w:val="1F4E3D"/>
@@ -4444,7 +4444,7 @@
       </w:r>
       <w:r>
         <w:rPr>
-          <w:rFonts w:ascii="Calibri" w:hAnsi="Calibri" w:cs="Calibri" w:eastAsia="Calibri"/>
+          <w:rFonts w:ascii="Arial" w:hAnsi="Arial" w:cs="Arial" w:eastAsia="Arial"/>
           <w:b/>
           <w:i w:val="0"/>
           <w:color w:val="1A1A1A"/>
@@ -4454,7 +4454,7 @@
       </w:r>
       <w:r>
         <w:rPr>
-          <w:rFonts w:ascii="Calibri" w:hAnsi="Calibri" w:cs="Calibri" w:eastAsia="Calibri"/>
+          <w:rFonts w:ascii="Arial" w:hAnsi="Arial" w:cs="Arial" w:eastAsia="Arial"/>
           <w:b w:val="0"/>
           <w:i w:val="0"/>
           <w:color w:val="1A1A1A"/>
@@ -4464,7 +4464,7 @@
       </w:r>
       <w:r>
         <w:rPr>
-          <w:rFonts w:ascii="Calibri" w:hAnsi="Calibri" w:cs="Calibri" w:eastAsia="Calibri"/>
+          <w:rFonts w:ascii="Arial" w:hAnsi="Arial" w:cs="Arial" w:eastAsia="Arial"/>
           <w:b w:val="0"/>
           <w:i w:val="0"/>
           <w:color w:val="1A1A1A"/>
@@ -4474,7 +4474,7 @@
       </w:r>
       <w:r>
         <w:rPr>
-          <w:rFonts w:ascii="Calibri" w:hAnsi="Calibri" w:cs="Calibri" w:eastAsia="Calibri"/>
+          <w:rFonts w:ascii="Arial" w:hAnsi="Arial" w:cs="Arial" w:eastAsia="Arial"/>
           <w:b w:val="0"/>
           <w:i w:val="0"/>
           <w:color w:val="1A1A1A"/>
@@ -4484,7 +4484,7 @@
       </w:r>
       <w:r>
         <w:rPr>
-          <w:rFonts w:ascii="Calibri" w:hAnsi="Calibri" w:cs="Calibri" w:eastAsia="Calibri"/>
+          <w:rFonts w:ascii="Arial" w:hAnsi="Arial" w:cs="Arial" w:eastAsia="Arial"/>
           <w:b w:val="0"/>
           <w:i w:val="0"/>
           <w:color w:val="1A1A1A"/>
@@ -4494,7 +4494,7 @@
       </w:r>
       <w:r>
         <w:rPr>
-          <w:rFonts w:ascii="Calibri" w:hAnsi="Calibri" w:cs="Calibri" w:eastAsia="Calibri"/>
+          <w:rFonts w:ascii="Arial" w:hAnsi="Arial" w:cs="Arial" w:eastAsia="Arial"/>
           <w:b w:val="0"/>
           <w:i/>
           <w:color w:val="555555"/>
@@ -4510,7 +4510,7 @@
       </w:pPr>
       <w:r>
         <w:rPr>
-          <w:rFonts w:ascii="Calibri" w:hAnsi="Calibri" w:cs="Calibri" w:eastAsia="Calibri"/>
+          <w:rFonts w:ascii="Arial" w:hAnsi="Arial" w:cs="Arial" w:eastAsia="Arial"/>
           <w:b w:val="0"/>
           <w:i w:val="0"/>
           <w:color w:val="1F4E3D"/>
@@ -4520,7 +4520,7 @@
       </w:r>
       <w:r>
         <w:rPr>
-          <w:rFonts w:ascii="Calibri" w:hAnsi="Calibri" w:cs="Calibri" w:eastAsia="Calibri"/>
+          <w:rFonts w:ascii="Arial" w:hAnsi="Arial" w:cs="Arial" w:eastAsia="Arial"/>
           <w:b/>
           <w:i w:val="0"/>
           <w:color w:val="1A1A1A"/>
@@ -4530,7 +4530,7 @@
       </w:r>
       <w:r>
         <w:rPr>
-          <w:rFonts w:ascii="Calibri" w:hAnsi="Calibri" w:cs="Calibri" w:eastAsia="Calibri"/>
+          <w:rFonts w:ascii="Arial" w:hAnsi="Arial" w:cs="Arial" w:eastAsia="Arial"/>
           <w:b w:val="0"/>
           <w:i w:val="0"/>
           <w:color w:val="1A1A1A"/>
@@ -4540,7 +4540,7 @@
       </w:r>
       <w:r>
         <w:rPr>
-          <w:rFonts w:ascii="Calibri" w:hAnsi="Calibri" w:cs="Calibri" w:eastAsia="Calibri"/>
+          <w:rFonts w:ascii="Arial" w:hAnsi="Arial" w:cs="Arial" w:eastAsia="Arial"/>
           <w:b w:val="0"/>
           <w:i w:val="0"/>
           <w:color w:val="1A1A1A"/>
@@ -4550,7 +4550,7 @@
       </w:r>
       <w:r>
         <w:rPr>
-          <w:rFonts w:ascii="Calibri" w:hAnsi="Calibri" w:cs="Calibri" w:eastAsia="Calibri"/>
+          <w:rFonts w:ascii="Arial" w:hAnsi="Arial" w:cs="Arial" w:eastAsia="Arial"/>
           <w:b w:val="0"/>
           <w:i w:val="0"/>
           <w:color w:val="1A1A1A"/>
@@ -4560,7 +4560,7 @@
       </w:r>
       <w:r>
         <w:rPr>
-          <w:rFonts w:ascii="Calibri" w:hAnsi="Calibri" w:cs="Calibri" w:eastAsia="Calibri"/>
+          <w:rFonts w:ascii="Arial" w:hAnsi="Arial" w:cs="Arial" w:eastAsia="Arial"/>
           <w:b w:val="0"/>
           <w:i w:val="0"/>
           <w:color w:val="1A1A1A"/>
@@ -4570,7 +4570,7 @@
       </w:r>
       <w:r>
         <w:rPr>
-          <w:rFonts w:ascii="Calibri" w:hAnsi="Calibri" w:cs="Calibri" w:eastAsia="Calibri"/>
+          <w:rFonts w:ascii="Arial" w:hAnsi="Arial" w:cs="Arial" w:eastAsia="Arial"/>
           <w:b w:val="0"/>
           <w:i/>
           <w:color w:val="555555"/>
@@ -4586,7 +4586,7 @@
       </w:pPr>
       <w:r>
         <w:rPr>
-          <w:rFonts w:ascii="Calibri" w:hAnsi="Calibri" w:cs="Calibri" w:eastAsia="Calibri"/>
+          <w:rFonts w:ascii="Arial" w:hAnsi="Arial" w:cs="Arial" w:eastAsia="Arial"/>
           <w:b w:val="0"/>
           <w:i w:val="0"/>
           <w:color w:val="1F4E3D"/>
@@ -4596,7 +4596,7 @@
       </w:r>
       <w:r>
         <w:rPr>
-          <w:rFonts w:ascii="Calibri" w:hAnsi="Calibri" w:cs="Calibri" w:eastAsia="Calibri"/>
+          <w:rFonts w:ascii="Arial" w:hAnsi="Arial" w:cs="Arial" w:eastAsia="Arial"/>
           <w:b/>
           <w:i w:val="0"/>
           <w:color w:val="1A1A1A"/>
@@ -4606,7 +4606,7 @@
       </w:r>
       <w:r>
         <w:rPr>
-          <w:rFonts w:ascii="Calibri" w:hAnsi="Calibri" w:cs="Calibri" w:eastAsia="Calibri"/>
+          <w:rFonts w:ascii="Arial" w:hAnsi="Arial" w:cs="Arial" w:eastAsia="Arial"/>
           <w:b w:val="0"/>
           <w:i w:val="0"/>
           <w:color w:val="1A1A1A"/>
@@ -4616,7 +4616,7 @@
       </w:r>
       <w:r>
         <w:rPr>
-          <w:rFonts w:ascii="Calibri" w:hAnsi="Calibri" w:cs="Calibri" w:eastAsia="Calibri"/>
+          <w:rFonts w:ascii="Arial" w:hAnsi="Arial" w:cs="Arial" w:eastAsia="Arial"/>
           <w:b w:val="0"/>
           <w:i w:val="0"/>
           <w:color w:val="1A1A1A"/>
@@ -4626,7 +4626,7 @@
       </w:r>
       <w:r>
         <w:rPr>
-          <w:rFonts w:ascii="Calibri" w:hAnsi="Calibri" w:cs="Calibri" w:eastAsia="Calibri"/>
+          <w:rFonts w:ascii="Arial" w:hAnsi="Arial" w:cs="Arial" w:eastAsia="Arial"/>
           <w:b w:val="0"/>
           <w:i w:val="0"/>
           <w:color w:val="1A1A1A"/>
@@ -4636,7 +4636,7 @@
       </w:r>
       <w:r>
         <w:rPr>
-          <w:rFonts w:ascii="Calibri" w:hAnsi="Calibri" w:cs="Calibri" w:eastAsia="Calibri"/>
+          <w:rFonts w:ascii="Arial" w:hAnsi="Arial" w:cs="Arial" w:eastAsia="Arial"/>
           <w:b w:val="0"/>
           <w:i w:val="0"/>
           <w:color w:val="1A1A1A"/>
@@ -4646,7 +4646,7 @@
       </w:r>
       <w:r>
         <w:rPr>
-          <w:rFonts w:ascii="Calibri" w:hAnsi="Calibri" w:cs="Calibri" w:eastAsia="Calibri"/>
+          <w:rFonts w:ascii="Arial" w:hAnsi="Arial" w:cs="Arial" w:eastAsia="Arial"/>
           <w:b w:val="0"/>
           <w:i/>
           <w:color w:val="555555"/>
@@ -4662,7 +4662,7 @@
       </w:pPr>
       <w:r>
         <w:rPr>
-          <w:rFonts w:ascii="Calibri" w:hAnsi="Calibri" w:cs="Calibri" w:eastAsia="Calibri"/>
+          <w:rFonts w:ascii="Arial" w:hAnsi="Arial" w:cs="Arial" w:eastAsia="Arial"/>
           <w:b w:val="0"/>
           <w:i w:val="0"/>
           <w:color w:val="1F4E3D"/>
@@ -4672,7 +4672,7 @@
       </w:r>
       <w:r>
         <w:rPr>
-          <w:rFonts w:ascii="Calibri" w:hAnsi="Calibri" w:cs="Calibri" w:eastAsia="Calibri"/>
+          <w:rFonts w:ascii="Arial" w:hAnsi="Arial" w:cs="Arial" w:eastAsia="Arial"/>
           <w:b/>
           <w:i w:val="0"/>
           <w:color w:val="1A1A1A"/>
@@ -4682,7 +4682,7 @@
       </w:r>
       <w:r>
         <w:rPr>
-          <w:rFonts w:ascii="Calibri" w:hAnsi="Calibri" w:cs="Calibri" w:eastAsia="Calibri"/>
+          <w:rFonts w:ascii="Arial" w:hAnsi="Arial" w:cs="Arial" w:eastAsia="Arial"/>
           <w:b w:val="0"/>
           <w:i w:val="0"/>
           <w:color w:val="1A1A1A"/>
@@ -4692,7 +4692,7 @@
       </w:r>
       <w:r>
         <w:rPr>
-          <w:rFonts w:ascii="Calibri" w:hAnsi="Calibri" w:cs="Calibri" w:eastAsia="Calibri"/>
+          <w:rFonts w:ascii="Arial" w:hAnsi="Arial" w:cs="Arial" w:eastAsia="Arial"/>
           <w:b w:val="0"/>
           <w:i w:val="0"/>
           <w:color w:val="1A1A1A"/>
@@ -4702,7 +4702,7 @@
       </w:r>
       <w:r>
         <w:rPr>
-          <w:rFonts w:ascii="Calibri" w:hAnsi="Calibri" w:cs="Calibri" w:eastAsia="Calibri"/>
+          <w:rFonts w:ascii="Arial" w:hAnsi="Arial" w:cs="Arial" w:eastAsia="Arial"/>
           <w:b w:val="0"/>
           <w:i w:val="0"/>
           <w:color w:val="1A1A1A"/>
@@ -4712,7 +4712,7 @@
       </w:r>
       <w:r>
         <w:rPr>
-          <w:rFonts w:ascii="Calibri" w:hAnsi="Calibri" w:cs="Calibri" w:eastAsia="Calibri"/>
+          <w:rFonts w:ascii="Arial" w:hAnsi="Arial" w:cs="Arial" w:eastAsia="Arial"/>
           <w:b w:val="0"/>
           <w:i w:val="0"/>
           <w:color w:val="1A1A1A"/>
@@ -4722,7 +4722,7 @@
       </w:r>
       <w:r>
         <w:rPr>
-          <w:rFonts w:ascii="Calibri" w:hAnsi="Calibri" w:cs="Calibri" w:eastAsia="Calibri"/>
+          <w:rFonts w:ascii="Arial" w:hAnsi="Arial" w:cs="Arial" w:eastAsia="Arial"/>
           <w:b w:val="0"/>
           <w:i/>
           <w:color w:val="555555"/>
@@ -4738,7 +4738,7 @@
       </w:pPr>
       <w:r>
         <w:rPr>
-          <w:rFonts w:ascii="Calibri" w:hAnsi="Calibri" w:cs="Calibri" w:eastAsia="Calibri"/>
+          <w:rFonts w:ascii="Arial" w:hAnsi="Arial" w:cs="Arial" w:eastAsia="Arial"/>
           <w:b w:val="0"/>
           <w:i w:val="0"/>
           <w:color w:val="1F4E3D"/>
@@ -4748,7 +4748,7 @@
       </w:r>
       <w:r>
         <w:rPr>
-          <w:rFonts w:ascii="Calibri" w:hAnsi="Calibri" w:cs="Calibri" w:eastAsia="Calibri"/>
+          <w:rFonts w:ascii="Arial" w:hAnsi="Arial" w:cs="Arial" w:eastAsia="Arial"/>
           <w:b/>
           <w:i w:val="0"/>
           <w:color w:val="1A1A1A"/>
@@ -4758,7 +4758,7 @@
       </w:r>
       <w:r>
         <w:rPr>
-          <w:rFonts w:ascii="Calibri" w:hAnsi="Calibri" w:cs="Calibri" w:eastAsia="Calibri"/>
+          <w:rFonts w:ascii="Arial" w:hAnsi="Arial" w:cs="Arial" w:eastAsia="Arial"/>
           <w:b w:val="0"/>
           <w:i w:val="0"/>
           <w:color w:val="1A1A1A"/>
@@ -4768,7 +4768,7 @@
       </w:r>
       <w:r>
         <w:rPr>
-          <w:rFonts w:ascii="Calibri" w:hAnsi="Calibri" w:cs="Calibri" w:eastAsia="Calibri"/>
+          <w:rFonts w:ascii="Arial" w:hAnsi="Arial" w:cs="Arial" w:eastAsia="Arial"/>
           <w:b w:val="0"/>
           <w:i w:val="0"/>
           <w:color w:val="1A1A1A"/>
@@ -4778,7 +4778,7 @@
       </w:r>
       <w:r>
         <w:rPr>
-          <w:rFonts w:ascii="Calibri" w:hAnsi="Calibri" w:cs="Calibri" w:eastAsia="Calibri"/>
+          <w:rFonts w:ascii="Arial" w:hAnsi="Arial" w:cs="Arial" w:eastAsia="Arial"/>
           <w:b w:val="0"/>
           <w:i w:val="0"/>
           <w:color w:val="1A1A1A"/>
@@ -4788,7 +4788,7 @@
       </w:r>
       <w:r>
         <w:rPr>
-          <w:rFonts w:ascii="Calibri" w:hAnsi="Calibri" w:cs="Calibri" w:eastAsia="Calibri"/>
+          <w:rFonts w:ascii="Arial" w:hAnsi="Arial" w:cs="Arial" w:eastAsia="Arial"/>
           <w:b w:val="0"/>
           <w:i w:val="0"/>
           <w:color w:val="1A1A1A"/>
@@ -4798,7 +4798,7 @@
       </w:r>
       <w:r>
         <w:rPr>
-          <w:rFonts w:ascii="Calibri" w:hAnsi="Calibri" w:cs="Calibri" w:eastAsia="Calibri"/>
+          <w:rFonts w:ascii="Arial" w:hAnsi="Arial" w:cs="Arial" w:eastAsia="Arial"/>
           <w:b w:val="0"/>
           <w:i w:val="0"/>
           <w:color w:val="1A1A1A"/>
@@ -4808,7 +4808,7 @@
       </w:r>
       <w:r>
         <w:rPr>
-          <w:rFonts w:ascii="Calibri" w:hAnsi="Calibri" w:cs="Calibri" w:eastAsia="Calibri"/>
+          <w:rFonts w:ascii="Arial" w:hAnsi="Arial" w:cs="Arial" w:eastAsia="Arial"/>
           <w:b w:val="0"/>
           <w:i w:val="0"/>
           <w:color w:val="1A1A1A"/>
@@ -4818,7 +4818,7 @@
       </w:r>
       <w:r>
         <w:rPr>
-          <w:rFonts w:ascii="Calibri" w:hAnsi="Calibri" w:cs="Calibri" w:eastAsia="Calibri"/>
+          <w:rFonts w:ascii="Arial" w:hAnsi="Arial" w:cs="Arial" w:eastAsia="Arial"/>
           <w:b w:val="0"/>
           <w:i/>
           <w:color w:val="555555"/>
@@ -4834,7 +4834,7 @@
       </w:pPr>
       <w:r>
         <w:rPr>
-          <w:rFonts w:ascii="Calibri" w:hAnsi="Calibri" w:cs="Calibri" w:eastAsia="Calibri"/>
+          <w:rFonts w:ascii="Arial" w:hAnsi="Arial" w:cs="Arial" w:eastAsia="Arial"/>
           <w:b w:val="0"/>
           <w:i w:val="0"/>
           <w:color w:val="1F4E3D"/>
@@ -4844,7 +4844,7 @@
       </w:r>
       <w:r>
         <w:rPr>
-          <w:rFonts w:ascii="Calibri" w:hAnsi="Calibri" w:cs="Calibri" w:eastAsia="Calibri"/>
+          <w:rFonts w:ascii="Arial" w:hAnsi="Arial" w:cs="Arial" w:eastAsia="Arial"/>
           <w:b/>
           <w:i w:val="0"/>
           <w:color w:val="1A1A1A"/>
@@ -4854,7 +4854,7 @@
       </w:r>
       <w:r>
         <w:rPr>
-          <w:rFonts w:ascii="Calibri" w:hAnsi="Calibri" w:cs="Calibri" w:eastAsia="Calibri"/>
+          <w:rFonts w:ascii="Arial" w:hAnsi="Arial" w:cs="Arial" w:eastAsia="Arial"/>
           <w:b w:val="0"/>
           <w:i w:val="0"/>
           <w:color w:val="1A1A1A"/>
@@ -4864,7 +4864,7 @@
       </w:r>
       <w:r>
         <w:rPr>
-          <w:rFonts w:ascii="Calibri" w:hAnsi="Calibri" w:cs="Calibri" w:eastAsia="Calibri"/>
+          <w:rFonts w:ascii="Arial" w:hAnsi="Arial" w:cs="Arial" w:eastAsia="Arial"/>
           <w:b w:val="0"/>
           <w:i w:val="0"/>
           <w:color w:val="1A1A1A"/>
@@ -4874,7 +4874,7 @@
       </w:r>
       <w:r>
         <w:rPr>
-          <w:rFonts w:ascii="Calibri" w:hAnsi="Calibri" w:cs="Calibri" w:eastAsia="Calibri"/>
+          <w:rFonts w:ascii="Arial" w:hAnsi="Arial" w:cs="Arial" w:eastAsia="Arial"/>
           <w:b w:val="0"/>
           <w:i w:val="0"/>
           <w:color w:val="1A1A1A"/>
@@ -4884,7 +4884,7 @@
       </w:r>
       <w:r>
         <w:rPr>
-          <w:rFonts w:ascii="Calibri" w:hAnsi="Calibri" w:cs="Calibri" w:eastAsia="Calibri"/>
+          <w:rFonts w:ascii="Arial" w:hAnsi="Arial" w:cs="Arial" w:eastAsia="Arial"/>
           <w:b w:val="0"/>
           <w:i w:val="0"/>
           <w:color w:val="1A1A1A"/>
@@ -4894,7 +4894,7 @@
       </w:r>
       <w:r>
         <w:rPr>
-          <w:rFonts w:ascii="Calibri" w:hAnsi="Calibri" w:cs="Calibri" w:eastAsia="Calibri"/>
+          <w:rFonts w:ascii="Arial" w:hAnsi="Arial" w:cs="Arial" w:eastAsia="Arial"/>
           <w:b w:val="0"/>
           <w:i w:val="0"/>
           <w:color w:val="1A1A1A"/>
@@ -4904,7 +4904,7 @@
       </w:r>
       <w:r>
         <w:rPr>
-          <w:rFonts w:ascii="Calibri" w:hAnsi="Calibri" w:cs="Calibri" w:eastAsia="Calibri"/>
+          <w:rFonts w:ascii="Arial" w:hAnsi="Arial" w:cs="Arial" w:eastAsia="Arial"/>
           <w:b w:val="0"/>
           <w:i w:val="0"/>
           <w:color w:val="1A1A1A"/>
@@ -4914,7 +4914,7 @@
       </w:r>
       <w:r>
         <w:rPr>
-          <w:rFonts w:ascii="Calibri" w:hAnsi="Calibri" w:cs="Calibri" w:eastAsia="Calibri"/>
+          <w:rFonts w:ascii="Arial" w:hAnsi="Arial" w:cs="Arial" w:eastAsia="Arial"/>
           <w:b w:val="0"/>
           <w:i/>
           <w:color w:val="555555"/>
@@ -4930,7 +4930,7 @@
       </w:pPr>
       <w:r>
         <w:rPr>
-          <w:rFonts w:ascii="Calibri" w:hAnsi="Calibri" w:cs="Calibri" w:eastAsia="Calibri"/>
+          <w:rFonts w:ascii="Arial" w:hAnsi="Arial" w:cs="Arial" w:eastAsia="Arial"/>
           <w:b w:val="0"/>
           <w:i w:val="0"/>
           <w:color w:val="1F4E3D"/>
@@ -4940,7 +4940,7 @@
       </w:r>
       <w:r>
         <w:rPr>
-          <w:rFonts w:ascii="Calibri" w:hAnsi="Calibri" w:cs="Calibri" w:eastAsia="Calibri"/>
+          <w:rFonts w:ascii="Arial" w:hAnsi="Arial" w:cs="Arial" w:eastAsia="Arial"/>
           <w:b/>
           <w:i w:val="0"/>
           <w:color w:val="1A1A1A"/>
@@ -4950,7 +4950,7 @@
       </w:r>
       <w:r>
         <w:rPr>
-          <w:rFonts w:ascii="Calibri" w:hAnsi="Calibri" w:cs="Calibri" w:eastAsia="Calibri"/>
+          <w:rFonts w:ascii="Arial" w:hAnsi="Arial" w:cs="Arial" w:eastAsia="Arial"/>
           <w:b w:val="0"/>
           <w:i w:val="0"/>
           <w:color w:val="1A1A1A"/>
@@ -4960,7 +4960,7 @@
       </w:r>
       <w:r>
         <w:rPr>
-          <w:rFonts w:ascii="Calibri" w:hAnsi="Calibri" w:cs="Calibri" w:eastAsia="Calibri"/>
+          <w:rFonts w:ascii="Arial" w:hAnsi="Arial" w:cs="Arial" w:eastAsia="Arial"/>
           <w:b w:val="0"/>
           <w:i w:val="0"/>
           <w:color w:val="1A1A1A"/>
@@ -4970,7 +4970,7 @@
       </w:r>
       <w:r>
         <w:rPr>
-          <w:rFonts w:ascii="Calibri" w:hAnsi="Calibri" w:cs="Calibri" w:eastAsia="Calibri"/>
+          <w:rFonts w:ascii="Arial" w:hAnsi="Arial" w:cs="Arial" w:eastAsia="Arial"/>
           <w:b w:val="0"/>
           <w:i w:val="0"/>
           <w:color w:val="1A1A1A"/>
@@ -4980,7 +4980,7 @@
       </w:r>
       <w:r>
         <w:rPr>
-          <w:rFonts w:ascii="Calibri" w:hAnsi="Calibri" w:cs="Calibri" w:eastAsia="Calibri"/>
+          <w:rFonts w:ascii="Arial" w:hAnsi="Arial" w:cs="Arial" w:eastAsia="Arial"/>
           <w:b w:val="0"/>
           <w:i w:val="0"/>
           <w:color w:val="1A1A1A"/>
@@ -4990,7 +4990,7 @@
       </w:r>
       <w:r>
         <w:rPr>
-          <w:rFonts w:ascii="Calibri" w:hAnsi="Calibri" w:cs="Calibri" w:eastAsia="Calibri"/>
+          <w:rFonts w:ascii="Arial" w:hAnsi="Arial" w:cs="Arial" w:eastAsia="Arial"/>
           <w:b w:val="0"/>
           <w:i w:val="0"/>
           <w:color w:val="1A1A1A"/>
@@ -5000,7 +5000,7 @@
       </w:r>
       <w:r>
         <w:rPr>
-          <w:rFonts w:ascii="Calibri" w:hAnsi="Calibri" w:cs="Calibri" w:eastAsia="Calibri"/>
+          <w:rFonts w:ascii="Arial" w:hAnsi="Arial" w:cs="Arial" w:eastAsia="Arial"/>
           <w:b w:val="0"/>
           <w:i w:val="0"/>
           <w:color w:val="1A1A1A"/>
@@ -5010,7 +5010,7 @@
       </w:r>
       <w:r>
         <w:rPr>
-          <w:rFonts w:ascii="Calibri" w:hAnsi="Calibri" w:cs="Calibri" w:eastAsia="Calibri"/>
+          <w:rFonts w:ascii="Arial" w:hAnsi="Arial" w:cs="Arial" w:eastAsia="Arial"/>
           <w:b w:val="0"/>
           <w:i w:val="0"/>
           <w:color w:val="1A1A1A"/>
@@ -5020,7 +5020,7 @@
       </w:r>
       <w:r>
         <w:rPr>
-          <w:rFonts w:ascii="Calibri" w:hAnsi="Calibri" w:cs="Calibri" w:eastAsia="Calibri"/>
+          <w:rFonts w:ascii="Arial" w:hAnsi="Arial" w:cs="Arial" w:eastAsia="Arial"/>
           <w:b w:val="0"/>
           <w:i w:val="0"/>
           <w:color w:val="1A1A1A"/>
@@ -5030,7 +5030,7 @@
       </w:r>
       <w:r>
         <w:rPr>
-          <w:rFonts w:ascii="Calibri" w:hAnsi="Calibri" w:cs="Calibri" w:eastAsia="Calibri"/>
+          <w:rFonts w:ascii="Arial" w:hAnsi="Arial" w:cs="Arial" w:eastAsia="Arial"/>
           <w:b w:val="0"/>
           <w:i w:val="0"/>
           <w:color w:val="1A1A1A"/>
@@ -5040,7 +5040,7 @@
       </w:r>
       <w:r>
         <w:rPr>
-          <w:rFonts w:ascii="Calibri" w:hAnsi="Calibri" w:cs="Calibri" w:eastAsia="Calibri"/>
+          <w:rFonts w:ascii="Arial" w:hAnsi="Arial" w:cs="Arial" w:eastAsia="Arial"/>
           <w:b w:val="0"/>
           <w:i w:val="0"/>
           <w:color w:val="1A1A1A"/>
@@ -5050,7 +5050,7 @@
       </w:r>
       <w:r>
         <w:rPr>
-          <w:rFonts w:ascii="Calibri" w:hAnsi="Calibri" w:cs="Calibri" w:eastAsia="Calibri"/>
+          <w:rFonts w:ascii="Arial" w:hAnsi="Arial" w:cs="Arial" w:eastAsia="Arial"/>
           <w:b w:val="0"/>
           <w:i/>
           <w:color w:val="555555"/>
@@ -5068,7 +5068,7 @@
       </w:pPr>
       <w:r>
         <w:rPr>
-          <w:rFonts w:ascii="Calibri" w:hAnsi="Calibri" w:cs="Calibri" w:eastAsia="Calibri"/>
+          <w:rFonts w:ascii="Arial" w:hAnsi="Arial" w:cs="Arial" w:eastAsia="Arial"/>
           <w:b/>
           <w:i w:val="0"/>
           <w:caps/>
@@ -5085,7 +5085,7 @@
       </w:pPr>
       <w:r>
         <w:rPr>
-          <w:rFonts w:ascii="Calibri" w:hAnsi="Calibri" w:cs="Calibri" w:eastAsia="Calibri"/>
+          <w:rFonts w:ascii="Arial" w:hAnsi="Arial" w:cs="Arial" w:eastAsia="Arial"/>
           <w:b w:val="0"/>
           <w:i/>
           <w:color w:val="888888"/>
@@ -5103,7 +5103,7 @@
       </w:pPr>
       <w:r>
         <w:rPr>
-          <w:rFonts w:ascii="Calibri" w:hAnsi="Calibri" w:cs="Calibri" w:eastAsia="Calibri"/>
+          <w:rFonts w:ascii="Arial" w:hAnsi="Arial" w:cs="Arial" w:eastAsia="Arial"/>
           <w:b/>
           <w:i w:val="0"/>
           <w:color w:val="1A1A1A"/>
@@ -5113,7 +5113,7 @@
       </w:r>
       <w:r>
         <w:rPr>
-          <w:rFonts w:ascii="Calibri" w:hAnsi="Calibri" w:cs="Calibri" w:eastAsia="Calibri"/>
+          <w:rFonts w:ascii="Arial" w:hAnsi="Arial" w:cs="Arial" w:eastAsia="Arial"/>
           <w:b w:val="0"/>
           <w:i w:val="0"/>
           <w:color w:val="555555"/>
@@ -5126,7 +5126,7 @@
     <w:p>
       <w:r>
         <w:rPr>
-          <w:rFonts w:ascii="Calibri" w:hAnsi="Calibri" w:cs="Calibri" w:eastAsia="Calibri"/>
+          <w:rFonts w:ascii="Arial" w:hAnsi="Arial" w:cs="Arial" w:eastAsia="Arial"/>
           <w:b w:val="0"/>
           <w:i/>
           <w:color w:val="555555"/>
@@ -5136,7 +5136,7 @@
       </w:r>
       <w:r>
         <w:rPr>
-          <w:rFonts w:ascii="Calibri" w:hAnsi="Calibri" w:cs="Calibri" w:eastAsia="Calibri"/>
+          <w:rFonts w:ascii="Arial" w:hAnsi="Arial" w:cs="Arial" w:eastAsia="Arial"/>
           <w:b/>
           <w:i/>
           <w:color w:val="1F4E3D"/>
@@ -5146,7 +5146,7 @@
       </w:r>
       <w:r>
         <w:rPr>
-          <w:rFonts w:ascii="Calibri" w:hAnsi="Calibri" w:cs="Calibri" w:eastAsia="Calibri"/>
+          <w:rFonts w:ascii="Arial" w:hAnsi="Arial" w:cs="Arial" w:eastAsia="Arial"/>
           <w:b w:val="0"/>
           <w:i/>
           <w:color w:val="555555"/>
@@ -5163,7 +5163,7 @@
       </w:pPr>
       <w:r>
         <w:rPr>
-          <w:rFonts w:ascii="Calibri" w:hAnsi="Calibri" w:cs="Calibri" w:eastAsia="Calibri"/>
+          <w:rFonts w:ascii="Arial" w:hAnsi="Arial" w:cs="Arial" w:eastAsia="Arial"/>
           <w:b w:val="0"/>
           <w:i w:val="0"/>
           <w:color w:val="1A1A1A"/>
@@ -5180,7 +5180,7 @@
       </w:pPr>
       <w:r>
         <w:rPr>
-          <w:rFonts w:ascii="Calibri" w:hAnsi="Calibri" w:cs="Calibri" w:eastAsia="Calibri"/>
+          <w:rFonts w:ascii="Arial" w:hAnsi="Arial" w:cs="Arial" w:eastAsia="Arial"/>
           <w:b w:val="0"/>
           <w:i w:val="0"/>
           <w:color w:val="1A1A1A"/>
@@ -5196,7 +5196,7 @@
       </w:pPr>
       <w:r>
         <w:rPr>
-          <w:rFonts w:ascii="Calibri" w:hAnsi="Calibri" w:cs="Calibri" w:eastAsia="Calibri"/>
+          <w:rFonts w:ascii="Arial" w:hAnsi="Arial" w:cs="Arial" w:eastAsia="Arial"/>
           <w:b/>
           <w:i w:val="0"/>
           <w:color w:val="1F4E3D"/>
@@ -5206,7 +5206,7 @@
       </w:r>
       <w:r>
         <w:rPr>
-          <w:rFonts w:ascii="Calibri" w:hAnsi="Calibri" w:cs="Calibri" w:eastAsia="Calibri"/>
+          <w:rFonts w:ascii="Arial" w:hAnsi="Arial" w:cs="Arial" w:eastAsia="Arial"/>
           <w:b w:val="0"/>
           <w:i/>
           <w:color w:val="555555"/>
@@ -5224,7 +5224,7 @@
       </w:pPr>
       <w:r>
         <w:rPr>
-          <w:rFonts w:ascii="Calibri" w:hAnsi="Calibri" w:cs="Calibri" w:eastAsia="Calibri"/>
+          <w:rFonts w:ascii="Arial" w:hAnsi="Arial" w:cs="Arial" w:eastAsia="Arial"/>
           <w:b/>
           <w:i w:val="0"/>
           <w:color w:val="1A1A1A"/>
@@ -5234,7 +5234,7 @@
       </w:r>
       <w:r>
         <w:rPr>
-          <w:rFonts w:ascii="Calibri" w:hAnsi="Calibri" w:cs="Calibri" w:eastAsia="Calibri"/>
+          <w:rFonts w:ascii="Arial" w:hAnsi="Arial" w:cs="Arial" w:eastAsia="Arial"/>
           <w:b w:val="0"/>
           <w:i w:val="0"/>
           <w:color w:val="555555"/>
@@ -5247,7 +5247,7 @@
     <w:p>
       <w:r>
         <w:rPr>
-          <w:rFonts w:ascii="Calibri" w:hAnsi="Calibri" w:cs="Calibri" w:eastAsia="Calibri"/>
+          <w:rFonts w:ascii="Arial" w:hAnsi="Arial" w:cs="Arial" w:eastAsia="Arial"/>
           <w:b w:val="0"/>
           <w:i/>
           <w:color w:val="555555"/>
@@ -5257,7 +5257,7 @@
       </w:r>
       <w:r>
         <w:rPr>
-          <w:rFonts w:ascii="Calibri" w:hAnsi="Calibri" w:cs="Calibri" w:eastAsia="Calibri"/>
+          <w:rFonts w:ascii="Arial" w:hAnsi="Arial" w:cs="Arial" w:eastAsia="Arial"/>
           <w:b/>
           <w:i/>
           <w:color w:val="1F4E3D"/>
@@ -5267,7 +5267,7 @@
       </w:r>
       <w:r>
         <w:rPr>
-          <w:rFonts w:ascii="Calibri" w:hAnsi="Calibri" w:cs="Calibri" w:eastAsia="Calibri"/>
+          <w:rFonts w:ascii="Arial" w:hAnsi="Arial" w:cs="Arial" w:eastAsia="Arial"/>
           <w:b w:val="0"/>
           <w:i/>
           <w:color w:val="555555"/>
@@ -5284,7 +5284,7 @@
       </w:pPr>
       <w:r>
         <w:rPr>
-          <w:rFonts w:ascii="Calibri" w:hAnsi="Calibri" w:cs="Calibri" w:eastAsia="Calibri"/>
+          <w:rFonts w:ascii="Arial" w:hAnsi="Arial" w:cs="Arial" w:eastAsia="Arial"/>
           <w:b w:val="0"/>
           <w:i w:val="0"/>
           <w:color w:val="1A1A1A"/>
@@ -5301,7 +5301,7 @@
       </w:pPr>
       <w:r>
         <w:rPr>
-          <w:rFonts w:ascii="Calibri" w:hAnsi="Calibri" w:cs="Calibri" w:eastAsia="Calibri"/>
+          <w:rFonts w:ascii="Arial" w:hAnsi="Arial" w:cs="Arial" w:eastAsia="Arial"/>
           <w:b w:val="0"/>
           <w:i w:val="0"/>
           <w:color w:val="1A1A1A"/>
@@ -5317,7 +5317,7 @@
       </w:pPr>
       <w:r>
         <w:rPr>
-          <w:rFonts w:ascii="Calibri" w:hAnsi="Calibri" w:cs="Calibri" w:eastAsia="Calibri"/>
+          <w:rFonts w:ascii="Arial" w:hAnsi="Arial" w:cs="Arial" w:eastAsia="Arial"/>
           <w:b/>
           <w:i w:val="0"/>
           <w:color w:val="1F4E3D"/>
@@ -5327,7 +5327,7 @@
       </w:r>
       <w:r>
         <w:rPr>
-          <w:rFonts w:ascii="Calibri" w:hAnsi="Calibri" w:cs="Calibri" w:eastAsia="Calibri"/>
+          <w:rFonts w:ascii="Arial" w:hAnsi="Arial" w:cs="Arial" w:eastAsia="Arial"/>
           <w:b w:val="0"/>
           <w:i/>
           <w:color w:val="555555"/>
@@ -5345,7 +5345,7 @@
       </w:pPr>
       <w:r>
         <w:rPr>
-          <w:rFonts w:ascii="Calibri" w:hAnsi="Calibri" w:cs="Calibri" w:eastAsia="Calibri"/>
+          <w:rFonts w:ascii="Arial" w:hAnsi="Arial" w:cs="Arial" w:eastAsia="Arial"/>
           <w:b/>
           <w:i w:val="0"/>
           <w:color w:val="1A1A1A"/>
@@ -5355,7 +5355,7 @@
       </w:r>
       <w:r>
         <w:rPr>
-          <w:rFonts w:ascii="Calibri" w:hAnsi="Calibri" w:cs="Calibri" w:eastAsia="Calibri"/>
+          <w:rFonts w:ascii="Arial" w:hAnsi="Arial" w:cs="Arial" w:eastAsia="Arial"/>
           <w:b w:val="0"/>
           <w:i w:val="0"/>
           <w:color w:val="555555"/>
@@ -5368,7 +5368,7 @@
     <w:p>
       <w:r>
         <w:rPr>
-          <w:rFonts w:ascii="Calibri" w:hAnsi="Calibri" w:cs="Calibri" w:eastAsia="Calibri"/>
+          <w:rFonts w:ascii="Arial" w:hAnsi="Arial" w:cs="Arial" w:eastAsia="Arial"/>
           <w:b w:val="0"/>
           <w:i/>
           <w:color w:val="555555"/>
@@ -5378,7 +5378,7 @@
       </w:r>
       <w:r>
         <w:rPr>
-          <w:rFonts w:ascii="Calibri" w:hAnsi="Calibri" w:cs="Calibri" w:eastAsia="Calibri"/>
+          <w:rFonts w:ascii="Arial" w:hAnsi="Arial" w:cs="Arial" w:eastAsia="Arial"/>
           <w:b/>
           <w:i/>
           <w:color w:val="1F4E3D"/>
@@ -5388,7 +5388,7 @@
       </w:r>
       <w:r>
         <w:rPr>
-          <w:rFonts w:ascii="Calibri" w:hAnsi="Calibri" w:cs="Calibri" w:eastAsia="Calibri"/>
+          <w:rFonts w:ascii="Arial" w:hAnsi="Arial" w:cs="Arial" w:eastAsia="Arial"/>
           <w:b w:val="0"/>
           <w:i/>
           <w:color w:val="555555"/>
@@ -5398,7 +5398,7 @@
       </w:r>
       <w:r>
         <w:rPr>
-          <w:rFonts w:ascii="Calibri" w:hAnsi="Calibri" w:cs="Calibri" w:eastAsia="Calibri"/>
+          <w:rFonts w:ascii="Arial" w:hAnsi="Arial" w:cs="Arial" w:eastAsia="Arial"/>
           <w:b w:val="0"/>
           <w:i/>
           <w:color w:val="555555"/>
@@ -5415,7 +5415,7 @@
       </w:pPr>
       <w:r>
         <w:rPr>
-          <w:rFonts w:ascii="Calibri" w:hAnsi="Calibri" w:cs="Calibri" w:eastAsia="Calibri"/>
+          <w:rFonts w:ascii="Arial" w:hAnsi="Arial" w:cs="Arial" w:eastAsia="Arial"/>
           <w:b w:val="0"/>
           <w:i w:val="0"/>
           <w:color w:val="1A1A1A"/>
@@ -5432,7 +5432,7 @@
       </w:pPr>
       <w:r>
         <w:rPr>
-          <w:rFonts w:ascii="Calibri" w:hAnsi="Calibri" w:cs="Calibri" w:eastAsia="Calibri"/>
+          <w:rFonts w:ascii="Arial" w:hAnsi="Arial" w:cs="Arial" w:eastAsia="Arial"/>
           <w:b w:val="0"/>
           <w:i w:val="0"/>
           <w:color w:val="1A1A1A"/>
@@ -5448,7 +5448,7 @@
       </w:pPr>
       <w:r>
         <w:rPr>
-          <w:rFonts w:ascii="Calibri" w:hAnsi="Calibri" w:cs="Calibri" w:eastAsia="Calibri"/>
+          <w:rFonts w:ascii="Arial" w:hAnsi="Arial" w:cs="Arial" w:eastAsia="Arial"/>
           <w:b/>
           <w:i w:val="0"/>
           <w:color w:val="1F4E3D"/>
@@ -5458,7 +5458,7 @@
       </w:r>
       <w:r>
         <w:rPr>
-          <w:rFonts w:ascii="Calibri" w:hAnsi="Calibri" w:cs="Calibri" w:eastAsia="Calibri"/>
+          <w:rFonts w:ascii="Arial" w:hAnsi="Arial" w:cs="Arial" w:eastAsia="Arial"/>
           <w:b w:val="0"/>
           <w:i/>
           <w:color w:val="555555"/>
@@ -5476,7 +5476,7 @@
       </w:pPr>
       <w:r>
         <w:rPr>
-          <w:rFonts w:ascii="Calibri" w:hAnsi="Calibri" w:cs="Calibri" w:eastAsia="Calibri"/>
+          <w:rFonts w:ascii="Arial" w:hAnsi="Arial" w:cs="Arial" w:eastAsia="Arial"/>
           <w:b/>
           <w:i w:val="0"/>
           <w:color w:val="1A1A1A"/>
@@ -5486,7 +5486,7 @@
       </w:r>
       <w:r>
         <w:rPr>
-          <w:rFonts w:ascii="Calibri" w:hAnsi="Calibri" w:cs="Calibri" w:eastAsia="Calibri"/>
+          <w:rFonts w:ascii="Arial" w:hAnsi="Arial" w:cs="Arial" w:eastAsia="Arial"/>
           <w:b w:val="0"/>
           <w:i w:val="0"/>
           <w:color w:val="555555"/>
@@ -5499,7 +5499,7 @@
     <w:p>
       <w:r>
         <w:rPr>
-          <w:rFonts w:ascii="Calibri" w:hAnsi="Calibri" w:cs="Calibri" w:eastAsia="Calibri"/>
+          <w:rFonts w:ascii="Arial" w:hAnsi="Arial" w:cs="Arial" w:eastAsia="Arial"/>
           <w:b w:val="0"/>
           <w:i/>
           <w:color w:val="555555"/>
@@ -5509,7 +5509,7 @@
       </w:r>
       <w:r>
         <w:rPr>
-          <w:rFonts w:ascii="Calibri" w:hAnsi="Calibri" w:cs="Calibri" w:eastAsia="Calibri"/>
+          <w:rFonts w:ascii="Arial" w:hAnsi="Arial" w:cs="Arial" w:eastAsia="Arial"/>
           <w:b/>
           <w:i/>
           <w:color w:val="1F4E3D"/>
@@ -5519,7 +5519,7 @@
       </w:r>
       <w:r>
         <w:rPr>
-          <w:rFonts w:ascii="Calibri" w:hAnsi="Calibri" w:cs="Calibri" w:eastAsia="Calibri"/>
+          <w:rFonts w:ascii="Arial" w:hAnsi="Arial" w:cs="Arial" w:eastAsia="Arial"/>
           <w:b w:val="0"/>
           <w:i/>
           <w:color w:val="555555"/>
@@ -5536,7 +5536,7 @@
       </w:pPr>
       <w:r>
         <w:rPr>
-          <w:rFonts w:ascii="Calibri" w:hAnsi="Calibri" w:cs="Calibri" w:eastAsia="Calibri"/>
+          <w:rFonts w:ascii="Arial" w:hAnsi="Arial" w:cs="Arial" w:eastAsia="Arial"/>
           <w:b w:val="0"/>
           <w:i w:val="0"/>
           <w:color w:val="1A1A1A"/>
@@ -5552,7 +5552,7 @@
       </w:pPr>
       <w:r>
         <w:rPr>
-          <w:rFonts w:ascii="Calibri" w:hAnsi="Calibri" w:cs="Calibri" w:eastAsia="Calibri"/>
+          <w:rFonts w:ascii="Arial" w:hAnsi="Arial" w:cs="Arial" w:eastAsia="Arial"/>
           <w:b/>
           <w:i w:val="0"/>
           <w:color w:val="1F4E3D"/>
@@ -5562,7 +5562,7 @@
       </w:r>
       <w:r>
         <w:rPr>
-          <w:rFonts w:ascii="Calibri" w:hAnsi="Calibri" w:cs="Calibri" w:eastAsia="Calibri"/>
+          <w:rFonts w:ascii="Arial" w:hAnsi="Arial" w:cs="Arial" w:eastAsia="Arial"/>
           <w:b w:val="0"/>
           <w:i/>
           <w:color w:val="555555"/>
@@ -5580,7 +5580,7 @@
       </w:pPr>
       <w:r>
         <w:rPr>
-          <w:rFonts w:ascii="Calibri" w:hAnsi="Calibri" w:cs="Calibri" w:eastAsia="Calibri"/>
+          <w:rFonts w:ascii="Arial" w:hAnsi="Arial" w:cs="Arial" w:eastAsia="Arial"/>
           <w:b/>
           <w:i w:val="0"/>
           <w:color w:val="1A1A1A"/>
@@ -5590,7 +5590,7 @@
       </w:r>
       <w:r>
         <w:rPr>
-          <w:rFonts w:ascii="Calibri" w:hAnsi="Calibri" w:cs="Calibri" w:eastAsia="Calibri"/>
+          <w:rFonts w:ascii="Arial" w:hAnsi="Arial" w:cs="Arial" w:eastAsia="Arial"/>
           <w:b w:val="0"/>
           <w:i w:val="0"/>
           <w:color w:val="555555"/>
@@ -5603,7 +5603,7 @@
     <w:p>
       <w:r>
         <w:rPr>
-          <w:rFonts w:ascii="Calibri" w:hAnsi="Calibri" w:cs="Calibri" w:eastAsia="Calibri"/>
+          <w:rFonts w:ascii="Arial" w:hAnsi="Arial" w:cs="Arial" w:eastAsia="Arial"/>
           <w:b w:val="0"/>
           <w:i/>
           <w:color w:val="555555"/>
@@ -5613,7 +5613,7 @@
       </w:r>
       <w:r>
         <w:rPr>
-          <w:rFonts w:ascii="Calibri" w:hAnsi="Calibri" w:cs="Calibri" w:eastAsia="Calibri"/>
+          <w:rFonts w:ascii="Arial" w:hAnsi="Arial" w:cs="Arial" w:eastAsia="Arial"/>
           <w:b/>
           <w:i/>
           <w:color w:val="1F4E3D"/>
@@ -5623,7 +5623,7 @@
       </w:r>
       <w:r>
         <w:rPr>
-          <w:rFonts w:ascii="Calibri" w:hAnsi="Calibri" w:cs="Calibri" w:eastAsia="Calibri"/>
+          <w:rFonts w:ascii="Arial" w:hAnsi="Arial" w:cs="Arial" w:eastAsia="Arial"/>
           <w:b w:val="0"/>
           <w:i/>
           <w:color w:val="555555"/>
@@ -5633,7 +5633,7 @@
       </w:r>
       <w:r>
         <w:rPr>
-          <w:rFonts w:ascii="Calibri" w:hAnsi="Calibri" w:cs="Calibri" w:eastAsia="Calibri"/>
+          <w:rFonts w:ascii="Arial" w:hAnsi="Arial" w:cs="Arial" w:eastAsia="Arial"/>
           <w:b w:val="0"/>
           <w:i/>
           <w:color w:val="555555"/>
@@ -5650,7 +5650,7 @@
       </w:pPr>
       <w:r>
         <w:rPr>
-          <w:rFonts w:ascii="Calibri" w:hAnsi="Calibri" w:cs="Calibri" w:eastAsia="Calibri"/>
+          <w:rFonts w:ascii="Arial" w:hAnsi="Arial" w:cs="Arial" w:eastAsia="Arial"/>
           <w:b w:val="0"/>
           <w:i w:val="0"/>
           <w:color w:val="1A1A1A"/>
@@ -5666,7 +5666,7 @@
       </w:pPr>
       <w:r>
         <w:rPr>
-          <w:rFonts w:ascii="Calibri" w:hAnsi="Calibri" w:cs="Calibri" w:eastAsia="Calibri"/>
+          <w:rFonts w:ascii="Arial" w:hAnsi="Arial" w:cs="Arial" w:eastAsia="Arial"/>
           <w:b/>
           <w:i w:val="0"/>
           <w:color w:val="1F4E3D"/>
@@ -5676,7 +5676,7 @@
       </w:r>
       <w:r>
         <w:rPr>
-          <w:rFonts w:ascii="Calibri" w:hAnsi="Calibri" w:cs="Calibri" w:eastAsia="Calibri"/>
+          <w:rFonts w:ascii="Arial" w:hAnsi="Arial" w:cs="Arial" w:eastAsia="Arial"/>
           <w:b w:val="0"/>
           <w:i/>
           <w:color w:val="555555"/>
@@ -5694,7 +5694,7 @@
       </w:pPr>
       <w:r>
         <w:rPr>
-          <w:rFonts w:ascii="Calibri" w:hAnsi="Calibri" w:cs="Calibri" w:eastAsia="Calibri"/>
+          <w:rFonts w:ascii="Arial" w:hAnsi="Arial" w:cs="Arial" w:eastAsia="Arial"/>
           <w:b/>
           <w:i w:val="0"/>
           <w:color w:val="1A1A1A"/>
@@ -5704,7 +5704,7 @@
       </w:r>
       <w:r>
         <w:rPr>
-          <w:rFonts w:ascii="Calibri" w:hAnsi="Calibri" w:cs="Calibri" w:eastAsia="Calibri"/>
+          <w:rFonts w:ascii="Arial" w:hAnsi="Arial" w:cs="Arial" w:eastAsia="Arial"/>
           <w:b w:val="0"/>
           <w:i w:val="0"/>
           <w:color w:val="555555"/>
@@ -5717,7 +5717,7 @@
     <w:p>
       <w:r>
         <w:rPr>
-          <w:rFonts w:ascii="Calibri" w:hAnsi="Calibri" w:cs="Calibri" w:eastAsia="Calibri"/>
+          <w:rFonts w:ascii="Arial" w:hAnsi="Arial" w:cs="Arial" w:eastAsia="Arial"/>
           <w:b w:val="0"/>
           <w:i/>
           <w:color w:val="555555"/>
@@ -5727,7 +5727,7 @@
       </w:r>
       <w:r>
         <w:rPr>
-          <w:rFonts w:ascii="Calibri" w:hAnsi="Calibri" w:cs="Calibri" w:eastAsia="Calibri"/>
+          <w:rFonts w:ascii="Arial" w:hAnsi="Arial" w:cs="Arial" w:eastAsia="Arial"/>
           <w:b/>
           <w:i/>
           <w:color w:val="1F4E3D"/>
@@ -5737,7 +5737,7 @@
       </w:r>
       <w:r>
         <w:rPr>
-          <w:rFonts w:ascii="Calibri" w:hAnsi="Calibri" w:cs="Calibri" w:eastAsia="Calibri"/>
+          <w:rFonts w:ascii="Arial" w:hAnsi="Arial" w:cs="Arial" w:eastAsia="Arial"/>
           <w:b w:val="0"/>
           <w:i/>
           <w:color w:val="555555"/>
@@ -5754,7 +5754,7 @@
       </w:pPr>
       <w:r>
         <w:rPr>
-          <w:rFonts w:ascii="Calibri" w:hAnsi="Calibri" w:cs="Calibri" w:eastAsia="Calibri"/>
+          <w:rFonts w:ascii="Arial" w:hAnsi="Arial" w:cs="Arial" w:eastAsia="Arial"/>
           <w:b w:val="0"/>
           <w:i w:val="0"/>
           <w:color w:val="1A1A1A"/>
@@ -5771,7 +5771,7 @@
       </w:pPr>
       <w:r>
         <w:rPr>
-          <w:rFonts w:ascii="Calibri" w:hAnsi="Calibri" w:cs="Calibri" w:eastAsia="Calibri"/>
+          <w:rFonts w:ascii="Arial" w:hAnsi="Arial" w:cs="Arial" w:eastAsia="Arial"/>
           <w:b w:val="0"/>
           <w:i w:val="0"/>
           <w:color w:val="1A1A1A"/>
@@ -5787,7 +5787,7 @@
       </w:pPr>
       <w:r>
         <w:rPr>
-          <w:rFonts w:ascii="Calibri" w:hAnsi="Calibri" w:cs="Calibri" w:eastAsia="Calibri"/>
+          <w:rFonts w:ascii="Arial" w:hAnsi="Arial" w:cs="Arial" w:eastAsia="Arial"/>
           <w:b/>
           <w:i w:val="0"/>
           <w:color w:val="1F4E3D"/>
@@ -5797,7 +5797,7 @@
       </w:r>
       <w:r>
         <w:rPr>
-          <w:rFonts w:ascii="Calibri" w:hAnsi="Calibri" w:cs="Calibri" w:eastAsia="Calibri"/>
+          <w:rFonts w:ascii="Arial" w:hAnsi="Arial" w:cs="Arial" w:eastAsia="Arial"/>
           <w:b w:val="0"/>
           <w:i/>
           <w:color w:val="555555"/>
@@ -5815,7 +5815,7 @@
       </w:pPr>
       <w:r>
         <w:rPr>
-          <w:rFonts w:ascii="Calibri" w:hAnsi="Calibri" w:cs="Calibri" w:eastAsia="Calibri"/>
+          <w:rFonts w:ascii="Arial" w:hAnsi="Arial" w:cs="Arial" w:eastAsia="Arial"/>
           <w:b/>
           <w:i w:val="0"/>
           <w:color w:val="1A1A1A"/>
@@ -5825,7 +5825,7 @@
       </w:r>
       <w:r>
         <w:rPr>
-          <w:rFonts w:ascii="Calibri" w:hAnsi="Calibri" w:cs="Calibri" w:eastAsia="Calibri"/>
+          <w:rFonts w:ascii="Arial" w:hAnsi="Arial" w:cs="Arial" w:eastAsia="Arial"/>
           <w:b w:val="0"/>
           <w:i w:val="0"/>
           <w:color w:val="555555"/>
@@ -5838,7 +5838,7 @@
     <w:p>
       <w:r>
         <w:rPr>
-          <w:rFonts w:ascii="Calibri" w:hAnsi="Calibri" w:cs="Calibri" w:eastAsia="Calibri"/>
+          <w:rFonts w:ascii="Arial" w:hAnsi="Arial" w:cs="Arial" w:eastAsia="Arial"/>
           <w:b w:val="0"/>
           <w:i/>
           <w:color w:val="555555"/>
@@ -5848,7 +5848,7 @@
       </w:r>
       <w:r>
         <w:rPr>
-          <w:rFonts w:ascii="Calibri" w:hAnsi="Calibri" w:cs="Calibri" w:eastAsia="Calibri"/>
+          <w:rFonts w:ascii="Arial" w:hAnsi="Arial" w:cs="Arial" w:eastAsia="Arial"/>
           <w:b/>
           <w:i/>
           <w:color w:val="1F4E3D"/>
@@ -5858,7 +5858,7 @@
       </w:r>
       <w:r>
         <w:rPr>
-          <w:rFonts w:ascii="Calibri" w:hAnsi="Calibri" w:cs="Calibri" w:eastAsia="Calibri"/>
+          <w:rFonts w:ascii="Arial" w:hAnsi="Arial" w:cs="Arial" w:eastAsia="Arial"/>
           <w:b w:val="0"/>
           <w:i/>
           <w:color w:val="555555"/>
@@ -5868,7 +5868,7 @@
       </w:r>
       <w:r>
         <w:rPr>
-          <w:rFonts w:ascii="Calibri" w:hAnsi="Calibri" w:cs="Calibri" w:eastAsia="Calibri"/>
+          <w:rFonts w:ascii="Arial" w:hAnsi="Arial" w:cs="Arial" w:eastAsia="Arial"/>
           <w:b w:val="0"/>
           <w:i/>
           <w:color w:val="555555"/>
@@ -5885,7 +5885,7 @@
       </w:pPr>
       <w:r>
         <w:rPr>
-          <w:rFonts w:ascii="Calibri" w:hAnsi="Calibri" w:cs="Calibri" w:eastAsia="Calibri"/>
+          <w:rFonts w:ascii="Arial" w:hAnsi="Arial" w:cs="Arial" w:eastAsia="Arial"/>
           <w:b w:val="0"/>
           <w:i w:val="0"/>
           <w:color w:val="1A1A1A"/>
@@ -5902,7 +5902,7 @@
       </w:pPr>
       <w:r>
         <w:rPr>
-          <w:rFonts w:ascii="Calibri" w:hAnsi="Calibri" w:cs="Calibri" w:eastAsia="Calibri"/>
+          <w:rFonts w:ascii="Arial" w:hAnsi="Arial" w:cs="Arial" w:eastAsia="Arial"/>
           <w:b w:val="0"/>
           <w:i w:val="0"/>
           <w:color w:val="1A1A1A"/>
@@ -5919,7 +5919,7 @@
       </w:pPr>
       <w:r>
         <w:rPr>
-          <w:rFonts w:ascii="Calibri" w:hAnsi="Calibri" w:cs="Calibri" w:eastAsia="Calibri"/>
+          <w:rFonts w:ascii="Arial" w:hAnsi="Arial" w:cs="Arial" w:eastAsia="Arial"/>
           <w:b w:val="0"/>
           <w:i w:val="0"/>
           <w:color w:val="1A1A1A"/>
@@ -5936,7 +5936,7 @@
       </w:pPr>
       <w:r>
         <w:rPr>
-          <w:rFonts w:ascii="Calibri" w:hAnsi="Calibri" w:cs="Calibri" w:eastAsia="Calibri"/>
+          <w:rFonts w:ascii="Arial" w:hAnsi="Arial" w:cs="Arial" w:eastAsia="Arial"/>
           <w:b w:val="0"/>
           <w:i w:val="0"/>
           <w:color w:val="1A1A1A"/>
@@ -5952,7 +5952,7 @@
       </w:pPr>
       <w:r>
         <w:rPr>
-          <w:rFonts w:ascii="Calibri" w:hAnsi="Calibri" w:cs="Calibri" w:eastAsia="Calibri"/>
+          <w:rFonts w:ascii="Arial" w:hAnsi="Arial" w:cs="Arial" w:eastAsia="Arial"/>
           <w:b/>
           <w:i w:val="0"/>
           <w:color w:val="1F4E3D"/>
@@ -5962,7 +5962,7 @@
       </w:r>
       <w:r>
         <w:rPr>
-          <w:rFonts w:ascii="Calibri" w:hAnsi="Calibri" w:cs="Calibri" w:eastAsia="Calibri"/>
+          <w:rFonts w:ascii="Arial" w:hAnsi="Arial" w:cs="Arial" w:eastAsia="Arial"/>
           <w:b w:val="0"/>
           <w:i/>
           <w:color w:val="555555"/>
@@ -5980,7 +5980,7 @@
       </w:pPr>
       <w:r>
         <w:rPr>
-          <w:rFonts w:ascii="Calibri" w:hAnsi="Calibri" w:cs="Calibri" w:eastAsia="Calibri"/>
+          <w:rFonts w:ascii="Arial" w:hAnsi="Arial" w:cs="Arial" w:eastAsia="Arial"/>
           <w:b/>
           <w:i w:val="0"/>
           <w:color w:val="1A1A1A"/>
@@ -5990,7 +5990,7 @@
       </w:r>
       <w:r>
         <w:rPr>
-          <w:rFonts w:ascii="Calibri" w:hAnsi="Calibri" w:cs="Calibri" w:eastAsia="Calibri"/>
+          <w:rFonts w:ascii="Arial" w:hAnsi="Arial" w:cs="Arial" w:eastAsia="Arial"/>
           <w:b w:val="0"/>
           <w:i w:val="0"/>
           <w:color w:val="555555"/>
@@ -6003,7 +6003,7 @@
     <w:p>
       <w:r>
         <w:rPr>
-          <w:rFonts w:ascii="Calibri" w:hAnsi="Calibri" w:cs="Calibri" w:eastAsia="Calibri"/>
+          <w:rFonts w:ascii="Arial" w:hAnsi="Arial" w:cs="Arial" w:eastAsia="Arial"/>
           <w:b w:val="0"/>
           <w:i/>
           <w:color w:val="555555"/>
@@ -6013,7 +6013,7 @@
       </w:r>
       <w:r>
         <w:rPr>
-          <w:rFonts w:ascii="Calibri" w:hAnsi="Calibri" w:cs="Calibri" w:eastAsia="Calibri"/>
+          <w:rFonts w:ascii="Arial" w:hAnsi="Arial" w:cs="Arial" w:eastAsia="Arial"/>
           <w:b/>
           <w:i/>
           <w:color w:val="1F4E3D"/>
@@ -6023,7 +6023,7 @@
       </w:r>
       <w:r>
         <w:rPr>
-          <w:rFonts w:ascii="Calibri" w:hAnsi="Calibri" w:cs="Calibri" w:eastAsia="Calibri"/>
+          <w:rFonts w:ascii="Arial" w:hAnsi="Arial" w:cs="Arial" w:eastAsia="Arial"/>
           <w:b w:val="0"/>
           <w:i/>
           <w:color w:val="555555"/>
@@ -6033,7 +6033,7 @@
       </w:r>
       <w:r>
         <w:rPr>
-          <w:rFonts w:ascii="Calibri" w:hAnsi="Calibri" w:cs="Calibri" w:eastAsia="Calibri"/>
+          <w:rFonts w:ascii="Arial" w:hAnsi="Arial" w:cs="Arial" w:eastAsia="Arial"/>
           <w:b w:val="0"/>
           <w:i/>
           <w:color w:val="555555"/>
@@ -6050,7 +6050,7 @@
       </w:pPr>
       <w:r>
         <w:rPr>
-          <w:rFonts w:ascii="Calibri" w:hAnsi="Calibri" w:cs="Calibri" w:eastAsia="Calibri"/>
+          <w:rFonts w:ascii="Arial" w:hAnsi="Arial" w:cs="Arial" w:eastAsia="Arial"/>
           <w:b w:val="0"/>
           <w:i w:val="0"/>
           <w:color w:val="1A1A1A"/>
@@ -6066,7 +6066,7 @@
       </w:pPr>
       <w:r>
         <w:rPr>
-          <w:rFonts w:ascii="Calibri" w:hAnsi="Calibri" w:cs="Calibri" w:eastAsia="Calibri"/>
+          <w:rFonts w:ascii="Arial" w:hAnsi="Arial" w:cs="Arial" w:eastAsia="Arial"/>
           <w:b/>
           <w:i w:val="0"/>
           <w:color w:val="1F4E3D"/>
@@ -6076,7 +6076,7 @@
       </w:r>
       <w:r>
         <w:rPr>
-          <w:rFonts w:ascii="Calibri" w:hAnsi="Calibri" w:cs="Calibri" w:eastAsia="Calibri"/>
+          <w:rFonts w:ascii="Arial" w:hAnsi="Arial" w:cs="Arial" w:eastAsia="Arial"/>
           <w:b w:val="0"/>
           <w:i/>
           <w:color w:val="555555"/>
@@ -6094,7 +6094,7 @@
       </w:pPr>
       <w:r>
         <w:rPr>
-          <w:rFonts w:ascii="Calibri" w:hAnsi="Calibri" w:cs="Calibri" w:eastAsia="Calibri"/>
+          <w:rFonts w:ascii="Arial" w:hAnsi="Arial" w:cs="Arial" w:eastAsia="Arial"/>
           <w:b/>
           <w:i w:val="0"/>
           <w:color w:val="1A1A1A"/>
@@ -6104,7 +6104,7 @@
       </w:r>
       <w:r>
         <w:rPr>
-          <w:rFonts w:ascii="Calibri" w:hAnsi="Calibri" w:cs="Calibri" w:eastAsia="Calibri"/>
+          <w:rFonts w:ascii="Arial" w:hAnsi="Arial" w:cs="Arial" w:eastAsia="Arial"/>
           <w:b w:val="0"/>
           <w:i w:val="0"/>
           <w:color w:val="555555"/>
@@ -6117,7 +6117,7 @@
     <w:p>
       <w:r>
         <w:rPr>
-          <w:rFonts w:ascii="Calibri" w:hAnsi="Calibri" w:cs="Calibri" w:eastAsia="Calibri"/>
+          <w:rFonts w:ascii="Arial" w:hAnsi="Arial" w:cs="Arial" w:eastAsia="Arial"/>
           <w:b w:val="0"/>
           <w:i/>
           <w:color w:val="555555"/>
@@ -6127,7 +6127,7 @@
       </w:r>
       <w:r>
         <w:rPr>
-          <w:rFonts w:ascii="Calibri" w:hAnsi="Calibri" w:cs="Calibri" w:eastAsia="Calibri"/>
+          <w:rFonts w:ascii="Arial" w:hAnsi="Arial" w:cs="Arial" w:eastAsia="Arial"/>
           <w:b/>
           <w:i/>
           <w:color w:val="1F4E3D"/>
@@ -6137,7 +6137,7 @@
       </w:r>
       <w:r>
         <w:rPr>
-          <w:rFonts w:ascii="Calibri" w:hAnsi="Calibri" w:cs="Calibri" w:eastAsia="Calibri"/>
+          <w:rFonts w:ascii="Arial" w:hAnsi="Arial" w:cs="Arial" w:eastAsia="Arial"/>
           <w:b w:val="0"/>
           <w:i/>
           <w:color w:val="555555"/>
@@ -6147,7 +6147,7 @@
       </w:r>
       <w:r>
         <w:rPr>
-          <w:rFonts w:ascii="Calibri" w:hAnsi="Calibri" w:cs="Calibri" w:eastAsia="Calibri"/>
+          <w:rFonts w:ascii="Arial" w:hAnsi="Arial" w:cs="Arial" w:eastAsia="Arial"/>
           <w:b w:val="0"/>
           <w:i/>
           <w:color w:val="555555"/>
@@ -6164,7 +6164,7 @@
       </w:pPr>
       <w:r>
         <w:rPr>
-          <w:rFonts w:ascii="Calibri" w:hAnsi="Calibri" w:cs="Calibri" w:eastAsia="Calibri"/>
+          <w:rFonts w:ascii="Arial" w:hAnsi="Arial" w:cs="Arial" w:eastAsia="Arial"/>
           <w:b w:val="0"/>
           <w:i w:val="0"/>
           <w:color w:val="1A1A1A"/>
@@ -6181,7 +6181,7 @@
       </w:pPr>
       <w:r>
         <w:rPr>
-          <w:rFonts w:ascii="Calibri" w:hAnsi="Calibri" w:cs="Calibri" w:eastAsia="Calibri"/>
+          <w:rFonts w:ascii="Arial" w:hAnsi="Arial" w:cs="Arial" w:eastAsia="Arial"/>
           <w:b w:val="0"/>
           <w:i w:val="0"/>
           <w:color w:val="1A1A1A"/>
@@ -6197,7 +6197,7 @@
       </w:pPr>
       <w:r>
         <w:rPr>
-          <w:rFonts w:ascii="Calibri" w:hAnsi="Calibri" w:cs="Calibri" w:eastAsia="Calibri"/>
+          <w:rFonts w:ascii="Arial" w:hAnsi="Arial" w:cs="Arial" w:eastAsia="Arial"/>
           <w:b/>
           <w:i w:val="0"/>
           <w:color w:val="1F4E3D"/>
@@ -6207,7 +6207,7 @@
       </w:r>
       <w:r>
         <w:rPr>
-          <w:rFonts w:ascii="Calibri" w:hAnsi="Calibri" w:cs="Calibri" w:eastAsia="Calibri"/>
+          <w:rFonts w:ascii="Arial" w:hAnsi="Arial" w:cs="Arial" w:eastAsia="Arial"/>
           <w:b w:val="0"/>
           <w:i/>
           <w:color w:val="555555"/>
@@ -6225,7 +6225,7 @@
       </w:pPr>
       <w:r>
         <w:rPr>
-          <w:rFonts w:ascii="Calibri" w:hAnsi="Calibri" w:cs="Calibri" w:eastAsia="Calibri"/>
+          <w:rFonts w:ascii="Arial" w:hAnsi="Arial" w:cs="Arial" w:eastAsia="Arial"/>
           <w:b/>
           <w:i w:val="0"/>
           <w:color w:val="1A1A1A"/>
@@ -6235,7 +6235,7 @@
       </w:r>
       <w:r>
         <w:rPr>
-          <w:rFonts w:ascii="Calibri" w:hAnsi="Calibri" w:cs="Calibri" w:eastAsia="Calibri"/>
+          <w:rFonts w:ascii="Arial" w:hAnsi="Arial" w:cs="Arial" w:eastAsia="Arial"/>
           <w:b w:val="0"/>
           <w:i w:val="0"/>
           <w:color w:val="555555"/>
@@ -6248,7 +6248,7 @@
     <w:p>
       <w:r>
         <w:rPr>
-          <w:rFonts w:ascii="Calibri" w:hAnsi="Calibri" w:cs="Calibri" w:eastAsia="Calibri"/>
+          <w:rFonts w:ascii="Arial" w:hAnsi="Arial" w:cs="Arial" w:eastAsia="Arial"/>
           <w:b w:val="0"/>
           <w:i/>
           <w:color w:val="555555"/>
@@ -6258,7 +6258,7 @@
       </w:r>
       <w:r>
         <w:rPr>
-          <w:rFonts w:ascii="Calibri" w:hAnsi="Calibri" w:cs="Calibri" w:eastAsia="Calibri"/>
+          <w:rFonts w:ascii="Arial" w:hAnsi="Arial" w:cs="Arial" w:eastAsia="Arial"/>
           <w:b/>
           <w:i/>
           <w:color w:val="1F4E3D"/>
@@ -6268,7 +6268,7 @@
       </w:r>
       <w:r>
         <w:rPr>
-          <w:rFonts w:ascii="Calibri" w:hAnsi="Calibri" w:cs="Calibri" w:eastAsia="Calibri"/>
+          <w:rFonts w:ascii="Arial" w:hAnsi="Arial" w:cs="Arial" w:eastAsia="Arial"/>
           <w:b w:val="0"/>
           <w:i/>
           <w:color w:val="555555"/>
@@ -6285,7 +6285,7 @@
       </w:pPr>
       <w:r>
         <w:rPr>
-          <w:rFonts w:ascii="Calibri" w:hAnsi="Calibri" w:cs="Calibri" w:eastAsia="Calibri"/>
+          <w:rFonts w:ascii="Arial" w:hAnsi="Arial" w:cs="Arial" w:eastAsia="Arial"/>
           <w:b w:val="0"/>
           <w:i w:val="0"/>
           <w:color w:val="1A1A1A"/>
@@ -6302,7 +6302,7 @@
       </w:pPr>
       <w:r>
         <w:rPr>
-          <w:rFonts w:ascii="Calibri" w:hAnsi="Calibri" w:cs="Calibri" w:eastAsia="Calibri"/>
+          <w:rFonts w:ascii="Arial" w:hAnsi="Arial" w:cs="Arial" w:eastAsia="Arial"/>
           <w:b w:val="0"/>
           <w:i w:val="0"/>
           <w:color w:val="1A1A1A"/>
@@ -6318,7 +6318,7 @@
       </w:pPr>
       <w:r>
         <w:rPr>
-          <w:rFonts w:ascii="Calibri" w:hAnsi="Calibri" w:cs="Calibri" w:eastAsia="Calibri"/>
+          <w:rFonts w:ascii="Arial" w:hAnsi="Arial" w:cs="Arial" w:eastAsia="Arial"/>
           <w:b/>
           <w:i w:val="0"/>
           <w:color w:val="1F4E3D"/>
@@ -6328,7 +6328,7 @@
       </w:r>
       <w:r>
         <w:rPr>
-          <w:rFonts w:ascii="Calibri" w:hAnsi="Calibri" w:cs="Calibri" w:eastAsia="Calibri"/>
+          <w:rFonts w:ascii="Arial" w:hAnsi="Arial" w:cs="Arial" w:eastAsia="Arial"/>
           <w:b w:val="0"/>
           <w:i/>
           <w:color w:val="555555"/>
@@ -6346,7 +6346,7 @@
       </w:pPr>
       <w:r>
         <w:rPr>
-          <w:rFonts w:ascii="Calibri" w:hAnsi="Calibri" w:cs="Calibri" w:eastAsia="Calibri"/>
+          <w:rFonts w:ascii="Arial" w:hAnsi="Arial" w:cs="Arial" w:eastAsia="Arial"/>
           <w:b/>
           <w:i w:val="0"/>
           <w:color w:val="1A1A1A"/>
@@ -6356,7 +6356,7 @@
       </w:r>
       <w:r>
         <w:rPr>
-          <w:rFonts w:ascii="Calibri" w:hAnsi="Calibri" w:cs="Calibri" w:eastAsia="Calibri"/>
+          <w:rFonts w:ascii="Arial" w:hAnsi="Arial" w:cs="Arial" w:eastAsia="Arial"/>
           <w:b w:val="0"/>
           <w:i w:val="0"/>
           <w:color w:val="555555"/>
@@ -6369,7 +6369,7 @@
     <w:p>
       <w:r>
         <w:rPr>
-          <w:rFonts w:ascii="Calibri" w:hAnsi="Calibri" w:cs="Calibri" w:eastAsia="Calibri"/>
+          <w:rFonts w:ascii="Arial" w:hAnsi="Arial" w:cs="Arial" w:eastAsia="Arial"/>
           <w:b w:val="0"/>
           <w:i/>
           <w:color w:val="555555"/>
@@ -6379,7 +6379,7 @@
       </w:r>
       <w:r>
         <w:rPr>
-          <w:rFonts w:ascii="Calibri" w:hAnsi="Calibri" w:cs="Calibri" w:eastAsia="Calibri"/>
+          <w:rFonts w:ascii="Arial" w:hAnsi="Arial" w:cs="Arial" w:eastAsia="Arial"/>
           <w:b/>
           <w:i/>
           <w:color w:val="1F4E3D"/>
@@ -6389,7 +6389,7 @@
       </w:r>
       <w:r>
         <w:rPr>
-          <w:rFonts w:ascii="Calibri" w:hAnsi="Calibri" w:cs="Calibri" w:eastAsia="Calibri"/>
+          <w:rFonts w:ascii="Arial" w:hAnsi="Arial" w:cs="Arial" w:eastAsia="Arial"/>
           <w:b w:val="0"/>
           <w:i/>
           <w:color w:val="555555"/>
@@ -6399,7 +6399,7 @@
       </w:r>
       <w:r>
         <w:rPr>
-          <w:rFonts w:ascii="Calibri" w:hAnsi="Calibri" w:cs="Calibri" w:eastAsia="Calibri"/>
+          <w:rFonts w:ascii="Arial" w:hAnsi="Arial" w:cs="Arial" w:eastAsia="Arial"/>
           <w:b w:val="0"/>
           <w:i/>
           <w:color w:val="555555"/>
@@ -6416,7 +6416,7 @@
       </w:pPr>
       <w:r>
         <w:rPr>
-          <w:rFonts w:ascii="Calibri" w:hAnsi="Calibri" w:cs="Calibri" w:eastAsia="Calibri"/>
+          <w:rFonts w:ascii="Arial" w:hAnsi="Arial" w:cs="Arial" w:eastAsia="Arial"/>
           <w:b w:val="0"/>
           <w:i w:val="0"/>
           <w:color w:val="1A1A1A"/>
@@ -6432,7 +6432,7 @@
       </w:pPr>
       <w:r>
         <w:rPr>
-          <w:rFonts w:ascii="Calibri" w:hAnsi="Calibri" w:cs="Calibri" w:eastAsia="Calibri"/>
+          <w:rFonts w:ascii="Arial" w:hAnsi="Arial" w:cs="Arial" w:eastAsia="Arial"/>
           <w:b/>
           <w:i w:val="0"/>
           <w:color w:val="1F4E3D"/>
@@ -6442,7 +6442,7 @@
       </w:r>
       <w:r>
         <w:rPr>
-          <w:rFonts w:ascii="Calibri" w:hAnsi="Calibri" w:cs="Calibri" w:eastAsia="Calibri"/>
+          <w:rFonts w:ascii="Arial" w:hAnsi="Arial" w:cs="Arial" w:eastAsia="Arial"/>
           <w:b w:val="0"/>
           <w:i/>
           <w:color w:val="555555"/>
@@ -6460,7 +6460,7 @@
       </w:pPr>
       <w:r>
         <w:rPr>
-          <w:rFonts w:ascii="Calibri" w:hAnsi="Calibri" w:cs="Calibri" w:eastAsia="Calibri"/>
+          <w:rFonts w:ascii="Arial" w:hAnsi="Arial" w:cs="Arial" w:eastAsia="Arial"/>
           <w:b/>
           <w:i w:val="0"/>
           <w:color w:val="1A1A1A"/>
@@ -6470,7 +6470,7 @@
       </w:r>
       <w:r>
         <w:rPr>
-          <w:rFonts w:ascii="Calibri" w:hAnsi="Calibri" w:cs="Calibri" w:eastAsia="Calibri"/>
+          <w:rFonts w:ascii="Arial" w:hAnsi="Arial" w:cs="Arial" w:eastAsia="Arial"/>
           <w:b w:val="0"/>
           <w:i w:val="0"/>
           <w:color w:val="555555"/>
@@ -6483,7 +6483,7 @@
     <w:p>
       <w:r>
         <w:rPr>
-          <w:rFonts w:ascii="Calibri" w:hAnsi="Calibri" w:cs="Calibri" w:eastAsia="Calibri"/>
+          <w:rFonts w:ascii="Arial" w:hAnsi="Arial" w:cs="Arial" w:eastAsia="Arial"/>
           <w:b w:val="0"/>
           <w:i/>
           <w:color w:val="555555"/>
@@ -6493,7 +6493,7 @@
       </w:r>
       <w:r>
         <w:rPr>
-          <w:rFonts w:ascii="Calibri" w:hAnsi="Calibri" w:cs="Calibri" w:eastAsia="Calibri"/>
+          <w:rFonts w:ascii="Arial" w:hAnsi="Arial" w:cs="Arial" w:eastAsia="Arial"/>
           <w:b/>
           <w:i/>
           <w:color w:val="1F4E3D"/>
@@ -6503,7 +6503,7 @@
       </w:r>
       <w:r>
         <w:rPr>
-          <w:rFonts w:ascii="Calibri" w:hAnsi="Calibri" w:cs="Calibri" w:eastAsia="Calibri"/>
+          <w:rFonts w:ascii="Arial" w:hAnsi="Arial" w:cs="Arial" w:eastAsia="Arial"/>
           <w:b w:val="0"/>
           <w:i/>
           <w:color w:val="555555"/>
@@ -6513,7 +6513,7 @@
       </w:r>
       <w:r>
         <w:rPr>
-          <w:rFonts w:ascii="Calibri" w:hAnsi="Calibri" w:cs="Calibri" w:eastAsia="Calibri"/>
+          <w:rFonts w:ascii="Arial" w:hAnsi="Arial" w:cs="Arial" w:eastAsia="Arial"/>
           <w:b w:val="0"/>
           <w:i/>
           <w:color w:val="555555"/>
@@ -6530,7 +6530,7 @@
       </w:pPr>
       <w:r>
         <w:rPr>
-          <w:rFonts w:ascii="Calibri" w:hAnsi="Calibri" w:cs="Calibri" w:eastAsia="Calibri"/>
+          <w:rFonts w:ascii="Arial" w:hAnsi="Arial" w:cs="Arial" w:eastAsia="Arial"/>
           <w:b w:val="0"/>
           <w:i w:val="0"/>
           <w:color w:val="1A1A1A"/>
@@ -6548,7 +6548,7 @@
       </w:pPr>
       <w:r>
         <w:rPr>
-          <w:rFonts w:ascii="Calibri" w:hAnsi="Calibri" w:cs="Calibri" w:eastAsia="Calibri"/>
+          <w:rFonts w:ascii="Arial" w:hAnsi="Arial" w:cs="Arial" w:eastAsia="Arial"/>
           <w:b/>
           <w:i w:val="0"/>
           <w:caps/>
@@ -6565,7 +6565,7 @@
       </w:pPr>
       <w:r>
         <w:rPr>
-          <w:rFonts w:ascii="Calibri" w:hAnsi="Calibri" w:cs="Calibri" w:eastAsia="Calibri"/>
+          <w:rFonts w:ascii="Arial" w:hAnsi="Arial" w:cs="Arial" w:eastAsia="Arial"/>
           <w:b w:val="0"/>
           <w:i/>
           <w:color w:val="888888"/>
@@ -6580,7 +6580,7 @@
       </w:pPr>
       <w:r>
         <w:rPr>
-          <w:rFonts w:ascii="Calibri" w:hAnsi="Calibri" w:cs="Calibri" w:eastAsia="Calibri"/>
+          <w:rFonts w:ascii="Arial" w:hAnsi="Arial" w:cs="Arial" w:eastAsia="Arial"/>
           <w:b/>
           <w:i w:val="0"/>
           <w:color w:val="1F4E3D"/>
@@ -6596,7 +6596,7 @@
       </w:pPr>
       <w:r>
         <w:rPr>
-          <w:rFonts w:ascii="Calibri" w:hAnsi="Calibri" w:cs="Calibri" w:eastAsia="Calibri"/>
+          <w:rFonts w:ascii="Arial" w:hAnsi="Arial" w:cs="Arial" w:eastAsia="Arial"/>
           <w:b w:val="0"/>
           <w:i w:val="0"/>
           <w:color w:val="1F4E3D"/>
@@ -6606,7 +6606,7 @@
       </w:r>
       <w:r>
         <w:rPr>
-          <w:rFonts w:ascii="Calibri" w:hAnsi="Calibri" w:cs="Calibri" w:eastAsia="Calibri"/>
+          <w:rFonts w:ascii="Arial" w:hAnsi="Arial" w:cs="Arial" w:eastAsia="Arial"/>
           <w:b w:val="0"/>
           <w:i w:val="0"/>
           <w:color w:val="1A1A1A"/>
@@ -6616,7 +6616,7 @@
       </w:r>
       <w:r>
         <w:rPr>
-          <w:rFonts w:ascii="Calibri" w:hAnsi="Calibri" w:cs="Calibri" w:eastAsia="Calibri"/>
+          <w:rFonts w:ascii="Arial" w:hAnsi="Arial" w:cs="Arial" w:eastAsia="Arial"/>
           <w:b w:val="0"/>
           <w:i/>
           <w:color w:val="555555"/>
@@ -6632,7 +6632,7 @@
       </w:pPr>
       <w:r>
         <w:rPr>
-          <w:rFonts w:ascii="Calibri" w:hAnsi="Calibri" w:cs="Calibri" w:eastAsia="Calibri"/>
+          <w:rFonts w:ascii="Arial" w:hAnsi="Arial" w:cs="Arial" w:eastAsia="Arial"/>
           <w:b w:val="0"/>
           <w:i w:val="0"/>
           <w:color w:val="1F4E3D"/>
@@ -6642,7 +6642,7 @@
       </w:r>
       <w:r>
         <w:rPr>
-          <w:rFonts w:ascii="Calibri" w:hAnsi="Calibri" w:cs="Calibri" w:eastAsia="Calibri"/>
+          <w:rFonts w:ascii="Arial" w:hAnsi="Arial" w:cs="Arial" w:eastAsia="Arial"/>
           <w:b w:val="0"/>
           <w:i w:val="0"/>
           <w:color w:val="1A1A1A"/>
@@ -6652,7 +6652,7 @@
       </w:r>
       <w:r>
         <w:rPr>
-          <w:rFonts w:ascii="Calibri" w:hAnsi="Calibri" w:cs="Calibri" w:eastAsia="Calibri"/>
+          <w:rFonts w:ascii="Arial" w:hAnsi="Arial" w:cs="Arial" w:eastAsia="Arial"/>
           <w:b w:val="0"/>
           <w:i/>
           <w:color w:val="555555"/>
@@ -6668,7 +6668,7 @@
       </w:pPr>
       <w:r>
         <w:rPr>
-          <w:rFonts w:ascii="Calibri" w:hAnsi="Calibri" w:cs="Calibri" w:eastAsia="Calibri"/>
+          <w:rFonts w:ascii="Arial" w:hAnsi="Arial" w:cs="Arial" w:eastAsia="Arial"/>
           <w:b w:val="0"/>
           <w:i w:val="0"/>
           <w:color w:val="1F4E3D"/>
@@ -6678,7 +6678,7 @@
       </w:r>
       <w:r>
         <w:rPr>
-          <w:rFonts w:ascii="Calibri" w:hAnsi="Calibri" w:cs="Calibri" w:eastAsia="Calibri"/>
+          <w:rFonts w:ascii="Arial" w:hAnsi="Arial" w:cs="Arial" w:eastAsia="Arial"/>
           <w:b w:val="0"/>
           <w:i w:val="0"/>
           <w:color w:val="1A1A1A"/>
@@ -6688,7 +6688,7 @@
       </w:r>
       <w:r>
         <w:rPr>
-          <w:rFonts w:ascii="Calibri" w:hAnsi="Calibri" w:cs="Calibri" w:eastAsia="Calibri"/>
+          <w:rFonts w:ascii="Arial" w:hAnsi="Arial" w:cs="Arial" w:eastAsia="Arial"/>
           <w:b w:val="0"/>
           <w:i/>
           <w:color w:val="555555"/>
@@ -6704,7 +6704,7 @@
       </w:pPr>
       <w:r>
         <w:rPr>
-          <w:rFonts w:ascii="Calibri" w:hAnsi="Calibri" w:cs="Calibri" w:eastAsia="Calibri"/>
+          <w:rFonts w:ascii="Arial" w:hAnsi="Arial" w:cs="Arial" w:eastAsia="Arial"/>
           <w:b w:val="0"/>
           <w:i w:val="0"/>
           <w:color w:val="1F4E3D"/>
@@ -6714,7 +6714,7 @@
       </w:r>
       <w:r>
         <w:rPr>
-          <w:rFonts w:ascii="Calibri" w:hAnsi="Calibri" w:cs="Calibri" w:eastAsia="Calibri"/>
+          <w:rFonts w:ascii="Arial" w:hAnsi="Arial" w:cs="Arial" w:eastAsia="Arial"/>
           <w:b w:val="0"/>
           <w:i w:val="0"/>
           <w:color w:val="1A1A1A"/>
@@ -6724,7 +6724,7 @@
       </w:r>
       <w:r>
         <w:rPr>
-          <w:rFonts w:ascii="Calibri" w:hAnsi="Calibri" w:cs="Calibri" w:eastAsia="Calibri"/>
+          <w:rFonts w:ascii="Arial" w:hAnsi="Arial" w:cs="Arial" w:eastAsia="Arial"/>
           <w:b w:val="0"/>
           <w:i/>
           <w:color w:val="555555"/>
@@ -6740,7 +6740,7 @@
       </w:pPr>
       <w:r>
         <w:rPr>
-          <w:rFonts w:ascii="Calibri" w:hAnsi="Calibri" w:cs="Calibri" w:eastAsia="Calibri"/>
+          <w:rFonts w:ascii="Arial" w:hAnsi="Arial" w:cs="Arial" w:eastAsia="Arial"/>
           <w:b w:val="0"/>
           <w:i w:val="0"/>
           <w:color w:val="1F4E3D"/>
@@ -6750,7 +6750,7 @@
       </w:r>
       <w:r>
         <w:rPr>
-          <w:rFonts w:ascii="Calibri" w:hAnsi="Calibri" w:cs="Calibri" w:eastAsia="Calibri"/>
+          <w:rFonts w:ascii="Arial" w:hAnsi="Arial" w:cs="Arial" w:eastAsia="Arial"/>
           <w:b w:val="0"/>
           <w:i w:val="0"/>
           <w:color w:val="1A1A1A"/>
@@ -6760,7 +6760,7 @@
       </w:r>
       <w:r>
         <w:rPr>
-          <w:rFonts w:ascii="Calibri" w:hAnsi="Calibri" w:cs="Calibri" w:eastAsia="Calibri"/>
+          <w:rFonts w:ascii="Arial" w:hAnsi="Arial" w:cs="Arial" w:eastAsia="Arial"/>
           <w:b w:val="0"/>
           <w:i/>
           <w:color w:val="555555"/>
@@ -6776,7 +6776,7 @@
       </w:pPr>
       <w:r>
         <w:rPr>
-          <w:rFonts w:ascii="Calibri" w:hAnsi="Calibri" w:cs="Calibri" w:eastAsia="Calibri"/>
+          <w:rFonts w:ascii="Arial" w:hAnsi="Arial" w:cs="Arial" w:eastAsia="Arial"/>
           <w:b w:val="0"/>
           <w:i w:val="0"/>
           <w:color w:val="1F4E3D"/>
@@ -6786,7 +6786,7 @@
       </w:r>
       <w:r>
         <w:rPr>
-          <w:rFonts w:ascii="Calibri" w:hAnsi="Calibri" w:cs="Calibri" w:eastAsia="Calibri"/>
+          <w:rFonts w:ascii="Arial" w:hAnsi="Arial" w:cs="Arial" w:eastAsia="Arial"/>
           <w:b w:val="0"/>
           <w:i w:val="0"/>
           <w:color w:val="1A1A1A"/>
@@ -6796,7 +6796,7 @@
       </w:r>
       <w:r>
         <w:rPr>
-          <w:rFonts w:ascii="Calibri" w:hAnsi="Calibri" w:cs="Calibri" w:eastAsia="Calibri"/>
+          <w:rFonts w:ascii="Arial" w:hAnsi="Arial" w:cs="Arial" w:eastAsia="Arial"/>
           <w:b w:val="0"/>
           <w:i/>
           <w:color w:val="555555"/>
@@ -6812,7 +6812,7 @@
       </w:pPr>
       <w:r>
         <w:rPr>
-          <w:rFonts w:ascii="Calibri" w:hAnsi="Calibri" w:cs="Calibri" w:eastAsia="Calibri"/>
+          <w:rFonts w:ascii="Arial" w:hAnsi="Arial" w:cs="Arial" w:eastAsia="Arial"/>
           <w:b w:val="0"/>
           <w:i w:val="0"/>
           <w:color w:val="1F4E3D"/>
@@ -6822,7 +6822,7 @@
       </w:r>
       <w:r>
         <w:rPr>
-          <w:rFonts w:ascii="Calibri" w:hAnsi="Calibri" w:cs="Calibri" w:eastAsia="Calibri"/>
+          <w:rFonts w:ascii="Arial" w:hAnsi="Arial" w:cs="Arial" w:eastAsia="Arial"/>
           <w:b w:val="0"/>
           <w:i w:val="0"/>
           <w:color w:val="1A1A1A"/>
@@ -6832,7 +6832,7 @@
       </w:r>
       <w:r>
         <w:rPr>
-          <w:rFonts w:ascii="Calibri" w:hAnsi="Calibri" w:cs="Calibri" w:eastAsia="Calibri"/>
+          <w:rFonts w:ascii="Arial" w:hAnsi="Arial" w:cs="Arial" w:eastAsia="Arial"/>
           <w:b w:val="0"/>
           <w:i/>
           <w:color w:val="555555"/>
@@ -6847,7 +6847,7 @@
       </w:pPr>
       <w:r>
         <w:rPr>
-          <w:rFonts w:ascii="Calibri" w:hAnsi="Calibri" w:cs="Calibri" w:eastAsia="Calibri"/>
+          <w:rFonts w:ascii="Arial" w:hAnsi="Arial" w:cs="Arial" w:eastAsia="Arial"/>
           <w:b/>
           <w:i w:val="0"/>
           <w:color w:val="1F4E3D"/>
@@ -6863,7 +6863,7 @@
       </w:pPr>
       <w:r>
         <w:rPr>
-          <w:rFonts w:ascii="Calibri" w:hAnsi="Calibri" w:cs="Calibri" w:eastAsia="Calibri"/>
+          <w:rFonts w:ascii="Arial" w:hAnsi="Arial" w:cs="Arial" w:eastAsia="Arial"/>
           <w:b w:val="0"/>
           <w:i w:val="0"/>
           <w:color w:val="1F4E3D"/>
@@ -6873,7 +6873,7 @@
       </w:r>
       <w:r>
         <w:rPr>
-          <w:rFonts w:ascii="Calibri" w:hAnsi="Calibri" w:cs="Calibri" w:eastAsia="Calibri"/>
+          <w:rFonts w:ascii="Arial" w:hAnsi="Arial" w:cs="Arial" w:eastAsia="Arial"/>
           <w:b w:val="0"/>
           <w:i w:val="0"/>
           <w:color w:val="1A1A1A"/>
@@ -6883,7 +6883,7 @@
       </w:r>
       <w:r>
         <w:rPr>
-          <w:rFonts w:ascii="Calibri" w:hAnsi="Calibri" w:cs="Calibri" w:eastAsia="Calibri"/>
+          <w:rFonts w:ascii="Arial" w:hAnsi="Arial" w:cs="Arial" w:eastAsia="Arial"/>
           <w:b w:val="0"/>
           <w:i/>
           <w:color w:val="555555"/>
@@ -6899,7 +6899,7 @@
       </w:pPr>
       <w:r>
         <w:rPr>
-          <w:rFonts w:ascii="Calibri" w:hAnsi="Calibri" w:cs="Calibri" w:eastAsia="Calibri"/>
+          <w:rFonts w:ascii="Arial" w:hAnsi="Arial" w:cs="Arial" w:eastAsia="Arial"/>
           <w:b w:val="0"/>
           <w:i w:val="0"/>
           <w:color w:val="1F4E3D"/>
@@ -6909,7 +6909,7 @@
       </w:r>
       <w:r>
         <w:rPr>
-          <w:rFonts w:ascii="Calibri" w:hAnsi="Calibri" w:cs="Calibri" w:eastAsia="Calibri"/>
+          <w:rFonts w:ascii="Arial" w:hAnsi="Arial" w:cs="Arial" w:eastAsia="Arial"/>
           <w:b w:val="0"/>
           <w:i w:val="0"/>
           <w:color w:val="1A1A1A"/>
@@ -6919,7 +6919,7 @@
       </w:r>
       <w:r>
         <w:rPr>
-          <w:rFonts w:ascii="Calibri" w:hAnsi="Calibri" w:cs="Calibri" w:eastAsia="Calibri"/>
+          <w:rFonts w:ascii="Arial" w:hAnsi="Arial" w:cs="Arial" w:eastAsia="Arial"/>
           <w:b w:val="0"/>
           <w:i/>
           <w:color w:val="555555"/>
@@ -6935,7 +6935,7 @@
       </w:pPr>
       <w:r>
         <w:rPr>
-          <w:rFonts w:ascii="Calibri" w:hAnsi="Calibri" w:cs="Calibri" w:eastAsia="Calibri"/>
+          <w:rFonts w:ascii="Arial" w:hAnsi="Arial" w:cs="Arial" w:eastAsia="Arial"/>
           <w:b w:val="0"/>
           <w:i w:val="0"/>
           <w:color w:val="1F4E3D"/>
@@ -6945,7 +6945,7 @@
       </w:r>
       <w:r>
         <w:rPr>
-          <w:rFonts w:ascii="Calibri" w:hAnsi="Calibri" w:cs="Calibri" w:eastAsia="Calibri"/>
+          <w:rFonts w:ascii="Arial" w:hAnsi="Arial" w:cs="Arial" w:eastAsia="Arial"/>
           <w:b w:val="0"/>
           <w:i w:val="0"/>
           <w:color w:val="1A1A1A"/>
@@ -6955,7 +6955,7 @@
       </w:r>
       <w:r>
         <w:rPr>
-          <w:rFonts w:ascii="Calibri" w:hAnsi="Calibri" w:cs="Calibri" w:eastAsia="Calibri"/>
+          <w:rFonts w:ascii="Arial" w:hAnsi="Arial" w:cs="Arial" w:eastAsia="Arial"/>
           <w:b w:val="0"/>
           <w:i/>
           <w:color w:val="555555"/>
@@ -6971,7 +6971,7 @@
       </w:pPr>
       <w:r>
         <w:rPr>
-          <w:rFonts w:ascii="Calibri" w:hAnsi="Calibri" w:cs="Calibri" w:eastAsia="Calibri"/>
+          <w:rFonts w:ascii="Arial" w:hAnsi="Arial" w:cs="Arial" w:eastAsia="Arial"/>
           <w:b w:val="0"/>
           <w:i w:val="0"/>
           <w:color w:val="1F4E3D"/>
@@ -6981,7 +6981,7 @@
       </w:r>
       <w:r>
         <w:rPr>
-          <w:rFonts w:ascii="Calibri" w:hAnsi="Calibri" w:cs="Calibri" w:eastAsia="Calibri"/>
+          <w:rFonts w:ascii="Arial" w:hAnsi="Arial" w:cs="Arial" w:eastAsia="Arial"/>
           <w:b w:val="0"/>
           <w:i w:val="0"/>
           <w:color w:val="1A1A1A"/>
@@ -6991,7 +6991,7 @@
       </w:r>
       <w:r>
         <w:rPr>
-          <w:rFonts w:ascii="Calibri" w:hAnsi="Calibri" w:cs="Calibri" w:eastAsia="Calibri"/>
+          <w:rFonts w:ascii="Arial" w:hAnsi="Arial" w:cs="Arial" w:eastAsia="Arial"/>
           <w:b w:val="0"/>
           <w:i/>
           <w:color w:val="555555"/>
@@ -7009,7 +7009,7 @@
       </w:pPr>
       <w:r>
         <w:rPr>
-          <w:rFonts w:ascii="Calibri" w:hAnsi="Calibri" w:cs="Calibri" w:eastAsia="Calibri"/>
+          <w:rFonts w:ascii="Arial" w:hAnsi="Arial" w:cs="Arial" w:eastAsia="Arial"/>
           <w:b/>
           <w:i w:val="0"/>
           <w:caps/>
@@ -7026,7 +7026,7 @@
       </w:pPr>
       <w:r>
         <w:rPr>
-          <w:rFonts w:ascii="Calibri" w:hAnsi="Calibri" w:cs="Calibri" w:eastAsia="Calibri"/>
+          <w:rFonts w:ascii="Arial" w:hAnsi="Arial" w:cs="Arial" w:eastAsia="Arial"/>
           <w:b/>
           <w:i w:val="0"/>
           <w:color w:val="1F4E3D"/>
@@ -7044,7 +7044,7 @@
       </w:pPr>
       <w:r>
         <w:rPr>
-          <w:rFonts w:ascii="Calibri" w:hAnsi="Calibri" w:cs="Calibri" w:eastAsia="Calibri"/>
+          <w:rFonts w:ascii="Arial" w:hAnsi="Arial" w:cs="Arial" w:eastAsia="Arial"/>
           <w:b w:val="0"/>
           <w:i w:val="0"/>
           <w:color w:val="1A1A1A"/>
@@ -7054,7 +7054,7 @@
       </w:r>
       <w:r>
         <w:rPr>
-          <w:rFonts w:ascii="Calibri" w:hAnsi="Calibri" w:cs="Calibri" w:eastAsia="Calibri"/>
+          <w:rFonts w:ascii="Arial" w:hAnsi="Arial" w:cs="Arial" w:eastAsia="Arial"/>
           <w:b w:val="0"/>
           <w:i w:val="0"/>
           <w:color w:val="555555"/>
@@ -7073,7 +7073,7 @@
       </w:pPr>
       <w:r>
         <w:rPr>
-          <w:rFonts w:ascii="Calibri" w:hAnsi="Calibri" w:cs="Calibri" w:eastAsia="Calibri"/>
+          <w:rFonts w:ascii="Arial" w:hAnsi="Arial" w:cs="Arial" w:eastAsia="Arial"/>
           <w:b w:val="0"/>
           <w:i w:val="0"/>
           <w:color w:val="1A1A1A"/>
@@ -7083,7 +7083,7 @@
       </w:r>
       <w:r>
         <w:rPr>
-          <w:rFonts w:ascii="Calibri" w:hAnsi="Calibri" w:cs="Calibri" w:eastAsia="Calibri"/>
+          <w:rFonts w:ascii="Arial" w:hAnsi="Arial" w:cs="Arial" w:eastAsia="Arial"/>
           <w:b w:val="0"/>
           <w:i w:val="0"/>
           <w:color w:val="555555"/>
@@ -7102,7 +7102,7 @@
       </w:pPr>
       <w:r>
         <w:rPr>
-          <w:rFonts w:ascii="Calibri" w:hAnsi="Calibri" w:cs="Calibri" w:eastAsia="Calibri"/>
+          <w:rFonts w:ascii="Arial" w:hAnsi="Arial" w:cs="Arial" w:eastAsia="Arial"/>
           <w:b/>
           <w:i w:val="0"/>
           <w:caps/>
@@ -7122,7 +7122,7 @@
       </w:pPr>
       <w:r>
         <w:rPr>
-          <w:rFonts w:ascii="Calibri" w:hAnsi="Calibri" w:cs="Calibri" w:eastAsia="Calibri"/>
+          <w:rFonts w:ascii="Arial" w:hAnsi="Arial" w:cs="Arial" w:eastAsia="Arial"/>
           <w:b/>
           <w:i w:val="0"/>
           <w:color w:val="1F4E3D"/>
@@ -7132,7 +7132,7 @@
       </w:r>
       <w:r>
         <w:rPr>
-          <w:rFonts w:ascii="Calibri" w:hAnsi="Calibri" w:cs="Calibri" w:eastAsia="Calibri"/>
+          <w:rFonts w:ascii="Arial" w:hAnsi="Arial" w:cs="Arial" w:eastAsia="Arial"/>
           <w:b w:val="0"/>
           <w:i w:val="0"/>
           <w:color w:val="1A1A1A"/>
@@ -7142,7 +7142,7 @@
       </w:r>
       <w:r>
         <w:rPr>
-          <w:rFonts w:ascii="Calibri" w:hAnsi="Calibri" w:cs="Calibri" w:eastAsia="Calibri"/>
+          <w:rFonts w:ascii="Arial" w:hAnsi="Arial" w:cs="Arial" w:eastAsia="Arial"/>
           <w:b w:val="0"/>
           <w:i w:val="0"/>
           <w:color w:val="555555"/>
@@ -7158,7 +7158,7 @@
       </w:pPr>
       <w:r>
         <w:rPr>
-          <w:rFonts w:ascii="Calibri" w:hAnsi="Calibri" w:cs="Calibri" w:eastAsia="Calibri"/>
+          <w:rFonts w:ascii="Arial" w:hAnsi="Arial" w:cs="Arial" w:eastAsia="Arial"/>
           <w:b/>
           <w:i w:val="0"/>
           <w:color w:val="1F4E3D"/>
@@ -7176,7 +7176,7 @@
       </w:pPr>
       <w:r>
         <w:rPr>
-          <w:rFonts w:ascii="Calibri" w:hAnsi="Calibri" w:cs="Calibri" w:eastAsia="Calibri"/>
+          <w:rFonts w:ascii="Arial" w:hAnsi="Arial" w:cs="Arial" w:eastAsia="Arial"/>
           <w:b w:val="0"/>
           <w:i w:val="0"/>
           <w:color w:val="1A1A1A"/>
@@ -7186,7 +7186,7 @@
       </w:r>
       <w:r>
         <w:rPr>
-          <w:rFonts w:ascii="Calibri" w:hAnsi="Calibri" w:cs="Calibri" w:eastAsia="Calibri"/>
+          <w:rFonts w:ascii="Arial" w:hAnsi="Arial" w:cs="Arial" w:eastAsia="Arial"/>
           <w:b w:val="0"/>
           <w:i w:val="0"/>
           <w:color w:val="555555"/>
@@ -7205,7 +7205,7 @@
       </w:pPr>
       <w:r>
         <w:rPr>
-          <w:rFonts w:ascii="Calibri" w:hAnsi="Calibri" w:cs="Calibri" w:eastAsia="Calibri"/>
+          <w:rFonts w:ascii="Arial" w:hAnsi="Arial" w:cs="Arial" w:eastAsia="Arial"/>
           <w:b w:val="0"/>
           <w:i w:val="0"/>
           <w:color w:val="1A1A1A"/>
@@ -7215,7 +7215,7 @@
       </w:r>
       <w:r>
         <w:rPr>
-          <w:rFonts w:ascii="Calibri" w:hAnsi="Calibri" w:cs="Calibri" w:eastAsia="Calibri"/>
+          <w:rFonts w:ascii="Arial" w:hAnsi="Arial" w:cs="Arial" w:eastAsia="Arial"/>
           <w:b w:val="0"/>
           <w:i w:val="0"/>
           <w:color w:val="555555"/>
@@ -7234,7 +7234,7 @@
       </w:pPr>
       <w:r>
         <w:rPr>
-          <w:rFonts w:ascii="Calibri" w:hAnsi="Calibri" w:cs="Calibri" w:eastAsia="Calibri"/>
+          <w:rFonts w:ascii="Arial" w:hAnsi="Arial" w:cs="Arial" w:eastAsia="Arial"/>
           <w:b w:val="0"/>
           <w:i w:val="0"/>
           <w:color w:val="1A1A1A"/>
@@ -7244,7 +7244,7 @@
       </w:r>
       <w:r>
         <w:rPr>
-          <w:rFonts w:ascii="Calibri" w:hAnsi="Calibri" w:cs="Calibri" w:eastAsia="Calibri"/>
+          <w:rFonts w:ascii="Arial" w:hAnsi="Arial" w:cs="Arial" w:eastAsia="Arial"/>
           <w:b w:val="0"/>
           <w:i w:val="0"/>
           <w:color w:val="555555"/>
@@ -7263,7 +7263,7 @@
       </w:pPr>
       <w:r>
         <w:rPr>
-          <w:rFonts w:ascii="Calibri" w:hAnsi="Calibri" w:cs="Calibri" w:eastAsia="Calibri"/>
+          <w:rFonts w:ascii="Arial" w:hAnsi="Arial" w:cs="Arial" w:eastAsia="Arial"/>
           <w:b w:val="0"/>
           <w:i w:val="0"/>
           <w:color w:val="1A1A1A"/>
@@ -7273,7 +7273,7 @@
       </w:r>
       <w:r>
         <w:rPr>
-          <w:rFonts w:ascii="Calibri" w:hAnsi="Calibri" w:cs="Calibri" w:eastAsia="Calibri"/>
+          <w:rFonts w:ascii="Arial" w:hAnsi="Arial" w:cs="Arial" w:eastAsia="Arial"/>
           <w:b w:val="0"/>
           <w:i w:val="0"/>
           <w:color w:val="555555"/>
@@ -7292,7 +7292,7 @@
       </w:pPr>
       <w:r>
         <w:rPr>
-          <w:rFonts w:ascii="Calibri" w:hAnsi="Calibri" w:cs="Calibri" w:eastAsia="Calibri"/>
+          <w:rFonts w:ascii="Arial" w:hAnsi="Arial" w:cs="Arial" w:eastAsia="Arial"/>
           <w:b/>
           <w:i w:val="0"/>
           <w:caps/>
@@ -7309,7 +7309,7 @@
       </w:pPr>
       <w:r>
         <w:rPr>
-          <w:rFonts w:ascii="Calibri" w:hAnsi="Calibri" w:cs="Calibri" w:eastAsia="Calibri"/>
+          <w:rFonts w:ascii="Arial" w:hAnsi="Arial" w:cs="Arial" w:eastAsia="Arial"/>
           <w:b w:val="0"/>
           <w:i/>
           <w:color w:val="888888"/>
@@ -7324,7 +7324,7 @@
       </w:pPr>
       <w:r>
         <w:rPr>
-          <w:rFonts w:ascii="Calibri" w:hAnsi="Calibri" w:cs="Calibri" w:eastAsia="Calibri"/>
+          <w:rFonts w:ascii="Arial" w:hAnsi="Arial" w:cs="Arial" w:eastAsia="Arial"/>
           <w:b/>
           <w:i w:val="0"/>
           <w:color w:val="1F4E3D"/>
@@ -7340,7 +7340,7 @@
       </w:pPr>
       <w:r>
         <w:rPr>
-          <w:rFonts w:ascii="Calibri" w:hAnsi="Calibri" w:cs="Calibri" w:eastAsia="Calibri"/>
+          <w:rFonts w:ascii="Arial" w:hAnsi="Arial" w:cs="Arial" w:eastAsia="Arial"/>
           <w:b w:val="0"/>
           <w:i w:val="0"/>
           <w:color w:val="1F4E3D"/>
@@ -7350,7 +7350,7 @@
       </w:r>
       <w:r>
         <w:rPr>
-          <w:rFonts w:ascii="Calibri" w:hAnsi="Calibri" w:cs="Calibri" w:eastAsia="Calibri"/>
+          <w:rFonts w:ascii="Arial" w:hAnsi="Arial" w:cs="Arial" w:eastAsia="Arial"/>
           <w:b w:val="0"/>
           <w:i w:val="0"/>
           <w:color w:val="1A1A1A"/>
@@ -7365,7 +7365,7 @@
       </w:pPr>
       <w:r>
         <w:rPr>
-          <w:rFonts w:ascii="Calibri" w:hAnsi="Calibri" w:cs="Calibri" w:eastAsia="Calibri"/>
+          <w:rFonts w:ascii="Arial" w:hAnsi="Arial" w:cs="Arial" w:eastAsia="Arial"/>
           <w:b w:val="0"/>
           <w:i w:val="0"/>
           <w:color w:val="555555"/>
@@ -7380,7 +7380,7 @@
       </w:pPr>
       <w:r>
         <w:rPr>
-          <w:rFonts w:ascii="Calibri" w:hAnsi="Calibri" w:cs="Calibri" w:eastAsia="Calibri"/>
+          <w:rFonts w:ascii="Arial" w:hAnsi="Arial" w:cs="Arial" w:eastAsia="Arial"/>
           <w:b w:val="0"/>
           <w:i w:val="0"/>
           <w:color w:val="555555"/>
@@ -7398,7 +7398,7 @@
       </w:pPr>
       <w:r>
         <w:rPr>
-          <w:rFonts w:ascii="Calibri" w:hAnsi="Calibri" w:cs="Calibri" w:eastAsia="Calibri"/>
+          <w:rFonts w:ascii="Arial" w:hAnsi="Arial" w:cs="Arial" w:eastAsia="Arial"/>
           <w:b w:val="0"/>
           <w:i w:val="0"/>
           <w:color w:val="555555"/>
@@ -7408,7 +7408,7 @@
       </w:r>
       <w:r>
         <w:rPr>
-          <w:rFonts w:ascii="Calibri" w:hAnsi="Calibri" w:cs="Calibri" w:eastAsia="Calibri"/>
+          <w:rFonts w:ascii="Arial" w:hAnsi="Arial" w:cs="Arial" w:eastAsia="Arial"/>
           <w:b w:val="0"/>
           <w:i w:val="0"/>
           <w:color w:val="555555"/>
@@ -7424,7 +7424,7 @@
       </w:pPr>
       <w:r>
         <w:rPr>
-          <w:rFonts w:ascii="Calibri" w:hAnsi="Calibri" w:cs="Calibri" w:eastAsia="Calibri"/>
+          <w:rFonts w:ascii="Arial" w:hAnsi="Arial" w:cs="Arial" w:eastAsia="Arial"/>
           <w:b/>
           <w:i w:val="0"/>
           <w:color w:val="1F4E3D"/>
@@ -7443,7 +7443,7 @@
       </w:pPr>
       <w:r>
         <w:rPr>
-          <w:rFonts w:ascii="Calibri" w:hAnsi="Calibri" w:cs="Calibri" w:eastAsia="Calibri"/>
+          <w:rFonts w:ascii="Arial" w:hAnsi="Arial" w:cs="Arial" w:eastAsia="Arial"/>
           <w:b w:val="0"/>
           <w:i w:val="0"/>
           <w:color w:val="1F4E3D"/>
@@ -7451,19 +7451,19 @@
         </w:rPr>
         <w:t xml:space="preserve">• </w:t>
       </w:r>
-      <w:r>
-        <w:rPr>
-          <w:rFonts w:ascii="Calibri" w:hAnsi="Calibri" w:cs="Calibri" w:eastAsia="Calibri"/>
-          <w:b w:val="0"/>
-          <w:i w:val="0"/>
-          <w:color w:val="1A1A1A"/>
-          <w:sz w:val="18"/>
-        </w:rPr>
-        <w:t>QGIS Trendy Visualization — Election-Result Mapping</w:t>
-      </w:r>
-      <w:r>
-        <w:rPr>
-          <w:rFonts w:ascii="Calibri" w:hAnsi="Calibri" w:cs="Calibri" w:eastAsia="Calibri"/>
+      <w:hyperlink r:id="rId24">
+        <w:r>
+          <w:rPr>
+            <w:rFonts w:ascii="Arial" w:hAnsi="Arial" w:cs="Arial" w:eastAsia="Arial"/>
+            <w:sz w:val="18"/>
+            <w:color w:val="1a1a1a"/>
+          </w:rPr>
+          <w:t xml:space="preserve">QGIS Trendy Visualization — Election-Result Mapping</w:t>
+        </w:r>
+      </w:hyperlink>
+      <w:r>
+        <w:rPr>
+          <w:rFonts w:ascii="Arial" w:hAnsi="Arial" w:cs="Arial" w:eastAsia="Arial"/>
           <w:b w:val="0"/>
           <w:i w:val="0"/>
           <w:color w:val="555555"/>
@@ -7483,7 +7483,7 @@
       </w:pPr>
       <w:r>
         <w:rPr>
-          <w:rFonts w:ascii="Calibri" w:hAnsi="Calibri" w:cs="Calibri" w:eastAsia="Calibri"/>
+          <w:rFonts w:ascii="Arial" w:hAnsi="Arial" w:cs="Arial" w:eastAsia="Arial"/>
           <w:b w:val="0"/>
           <w:i w:val="0"/>
           <w:color w:val="1F4E3D"/>
@@ -7491,19 +7491,19 @@
         </w:rPr>
         <w:t xml:space="preserve">• </w:t>
       </w:r>
-      <w:r>
-        <w:rPr>
-          <w:rFonts w:ascii="Calibri" w:hAnsi="Calibri" w:cs="Calibri" w:eastAsia="Calibri"/>
-          <w:b w:val="0"/>
-          <w:i w:val="0"/>
-          <w:color w:val="1A1A1A"/>
-          <w:sz w:val="18"/>
-        </w:rPr>
-        <w:t>QGIS Beginner All-in-One Starter Pack (theory &amp; practice)</w:t>
-      </w:r>
-      <w:r>
-        <w:rPr>
-          <w:rFonts w:ascii="Calibri" w:hAnsi="Calibri" w:cs="Calibri" w:eastAsia="Calibri"/>
+      <w:hyperlink r:id="rId25">
+        <w:r>
+          <w:rPr>
+            <w:rFonts w:ascii="Arial" w:hAnsi="Arial" w:cs="Arial" w:eastAsia="Arial"/>
+            <w:sz w:val="18"/>
+            <w:color w:val="1a1a1a"/>
+          </w:rPr>
+          <w:t xml:space="preserve">QGIS Beginner All-in-One Starter Pack (theory &amp; practice)</w:t>
+        </w:r>
+      </w:hyperlink>
+      <w:r>
+        <w:rPr>
+          <w:rFonts w:ascii="Arial" w:hAnsi="Arial" w:cs="Arial" w:eastAsia="Arial"/>
           <w:b w:val="0"/>
           <w:i w:val="0"/>
           <w:color w:val="555555"/>
@@ -7523,7 +7523,7 @@
       </w:pPr>
       <w:r>
         <w:rPr>
-          <w:rFonts w:ascii="Calibri" w:hAnsi="Calibri" w:cs="Calibri" w:eastAsia="Calibri"/>
+          <w:rFonts w:ascii="Arial" w:hAnsi="Arial" w:cs="Arial" w:eastAsia="Arial"/>
           <w:b w:val="0"/>
           <w:i w:val="0"/>
           <w:color w:val="1F4E3D"/>
@@ -7531,19 +7531,19 @@
         </w:rPr>
         <w:t xml:space="preserve">• </w:t>
       </w:r>
-      <w:r>
-        <w:rPr>
-          <w:rFonts w:ascii="Calibri" w:hAnsi="Calibri" w:cs="Calibri" w:eastAsia="Calibri"/>
-          <w:b w:val="0"/>
-          <w:i w:val="0"/>
-          <w:color w:val="1A1A1A"/>
-          <w:sz w:val="18"/>
-        </w:rPr>
-        <w:t>QGIS Mapping Visualization A to Z (Vector / Basic)</w:t>
-      </w:r>
-      <w:r>
-        <w:rPr>
-          <w:rFonts w:ascii="Calibri" w:hAnsi="Calibri" w:cs="Calibri" w:eastAsia="Calibri"/>
+      <w:hyperlink r:id="rId26">
+        <w:r>
+          <w:rPr>
+            <w:rFonts w:ascii="Arial" w:hAnsi="Arial" w:cs="Arial" w:eastAsia="Arial"/>
+            <w:sz w:val="18"/>
+            <w:color w:val="1a1a1a"/>
+          </w:rPr>
+          <w:t xml:space="preserve">QGIS Mapping Visualization A to Z (Vector / Basic)</w:t>
+        </w:r>
+      </w:hyperlink>
+      <w:r>
+        <w:rPr>
+          <w:rFonts w:ascii="Arial" w:hAnsi="Arial" w:cs="Arial" w:eastAsia="Arial"/>
           <w:b w:val="0"/>
           <w:i w:val="0"/>
           <w:color w:val="555555"/>
@@ -7563,7 +7563,7 @@
       </w:pPr>
       <w:r>
         <w:rPr>
-          <w:rFonts w:ascii="Calibri" w:hAnsi="Calibri" w:cs="Calibri" w:eastAsia="Calibri"/>
+          <w:rFonts w:ascii="Arial" w:hAnsi="Arial" w:cs="Arial" w:eastAsia="Arial"/>
           <w:b w:val="0"/>
           <w:i w:val="0"/>
           <w:color w:val="1F4E3D"/>
@@ -7571,19 +7571,19 @@
         </w:rPr>
         <w:t xml:space="preserve">• </w:t>
       </w:r>
-      <w:r>
-        <w:rPr>
-          <w:rFonts w:ascii="Calibri" w:hAnsi="Calibri" w:cs="Calibri" w:eastAsia="Calibri"/>
-          <w:b w:val="0"/>
-          <w:i w:val="0"/>
-          <w:color w:val="1A1A1A"/>
-          <w:sz w:val="18"/>
-        </w:rPr>
-        <w:t>QGIS Python Automation</w:t>
-      </w:r>
-      <w:r>
-        <w:rPr>
-          <w:rFonts w:ascii="Calibri" w:hAnsi="Calibri" w:cs="Calibri" w:eastAsia="Calibri"/>
+      <w:hyperlink r:id="rId27">
+        <w:r>
+          <w:rPr>
+            <w:rFonts w:ascii="Arial" w:hAnsi="Arial" w:cs="Arial" w:eastAsia="Arial"/>
+            <w:sz w:val="18"/>
+            <w:color w:val="1a1a1a"/>
+          </w:rPr>
+          <w:t xml:space="preserve">QGIS Python Automation</w:t>
+        </w:r>
+      </w:hyperlink>
+      <w:r>
+        <w:rPr>
+          <w:rFonts w:ascii="Arial" w:hAnsi="Arial" w:cs="Arial" w:eastAsia="Arial"/>
           <w:b w:val="0"/>
           <w:i w:val="0"/>
           <w:color w:val="555555"/>
@@ -7599,7 +7599,7 @@
       </w:pPr>
       <w:r>
         <w:rPr>
-          <w:rFonts w:ascii="Calibri" w:hAnsi="Calibri" w:cs="Calibri" w:eastAsia="Calibri"/>
+          <w:rFonts w:ascii="Arial" w:hAnsi="Arial" w:cs="Arial" w:eastAsia="Arial"/>
           <w:b/>
           <w:i w:val="0"/>
           <w:color w:val="1F4E3D"/>
@@ -7618,7 +7618,7 @@
       </w:pPr>
       <w:r>
         <w:rPr>
-          <w:rFonts w:ascii="Calibri" w:hAnsi="Calibri" w:cs="Calibri" w:eastAsia="Calibri"/>
+          <w:rFonts w:ascii="Arial" w:hAnsi="Arial" w:cs="Arial" w:eastAsia="Arial"/>
           <w:b w:val="0"/>
           <w:i w:val="0"/>
           <w:color w:val="1F4E3D"/>
@@ -7628,7 +7628,7 @@
       </w:r>
       <w:r>
         <w:rPr>
-          <w:rFonts w:ascii="Calibri" w:hAnsi="Calibri" w:cs="Calibri" w:eastAsia="Calibri"/>
+          <w:rFonts w:ascii="Arial" w:hAnsi="Arial" w:cs="Arial" w:eastAsia="Arial"/>
           <w:b w:val="0"/>
           <w:i w:val="0"/>
           <w:color w:val="1A1A1A"/>
@@ -7638,7 +7638,7 @@
       </w:r>
       <w:r>
         <w:rPr>
-          <w:rFonts w:ascii="Calibri" w:hAnsi="Calibri" w:cs="Calibri" w:eastAsia="Calibri"/>
+          <w:rFonts w:ascii="Arial" w:hAnsi="Arial" w:cs="Arial" w:eastAsia="Arial"/>
           <w:b w:val="0"/>
           <w:i w:val="0"/>
           <w:color w:val="555555"/>
@@ -7658,7 +7658,7 @@
       </w:pPr>
       <w:r>
         <w:rPr>
-          <w:rFonts w:ascii="Calibri" w:hAnsi="Calibri" w:cs="Calibri" w:eastAsia="Calibri"/>
+          <w:rFonts w:ascii="Arial" w:hAnsi="Arial" w:cs="Arial" w:eastAsia="Arial"/>
           <w:b w:val="0"/>
           <w:i w:val="0"/>
           <w:color w:val="1F4E3D"/>
@@ -7668,7 +7668,7 @@
       </w:r>
       <w:r>
         <w:rPr>
-          <w:rFonts w:ascii="Calibri" w:hAnsi="Calibri" w:cs="Calibri" w:eastAsia="Calibri"/>
+          <w:rFonts w:ascii="Arial" w:hAnsi="Arial" w:cs="Arial" w:eastAsia="Arial"/>
           <w:b w:val="0"/>
           <w:i w:val="0"/>
           <w:color w:val="1A1A1A"/>
@@ -7678,7 +7678,7 @@
       </w:r>
       <w:r>
         <w:rPr>
-          <w:rFonts w:ascii="Calibri" w:hAnsi="Calibri" w:cs="Calibri" w:eastAsia="Calibri"/>
+          <w:rFonts w:ascii="Arial" w:hAnsi="Arial" w:cs="Arial" w:eastAsia="Arial"/>
           <w:b w:val="0"/>
           <w:i w:val="0"/>
           <w:color w:val="555555"/>
@@ -7698,7 +7698,7 @@
       </w:pPr>
       <w:r>
         <w:rPr>
-          <w:rFonts w:ascii="Calibri" w:hAnsi="Calibri" w:cs="Calibri" w:eastAsia="Calibri"/>
+          <w:rFonts w:ascii="Arial" w:hAnsi="Arial" w:cs="Arial" w:eastAsia="Arial"/>
           <w:b w:val="0"/>
           <w:i w:val="0"/>
           <w:color w:val="1F4E3D"/>
@@ -7708,7 +7708,7 @@
       </w:r>
       <w:r>
         <w:rPr>
-          <w:rFonts w:ascii="Calibri" w:hAnsi="Calibri" w:cs="Calibri" w:eastAsia="Calibri"/>
+          <w:rFonts w:ascii="Arial" w:hAnsi="Arial" w:cs="Arial" w:eastAsia="Arial"/>
           <w:b w:val="0"/>
           <w:i w:val="0"/>
           <w:color w:val="1A1A1A"/>
@@ -7718,7 +7718,7 @@
       </w:r>
       <w:r>
         <w:rPr>
-          <w:rFonts w:ascii="Calibri" w:hAnsi="Calibri" w:cs="Calibri" w:eastAsia="Calibri"/>
+          <w:rFonts w:ascii="Arial" w:hAnsi="Arial" w:cs="Arial" w:eastAsia="Arial"/>
           <w:b w:val="0"/>
           <w:i w:val="0"/>
           <w:color w:val="555555"/>
@@ -7738,7 +7738,7 @@
       </w:pPr>
       <w:r>
         <w:rPr>
-          <w:rFonts w:ascii="Calibri" w:hAnsi="Calibri" w:cs="Calibri" w:eastAsia="Calibri"/>
+          <w:rFonts w:ascii="Arial" w:hAnsi="Arial" w:cs="Arial" w:eastAsia="Arial"/>
           <w:b w:val="0"/>
           <w:i w:val="0"/>
           <w:color w:val="1F4E3D"/>
@@ -7748,7 +7748,7 @@
       </w:r>
       <w:r>
         <w:rPr>
-          <w:rFonts w:ascii="Calibri" w:hAnsi="Calibri" w:cs="Calibri" w:eastAsia="Calibri"/>
+          <w:rFonts w:ascii="Arial" w:hAnsi="Arial" w:cs="Arial" w:eastAsia="Arial"/>
           <w:b w:val="0"/>
           <w:i w:val="0"/>
           <w:color w:val="1A1A1A"/>
@@ -7758,7 +7758,7 @@
       </w:r>
       <w:r>
         <w:rPr>
-          <w:rFonts w:ascii="Calibri" w:hAnsi="Calibri" w:cs="Calibri" w:eastAsia="Calibri"/>
+          <w:rFonts w:ascii="Arial" w:hAnsi="Arial" w:cs="Arial" w:eastAsia="Arial"/>
           <w:b w:val="0"/>
           <w:i w:val="0"/>
           <w:color w:val="555555"/>
@@ -7778,7 +7778,7 @@
       </w:pPr>
       <w:r>
         <w:rPr>
-          <w:rFonts w:ascii="Calibri" w:hAnsi="Calibri" w:cs="Calibri" w:eastAsia="Calibri"/>
+          <w:rFonts w:ascii="Arial" w:hAnsi="Arial" w:cs="Arial" w:eastAsia="Arial"/>
           <w:b w:val="0"/>
           <w:i w:val="0"/>
           <w:color w:val="1F4E3D"/>
@@ -7788,7 +7788,7 @@
       </w:r>
       <w:r>
         <w:rPr>
-          <w:rFonts w:ascii="Calibri" w:hAnsi="Calibri" w:cs="Calibri" w:eastAsia="Calibri"/>
+          <w:rFonts w:ascii="Arial" w:hAnsi="Arial" w:cs="Arial" w:eastAsia="Arial"/>
           <w:b w:val="0"/>
           <w:i w:val="0"/>
           <w:color w:val="1A1A1A"/>
@@ -7798,7 +7798,7 @@
       </w:r>
       <w:r>
         <w:rPr>
-          <w:rFonts w:ascii="Calibri" w:hAnsi="Calibri" w:cs="Calibri" w:eastAsia="Calibri"/>
+          <w:rFonts w:ascii="Arial" w:hAnsi="Arial" w:cs="Arial" w:eastAsia="Arial"/>
           <w:b w:val="0"/>
           <w:i w:val="0"/>
           <w:color w:val="555555"/>
@@ -7818,7 +7818,7 @@
       </w:pPr>
       <w:r>
         <w:rPr>
-          <w:rFonts w:ascii="Calibri" w:hAnsi="Calibri" w:cs="Calibri" w:eastAsia="Calibri"/>
+          <w:rFonts w:ascii="Arial" w:hAnsi="Arial" w:cs="Arial" w:eastAsia="Arial"/>
           <w:b w:val="0"/>
           <w:i w:val="0"/>
           <w:color w:val="1F4E3D"/>
@@ -7828,7 +7828,7 @@
       </w:r>
       <w:r>
         <w:rPr>
-          <w:rFonts w:ascii="Calibri" w:hAnsi="Calibri" w:cs="Calibri" w:eastAsia="Calibri"/>
+          <w:rFonts w:ascii="Arial" w:hAnsi="Arial" w:cs="Arial" w:eastAsia="Arial"/>
           <w:b w:val="0"/>
           <w:i w:val="0"/>
           <w:color w:val="1A1A1A"/>
@@ -7838,7 +7838,7 @@
       </w:r>
       <w:r>
         <w:rPr>
-          <w:rFonts w:ascii="Calibri" w:hAnsi="Calibri" w:cs="Calibri" w:eastAsia="Calibri"/>
+          <w:rFonts w:ascii="Arial" w:hAnsi="Arial" w:cs="Arial" w:eastAsia="Arial"/>
           <w:b w:val="0"/>
           <w:i w:val="0"/>
           <w:color w:val="555555"/>
@@ -7858,7 +7858,7 @@
       </w:pPr>
       <w:r>
         <w:rPr>
-          <w:rFonts w:ascii="Calibri" w:hAnsi="Calibri" w:cs="Calibri" w:eastAsia="Calibri"/>
+          <w:rFonts w:ascii="Arial" w:hAnsi="Arial" w:cs="Arial" w:eastAsia="Arial"/>
           <w:b w:val="0"/>
           <w:i w:val="0"/>
           <w:color w:val="1F4E3D"/>
@@ -7868,7 +7868,7 @@
       </w:r>
       <w:r>
         <w:rPr>
-          <w:rFonts w:ascii="Calibri" w:hAnsi="Calibri" w:cs="Calibri" w:eastAsia="Calibri"/>
+          <w:rFonts w:ascii="Arial" w:hAnsi="Arial" w:cs="Arial" w:eastAsia="Arial"/>
           <w:b w:val="0"/>
           <w:i w:val="0"/>
           <w:color w:val="1A1A1A"/>
@@ -7878,7 +7878,7 @@
       </w:r>
       <w:r>
         <w:rPr>
-          <w:rFonts w:ascii="Calibri" w:hAnsi="Calibri" w:cs="Calibri" w:eastAsia="Calibri"/>
+          <w:rFonts w:ascii="Arial" w:hAnsi="Arial" w:cs="Arial" w:eastAsia="Arial"/>
           <w:b w:val="0"/>
           <w:i w:val="0"/>
           <w:color w:val="555555"/>
@@ -7898,7 +7898,7 @@
       </w:pPr>
       <w:r>
         <w:rPr>
-          <w:rFonts w:ascii="Calibri" w:hAnsi="Calibri" w:cs="Calibri" w:eastAsia="Calibri"/>
+          <w:rFonts w:ascii="Arial" w:hAnsi="Arial" w:cs="Arial" w:eastAsia="Arial"/>
           <w:b w:val="0"/>
           <w:i w:val="0"/>
           <w:color w:val="1F4E3D"/>
@@ -7908,7 +7908,7 @@
       </w:r>
       <w:r>
         <w:rPr>
-          <w:rFonts w:ascii="Calibri" w:hAnsi="Calibri" w:cs="Calibri" w:eastAsia="Calibri"/>
+          <w:rFonts w:ascii="Arial" w:hAnsi="Arial" w:cs="Arial" w:eastAsia="Arial"/>
           <w:b w:val="0"/>
           <w:i w:val="0"/>
           <w:color w:val="1A1A1A"/>
@@ -7918,7 +7918,7 @@
       </w:r>
       <w:r>
         <w:rPr>
-          <w:rFonts w:ascii="Calibri" w:hAnsi="Calibri" w:cs="Calibri" w:eastAsia="Calibri"/>
+          <w:rFonts w:ascii="Arial" w:hAnsi="Arial" w:cs="Arial" w:eastAsia="Arial"/>
           <w:b w:val="0"/>
           <w:i w:val="0"/>
           <w:color w:val="555555"/>
@@ -7937,7 +7937,7 @@
       </w:pPr>
       <w:r>
         <w:rPr>
-          <w:rFonts w:ascii="Calibri" w:hAnsi="Calibri" w:cs="Calibri" w:eastAsia="Calibri"/>
+          <w:rFonts w:ascii="Arial" w:hAnsi="Arial" w:cs="Arial" w:eastAsia="Arial"/>
           <w:b/>
           <w:i w:val="0"/>
           <w:caps/>
@@ -7957,7 +7957,7 @@
       </w:pPr>
       <w:r>
         <w:rPr>
-          <w:rFonts w:ascii="Calibri" w:hAnsi="Calibri" w:cs="Calibri" w:eastAsia="Calibri"/>
+          <w:rFonts w:ascii="Arial" w:hAnsi="Arial" w:cs="Arial" w:eastAsia="Arial"/>
           <w:b/>
           <w:i w:val="0"/>
           <w:color w:val="1A1A1A"/>
@@ -7967,7 +7967,7 @@
       </w:r>
       <w:r>
         <w:rPr>
-          <w:rFonts w:ascii="Calibri" w:hAnsi="Calibri" w:cs="Calibri" w:eastAsia="Calibri"/>
+          <w:rFonts w:ascii="Arial" w:hAnsi="Arial" w:cs="Arial" w:eastAsia="Arial"/>
           <w:b w:val="0"/>
           <w:i w:val="0"/>
           <w:color w:val="1A1A1A"/>
@@ -7977,7 +7977,7 @@
       </w:r>
       <w:r>
         <w:rPr>
-          <w:rFonts w:ascii="Calibri" w:hAnsi="Calibri" w:cs="Calibri" w:eastAsia="Calibri"/>
+          <w:rFonts w:ascii="Arial" w:hAnsi="Arial" w:cs="Arial" w:eastAsia="Arial"/>
           <w:b w:val="0"/>
           <w:i w:val="0"/>
           <w:color w:val="555555"/>
@@ -7990,7 +7990,7 @@
     <w:p>
       <w:r>
         <w:rPr>
-          <w:rFonts w:ascii="Calibri" w:hAnsi="Calibri" w:cs="Calibri" w:eastAsia="Calibri"/>
+          <w:rFonts w:ascii="Arial" w:hAnsi="Arial" w:cs="Arial" w:eastAsia="Arial"/>
           <w:b w:val="0"/>
           <w:i/>
           <w:color w:val="555555"/>
@@ -8008,7 +8008,7 @@
       </w:pPr>
       <w:r>
         <w:rPr>
-          <w:rFonts w:ascii="Calibri" w:hAnsi="Calibri" w:cs="Calibri" w:eastAsia="Calibri"/>
+          <w:rFonts w:ascii="Arial" w:hAnsi="Arial" w:cs="Arial" w:eastAsia="Arial"/>
           <w:b/>
           <w:i w:val="0"/>
           <w:color w:val="1A1A1A"/>
@@ -8018,7 +8018,7 @@
       </w:r>
       <w:r>
         <w:rPr>
-          <w:rFonts w:ascii="Calibri" w:hAnsi="Calibri" w:cs="Calibri" w:eastAsia="Calibri"/>
+          <w:rFonts w:ascii="Arial" w:hAnsi="Arial" w:cs="Arial" w:eastAsia="Arial"/>
           <w:b w:val="0"/>
           <w:i w:val="0"/>
           <w:color w:val="1A1A1A"/>
@@ -8028,7 +8028,7 @@
       </w:r>
       <w:r>
         <w:rPr>
-          <w:rFonts w:ascii="Calibri" w:hAnsi="Calibri" w:cs="Calibri" w:eastAsia="Calibri"/>
+          <w:rFonts w:ascii="Arial" w:hAnsi="Arial" w:cs="Arial" w:eastAsia="Arial"/>
           <w:b w:val="0"/>
           <w:i w:val="0"/>
           <w:color w:val="555555"/>
@@ -8041,7 +8041,7 @@
     <w:p>
       <w:r>
         <w:rPr>
-          <w:rFonts w:ascii="Calibri" w:hAnsi="Calibri" w:cs="Calibri" w:eastAsia="Calibri"/>
+          <w:rFonts w:ascii="Arial" w:hAnsi="Arial" w:cs="Arial" w:eastAsia="Arial"/>
           <w:b w:val="0"/>
           <w:i/>
           <w:color w:val="555555"/>
@@ -8059,7 +8059,7 @@
       </w:pPr>
       <w:r>
         <w:rPr>
-          <w:rFonts w:ascii="Calibri" w:hAnsi="Calibri" w:cs="Calibri" w:eastAsia="Calibri"/>
+          <w:rFonts w:ascii="Arial" w:hAnsi="Arial" w:cs="Arial" w:eastAsia="Arial"/>
           <w:b/>
           <w:i w:val="0"/>
           <w:color w:val="1A1A1A"/>
@@ -8069,7 +8069,7 @@
       </w:r>
       <w:r>
         <w:rPr>
-          <w:rFonts w:ascii="Calibri" w:hAnsi="Calibri" w:cs="Calibri" w:eastAsia="Calibri"/>
+          <w:rFonts w:ascii="Arial" w:hAnsi="Arial" w:cs="Arial" w:eastAsia="Arial"/>
           <w:b w:val="0"/>
           <w:i w:val="0"/>
           <w:color w:val="1A1A1A"/>
@@ -8079,7 +8079,7 @@
       </w:r>
       <w:r>
         <w:rPr>
-          <w:rFonts w:ascii="Calibri" w:hAnsi="Calibri" w:cs="Calibri" w:eastAsia="Calibri"/>
+          <w:rFonts w:ascii="Arial" w:hAnsi="Arial" w:cs="Arial" w:eastAsia="Arial"/>
           <w:b w:val="0"/>
           <w:i w:val="0"/>
           <w:color w:val="555555"/>
@@ -8092,7 +8092,7 @@
     <w:p>
       <w:r>
         <w:rPr>
-          <w:rFonts w:ascii="Calibri" w:hAnsi="Calibri" w:cs="Calibri" w:eastAsia="Calibri"/>
+          <w:rFonts w:ascii="Arial" w:hAnsi="Arial" w:cs="Arial" w:eastAsia="Arial"/>
           <w:b w:val="0"/>
           <w:i/>
           <w:color w:val="555555"/>
@@ -8110,7 +8110,7 @@
       </w:pPr>
       <w:r>
         <w:rPr>
-          <w:rFonts w:ascii="Calibri" w:hAnsi="Calibri" w:cs="Calibri" w:eastAsia="Calibri"/>
+          <w:rFonts w:ascii="Arial" w:hAnsi="Arial" w:cs="Arial" w:eastAsia="Arial"/>
           <w:b/>
           <w:i w:val="0"/>
           <w:color w:val="1A1A1A"/>
@@ -8120,7 +8120,7 @@
       </w:r>
       <w:r>
         <w:rPr>
-          <w:rFonts w:ascii="Calibri" w:hAnsi="Calibri" w:cs="Calibri" w:eastAsia="Calibri"/>
+          <w:rFonts w:ascii="Arial" w:hAnsi="Arial" w:cs="Arial" w:eastAsia="Arial"/>
           <w:b w:val="0"/>
           <w:i w:val="0"/>
           <w:color w:val="555555"/>
@@ -8153,7 +8153,7 @@
     </w:pPr>
     <w:r>
       <w:rPr>
-        <w:rFonts w:ascii="Calibri" w:hAnsi="Calibri" w:cs="Calibri" w:eastAsia="Calibri"/>
+        <w:rFonts w:ascii="Arial" w:hAnsi="Arial" w:cs="Arial" w:eastAsia="Arial"/>
         <w:b w:val="0"/>
         <w:i w:val="0"/>
         <w:color w:val="888888"/>
@@ -8164,7 +8164,7 @@
     </w:r>
     <w:r>
       <w:rPr>
-        <w:rFonts w:ascii="Calibri" w:hAnsi="Calibri" w:cs="Calibri" w:eastAsia="Calibri"/>
+        <w:rFonts w:ascii="Arial" w:hAnsi="Arial" w:cs="Arial" w:eastAsia="Arial"/>
         <w:b w:val="0"/>
         <w:i w:val="0"/>
         <w:color w:val="888888"/>
@@ -8189,7 +8189,7 @@
     </w:pPr>
     <w:r>
       <w:rPr>
-        <w:rFonts w:ascii="Calibri" w:hAnsi="Calibri" w:cs="Calibri" w:eastAsia="Calibri"/>
+        <w:rFonts w:ascii="Arial" w:hAnsi="Arial" w:cs="Arial" w:eastAsia="Arial"/>
         <w:b w:val="0"/>
         <w:i w:val="0"/>
         <w:color w:val="888888"/>
@@ -8569,7 +8569,7 @@
       <w:spacing w:after="0" w:line="250" w:lineRule="auto"/>
     </w:pPr>
     <w:rPr>
-      <w:rFonts w:ascii="Calibri" w:hAnsi="Calibri"/>
+      <w:rFonts w:ascii="Arial" w:hAnsi="Arial"/>
       <w:color w:val="1A1A1A"/>
       <w:sz w:val="19"/>
     </w:rPr>
